--- a/R/analysis/manuscript_methods_results.docx
+++ b/R/analysis/manuscript_methods_results.docx
@@ -33,7 +33,7 @@
         <w:pStyle w:val="Date"/>
       </w:pPr>
       <w:r>
-        <w:t xml:space="preserve">2026-05-17</w:t>
+        <w:t xml:space="preserve">2026-05-24</w:t>
       </w:r>
     </w:p>
     <w:sdt>
@@ -85,7 +85,7 @@
         <w:pStyle w:val="FirstParagraph"/>
       </w:pPr>
       <w:r>
-        <w:t xml:space="preserve">All statistics were conducted in R version 4.4.3 (2025-02-28) (R Core Team, 2024) using generalized additive mixed models (GAMMs) and generalized linear mixed models (GLMMs) implemented with</w:t>
+        <w:t xml:space="preserve">All statistics were conducted in R version 4.5.2 (2025-10-31) (R Core Team, 2024) using generalized additive mixed models (GAMMs) and generalized linear mixed models (GLMMs) implemented with</w:t>
       </w:r>
       <w:r>
         <w:t xml:space="preserve"> </w:t>
@@ -256,6 +256,14 @@
       </w:hyperlink>
       <w:r>
         <w:t xml:space="preserve">. Upon publication a github archive snapshot will be created and stored in Zenodo for reproducibility with a DOI and citation.</w:t>
+      </w:r>
+    </w:p>
+    <w:p>
+      <w:pPr>
+        <w:pStyle w:val="BodyText"/>
+      </w:pPr>
+      <w:r>
+        <w:t xml:space="preserve">Throughout this manuscript, significance is denoted using asterisks: *** p &lt; 0.001, ** p &lt; 0.01, * p &lt; 0.05.</w:t>
       </w:r>
     </w:p>
     <w:bookmarkEnd w:id="10"/>
@@ -470,7 +478,7 @@
     </w:p>
     <w:bookmarkEnd w:id="14"/>
     <w:bookmarkEnd w:id="15"/>
-    <w:bookmarkStart w:id="57" w:name="results"/>
+    <w:bookmarkStart w:id="56" w:name="results"/>
     <w:p>
       <w:pPr>
         <w:pStyle w:val="Heading1"/>
@@ -519,7 +527,7 @@
           <w:rPr>
             <w:rStyle w:val="Hyperlink"/>
           </w:rPr>
-          <w:t xml:space="preserve">Table 8</w:t>
+          <w:t xml:space="preserve">Table 9</w:t>
         </w:r>
       </w:hyperlink>
       <w:r>
@@ -1102,7 +1110,7 @@
           <w:rPr>
             <w:rStyle w:val="Hyperlink"/>
           </w:rPr>
-          <w:t xml:space="preserve">Table 1</w:t>
+          <w:t xml:space="preserve">Table 2</w:t>
         </w:r>
       </w:hyperlink>
       <w:r>
@@ -1113,7 +1121,7 @@
           <w:rPr>
             <w:rStyle w:val="Hyperlink"/>
           </w:rPr>
-          <w:t xml:space="preserve">Table 2</w:t>
+          <w:t xml:space="preserve">Table 3</w:t>
         </w:r>
       </w:hyperlink>
       <w:r>
@@ -1145,7 +1153,7 @@
           <w:rPr>
             <w:rStyle w:val="Hyperlink"/>
           </w:rPr>
-          <w:t xml:space="preserve">Table 3</w:t>
+          <w:t xml:space="preserve">Table 4</w:t>
         </w:r>
       </w:hyperlink>
       <w:r>
@@ -1156,7 +1164,7 @@
           <w:rPr>
             <w:rStyle w:val="Hyperlink"/>
           </w:rPr>
-          <w:t xml:space="preserve">Table 4</w:t>
+          <w:t xml:space="preserve">Table 5</w:t>
         </w:r>
       </w:hyperlink>
       <w:r>
@@ -1188,7 +1196,7 @@
           <w:rPr>
             <w:rStyle w:val="Hyperlink"/>
           </w:rPr>
-          <w:t xml:space="preserve">Table 5</w:t>
+          <w:t xml:space="preserve">Table 6</w:t>
         </w:r>
       </w:hyperlink>
       <w:r>
@@ -1202,7 +1210,7 @@
           <w:rPr>
             <w:rStyle w:val="Hyperlink"/>
           </w:rPr>
-          <w:t xml:space="preserve">Table 6</w:t>
+          <w:t xml:space="preserve">Table 7</w:t>
         </w:r>
       </w:hyperlink>
       <w:r>
@@ -1290,7 +1298,7 @@
     </w:tbl>
     <w:bookmarkEnd w:id="24"/>
     <w:bookmarkEnd w:id="25"/>
-    <w:bookmarkStart w:id="36" w:name="study-region-maps"/>
+    <w:bookmarkStart w:id="35" w:name="study-region-maps"/>
     <w:p>
       <w:pPr>
         <w:pStyle w:val="Heading2"/>
@@ -1299,7 +1307,7 @@
         <w:t xml:space="preserve">2.4 Study region maps</w:t>
       </w:r>
     </w:p>
-    <w:bookmarkStart w:id="30" w:name="mean-annual-precipitation"/>
+    <w:bookmarkStart w:id="34" w:name="mean-annual-precipitation"/>
     <w:p>
       <w:pPr>
         <w:pStyle w:val="Heading3"/>
@@ -1387,16 +1395,6 @@
         </w:tc>
       </w:tr>
     </w:tbl>
-    <w:bookmarkEnd w:id="30"/>
-    <w:bookmarkStart w:id="35" w:name="monthly-rainfall-patterns-2021"/>
-    <w:p>
-      <w:pPr>
-        <w:pStyle w:val="Heading3"/>
-      </w:pPr>
-      <w:r>
-        <w:t xml:space="preserve">2.4.2 Monthly Rainfall Patterns (2021)</w:t>
-      </w:r>
-    </w:p>
     <w:tbl>
       <w:tblPr>
         <w:tblStyle w:val="Table"/>
@@ -1410,7 +1408,7 @@
       <w:tr>
         <w:tc>
           <w:tcPr/>
-          <w:bookmarkStart w:id="34" w:name="fig-monthly-rainfall"/>
+          <w:bookmarkStart w:id="33" w:name="fig-monthly-rainfall"/>
           <w:p>
             <w:pPr>
               <w:pStyle w:val="Compact"/>
@@ -1421,18 +1419,18 @@
                 <wp:inline>
                   <wp:extent cx="5334000" cy="4445000"/>
                   <wp:effectExtent b="0" l="0" r="0" t="0"/>
-                  <wp:docPr descr="" title="" id="32" name="Picture"/>
+                  <wp:docPr descr="" title="" id="31" name="Picture"/>
                   <a:graphic>
                     <a:graphicData uri="http://schemas.openxmlformats.org/drawingml/2006/picture">
                       <pic:pic>
                         <pic:nvPicPr>
-                          <pic:cNvPr descr="manuscript_methods_results_files/figure-docx/fig-monthly-rainfall-1.png" id="33" name="Picture"/>
+                          <pic:cNvPr descr="manuscript_methods_results_files/figure-docx/fig-monthly-rainfall-1.png" id="32" name="Picture"/>
                           <pic:cNvPicPr>
                             <a:picLocks noChangeArrowheads="1" noChangeAspect="1"/>
                           </pic:cNvPicPr>
                         </pic:nvPicPr>
                         <pic:blipFill>
-                          <a:blip r:embed="rId31"/>
+                          <a:blip r:embed="rId30"/>
                           <a:stretch>
                             <a:fillRect/>
                           </a:stretch>
@@ -1472,13 +1470,13 @@
               <w:t xml:space="preserve">Figure 3: Monthly rainfall patterns during the 2021 growing season (July-October) across Senegal. Study regions are outlined in black.</w:t>
             </w:r>
           </w:p>
-          <w:bookmarkEnd w:id="34"/>
+          <w:bookmarkEnd w:id="33"/>
         </w:tc>
       </w:tr>
     </w:tbl>
+    <w:bookmarkEnd w:id="34"/>
     <w:bookmarkEnd w:id="35"/>
-    <w:bookmarkEnd w:id="36"/>
-    <w:bookmarkStart w:id="41" w:name="grasshopper-density-analysis"/>
+    <w:bookmarkStart w:id="40" w:name="grasshopper-density-analysis"/>
     <w:p>
       <w:pPr>
         <w:pStyle w:val="Heading2"/>
@@ -1500,7 +1498,7 @@
       <w:tr>
         <w:tc>
           <w:tcPr/>
-          <w:bookmarkStart w:id="40" w:name="fig-ose-density"/>
+          <w:bookmarkStart w:id="39" w:name="fig-ose-density"/>
           <w:p>
             <w:pPr>
               <w:pStyle w:val="Compact"/>
@@ -1511,18 +1509,18 @@
                 <wp:inline>
                   <wp:extent cx="4572000" cy="9144000"/>
                   <wp:effectExtent b="0" l="0" r="0" t="0"/>
-                  <wp:docPr descr="" title="" id="38" name="Picture"/>
+                  <wp:docPr descr="" title="" id="37" name="Picture"/>
                   <a:graphic>
                     <a:graphicData uri="http://schemas.openxmlformats.org/drawingml/2006/picture">
                       <pic:pic>
                         <pic:nvPicPr>
-                          <pic:cNvPr descr="manuscript_methods_results_files/figure-docx/fig-ose-density-1.png" id="39" name="Picture"/>
+                          <pic:cNvPr descr="manuscript_methods_results_files/figure-docx/fig-ose-density-1.png" id="38" name="Picture"/>
                           <pic:cNvPicPr>
                             <a:picLocks noChangeArrowheads="1" noChangeAspect="1"/>
                           </pic:cNvPicPr>
                         </pic:nvPicPr>
                         <pic:blipFill>
-                          <a:blip r:embed="rId37"/>
+                          <a:blip r:embed="rId36"/>
                           <a:stretch>
                             <a:fillRect/>
                           </a:stretch>
@@ -1562,12 +1560,12 @@
               <w:t xml:space="preserve">Figure 4: Senegalese grasshopper density was lower in the fertilized fields as compared to control millet fields across all study regions, particularly by missions 2 and 3 which took place after the fertilizer application was complete. Here and in subsequent figures, black and green circles are control and fertilized fields, respectively. Large solid circles are estimated marginal means and small open circles are raw data points. See the supplementary material Supp. Table SX for full statistical analysis.</w:t>
             </w:r>
           </w:p>
-          <w:bookmarkEnd w:id="40"/>
+          <w:bookmarkEnd w:id="39"/>
         </w:tc>
       </w:tr>
     </w:tbl>
-    <w:bookmarkEnd w:id="41"/>
-    <w:bookmarkStart w:id="46" w:name="ose-damage-analysis"/>
+    <w:bookmarkEnd w:id="40"/>
+    <w:bookmarkStart w:id="45" w:name="ose-damage-analysis"/>
     <w:p>
       <w:pPr>
         <w:pStyle w:val="Heading2"/>
@@ -1589,7 +1587,7 @@
       <w:tr>
         <w:tc>
           <w:tcPr/>
-          <w:bookmarkStart w:id="45" w:name="fig-ose-damage"/>
+          <w:bookmarkStart w:id="44" w:name="fig-ose-damage"/>
           <w:p>
             <w:pPr>
               <w:pStyle w:val="Compact"/>
@@ -1600,18 +1598,18 @@
                 <wp:inline>
                   <wp:extent cx="4572000" cy="9144000"/>
                   <wp:effectExtent b="0" l="0" r="0" t="0"/>
-                  <wp:docPr descr="" title="" id="43" name="Picture"/>
+                  <wp:docPr descr="" title="" id="42" name="Picture"/>
                   <a:graphic>
                     <a:graphicData uri="http://schemas.openxmlformats.org/drawingml/2006/picture">
                       <pic:pic>
                         <pic:nvPicPr>
-                          <pic:cNvPr descr="manuscript_methods_results_files/figure-docx/fig-ose-damage-1.png" id="44" name="Picture"/>
+                          <pic:cNvPr descr="manuscript_methods_results_files/figure-docx/fig-ose-damage-1.png" id="43" name="Picture"/>
                           <pic:cNvPicPr>
                             <a:picLocks noChangeArrowheads="1" noChangeAspect="1"/>
                           </pic:cNvPicPr>
                         </pic:nvPicPr>
                         <pic:blipFill>
-                          <a:blip r:embed="rId42"/>
+                          <a:blip r:embed="rId41"/>
                           <a:stretch>
                             <a:fillRect/>
                           </a:stretch>
@@ -1651,12 +1649,12 @@
               <w:t xml:space="preserve">Figure 5: Millet leaf damage (%) from grasshoppers across the study regions and missions remained low in the fertilized fields but was elevated in the control fields during the second and third missions after the fertilizer application was complete. See the supplementary material Supp. Table SX for full statistical analysis.</w:t>
             </w:r>
           </w:p>
-          <w:bookmarkEnd w:id="45"/>
+          <w:bookmarkEnd w:id="44"/>
         </w:tc>
       </w:tr>
     </w:tbl>
-    <w:bookmarkEnd w:id="46"/>
-    <w:bookmarkStart w:id="51" w:name="millet-yield-analysis"/>
+    <w:bookmarkEnd w:id="45"/>
+    <w:bookmarkStart w:id="50" w:name="millet-yield-analysis"/>
     <w:p>
       <w:pPr>
         <w:pStyle w:val="Heading2"/>
@@ -1678,7 +1676,7 @@
       <w:tr>
         <w:tc>
           <w:tcPr/>
-          <w:bookmarkStart w:id="50" w:name="fig-yield-raw"/>
+          <w:bookmarkStart w:id="49" w:name="fig-yield-raw"/>
           <w:p>
             <w:pPr>
               <w:pStyle w:val="Compact"/>
@@ -1689,18 +1687,18 @@
                 <wp:inline>
                   <wp:extent cx="5334000" cy="5334000"/>
                   <wp:effectExtent b="0" l="0" r="0" t="0"/>
-                  <wp:docPr descr="" title="" id="48" name="Picture"/>
+                  <wp:docPr descr="" title="" id="47" name="Picture"/>
                   <a:graphic>
                     <a:graphicData uri="http://schemas.openxmlformats.org/drawingml/2006/picture">
                       <pic:pic>
                         <pic:nvPicPr>
-                          <pic:cNvPr descr="manuscript_methods_results_files/figure-docx/fig-yield-raw-1.png" id="49" name="Picture"/>
+                          <pic:cNvPr descr="manuscript_methods_results_files/figure-docx/fig-yield-raw-1.png" id="48" name="Picture"/>
                           <pic:cNvPicPr>
                             <a:picLocks noChangeArrowheads="1" noChangeAspect="1"/>
                           </pic:cNvPicPr>
                         </pic:nvPicPr>
                         <pic:blipFill>
-                          <a:blip r:embed="rId47"/>
+                          <a:blip r:embed="rId46"/>
                           <a:stretch>
                             <a:fillRect/>
                           </a:stretch>
@@ -1740,12 +1738,12 @@
               <w:t xml:space="preserve">Figure 6: Millet yield was highest in fertilized fields across the three regions where there was sufficient rainfall to support millet to harvest (Fatick, Kaffrine, and Thies). See the supplementary material Supp. Table SX for full statistical analysis.</w:t>
             </w:r>
           </w:p>
-          <w:bookmarkEnd w:id="50"/>
+          <w:bookmarkEnd w:id="49"/>
         </w:tc>
       </w:tr>
     </w:tbl>
-    <w:bookmarkEnd w:id="51"/>
-    <w:bookmarkStart w:id="56" w:name="X71defc2e7a42eb3100b382b33a353bfcb1c9853"/>
+    <w:bookmarkEnd w:id="50"/>
+    <w:bookmarkStart w:id="55" w:name="X71defc2e7a42eb3100b382b33a353bfcb1c9853"/>
     <w:p>
       <w:pPr>
         <w:pStyle w:val="Heading2"/>
@@ -1769,7 +1767,7 @@
           <w:rPr>
             <w:rStyle w:val="Hyperlink"/>
           </w:rPr>
-          <w:t xml:space="preserve">Table 7</w:t>
+          <w:t xml:space="preserve">Table 8</w:t>
         </w:r>
       </w:hyperlink>
       <w:r>
@@ -1789,7 +1787,7 @@
       <w:tr>
         <w:tc>
           <w:tcPr/>
-          <w:bookmarkStart w:id="55" w:name="fig-ground-cover"/>
+          <w:bookmarkStart w:id="54" w:name="fig-ground-cover"/>
           <w:p>
             <w:pPr>
               <w:pStyle w:val="Compact"/>
@@ -1800,18 +1798,18 @@
                 <wp:inline>
                   <wp:extent cx="5334000" cy="5334000"/>
                   <wp:effectExtent b="0" l="0" r="0" t="0"/>
-                  <wp:docPr descr="" title="" id="53" name="Picture"/>
+                  <wp:docPr descr="" title="" id="52" name="Picture"/>
                   <a:graphic>
                     <a:graphicData uri="http://schemas.openxmlformats.org/drawingml/2006/picture">
                       <pic:pic>
                         <pic:nvPicPr>
-                          <pic:cNvPr descr="manuscript_methods_results_files/figure-docx/fig-ground-cover-1.png" id="54" name="Picture"/>
+                          <pic:cNvPr descr="manuscript_methods_results_files/figure-docx/fig-ground-cover-1.png" id="53" name="Picture"/>
                           <pic:cNvPicPr>
                             <a:picLocks noChangeArrowheads="1" noChangeAspect="1"/>
                           </pic:cNvPicPr>
                         </pic:nvPicPr>
                         <pic:blipFill>
-                          <a:blip r:embed="rId52"/>
+                          <a:blip r:embed="rId51"/>
                           <a:stretch>
                             <a:fillRect/>
                           </a:stretch>
@@ -1851,13 +1849,13 @@
               <w:t xml:space="preserve">Figure 7: Senegalese grasshopper density peaked at around 40% ground cover in fertilized fields and around 60-70% in control fields. However, ground cover did not differ significantly between fertilizer treatments. See Supp. Tables SX and SX for full statistical analysis and Supp. Fig. SX for raw data points.</w:t>
             </w:r>
           </w:p>
-          <w:bookmarkEnd w:id="55"/>
+          <w:bookmarkEnd w:id="54"/>
         </w:tc>
       </w:tr>
     </w:tbl>
+    <w:bookmarkEnd w:id="55"/>
     <w:bookmarkEnd w:id="56"/>
-    <w:bookmarkEnd w:id="57"/>
-    <w:bookmarkStart w:id="73" w:name="supplementary-figures"/>
+    <w:bookmarkStart w:id="72" w:name="supplementary-figures"/>
     <w:p>
       <w:pPr>
         <w:pStyle w:val="Heading1"/>
@@ -1866,7 +1864,7 @@
         <w:t xml:space="preserve">3. Supplementary Figures</w:t>
       </w:r>
     </w:p>
-    <w:bookmarkStart w:id="62" w:name="X3b2ed3ed24ad4e06880662bc79f7c861e67e019"/>
+    <w:bookmarkStart w:id="61" w:name="X3b2ed3ed24ad4e06880662bc79f7c861e67e019"/>
     <w:p>
       <w:pPr>
         <w:pStyle w:val="Heading2"/>
@@ -1888,7 +1886,7 @@
       <w:tr>
         <w:tc>
           <w:tcPr/>
-          <w:bookmarkStart w:id="61" w:name="X622817e625c1174d83aa9a440ea53781e93006f"/>
+          <w:bookmarkStart w:id="60" w:name="X622817e625c1174d83aa9a440ea53781e93006f"/>
           <w:p>
             <w:pPr>
               <w:pStyle w:val="Compact"/>
@@ -1899,18 +1897,18 @@
                 <wp:inline>
                   <wp:extent cx="5334000" cy="10668000"/>
                   <wp:effectExtent b="0" l="0" r="0" t="0"/>
-                  <wp:docPr descr="" title="" id="59" name="Picture"/>
+                  <wp:docPr descr="" title="" id="58" name="Picture"/>
                   <a:graphic>
                     <a:graphicData uri="http://schemas.openxmlformats.org/drawingml/2006/picture">
                       <pic:pic>
                         <pic:nvPicPr>
-                          <pic:cNvPr descr="manuscript_methods_results_files/figure-docx/fig-supp-raw-count-treatment-mission-region-1.png" id="60" name="Picture"/>
+                          <pic:cNvPr descr="manuscript_methods_results_files/figure-docx/fig-supp-raw-count-treatment-mission-region-1.png" id="59" name="Picture"/>
                           <pic:cNvPicPr>
                             <a:picLocks noChangeArrowheads="1" noChangeAspect="1"/>
                           </pic:cNvPicPr>
                         </pic:nvPicPr>
                         <pic:blipFill>
-                          <a:blip r:embed="rId58"/>
+                          <a:blip r:embed="rId57"/>
                           <a:stretch>
                             <a:fillRect/>
                           </a:stretch>
@@ -1947,15 +1945,15 @@
               <w:pStyle w:val="ImageCaption"/>
             </w:pPr>
             <w:r>
-              <w:t xml:space="preserve">Figure 8: Ground cover by fertilizer treatment and mission across regions. Ground cover increased throughout the growing season across all regions, with minimal differences between control and fertilized treatments. No significant fertilizer × mission interaction was detected.</w:t>
+              <w:t xml:space="preserve">Figure 8: Raw Senegalese grasshopper density by fertilizer treatment and mission across regions. Individual farmer observations (points) are connected by lines to show within-farm changes across missions. Density patterns varied substantially by region and mission, with no consistent fertilizer treatment effect.</w:t>
             </w:r>
           </w:p>
-          <w:bookmarkEnd w:id="61"/>
+          <w:bookmarkEnd w:id="60"/>
         </w:tc>
       </w:tr>
     </w:tbl>
-    <w:bookmarkEnd w:id="62"/>
-    <w:bookmarkStart w:id="67" w:name="ground-cover-by-fertilizer-treatment"/>
+    <w:bookmarkEnd w:id="61"/>
+    <w:bookmarkStart w:id="66" w:name="ground-cover-by-fertilizer-treatment"/>
     <w:p>
       <w:pPr>
         <w:pStyle w:val="Heading2"/>
@@ -1977,7 +1975,7 @@
       <w:tr>
         <w:tc>
           <w:tcPr/>
-          <w:bookmarkStart w:id="66" w:name="fig-supp-ground-cover-treatment"/>
+          <w:bookmarkStart w:id="65" w:name="fig-supp-ground-cover-treatment"/>
           <w:p>
             <w:pPr>
               <w:pStyle w:val="Compact"/>
@@ -1988,18 +1986,18 @@
                 <wp:inline>
                   <wp:extent cx="5334000" cy="5334000"/>
                   <wp:effectExtent b="0" l="0" r="0" t="0"/>
-                  <wp:docPr descr="" title="" id="64" name="Picture"/>
+                  <wp:docPr descr="" title="" id="63" name="Picture"/>
                   <a:graphic>
                     <a:graphicData uri="http://schemas.openxmlformats.org/drawingml/2006/picture">
                       <pic:pic>
                         <pic:nvPicPr>
-                          <pic:cNvPr descr="manuscript_methods_results_files/figure-docx/fig-supp-ground-cover-treatment-1.png" id="65" name="Picture"/>
+                          <pic:cNvPr descr="manuscript_methods_results_files/figure-docx/fig-supp-ground-cover-treatment-1.png" id="64" name="Picture"/>
                           <pic:cNvPicPr>
                             <a:picLocks noChangeArrowheads="1" noChangeAspect="1"/>
                           </pic:cNvPicPr>
                         </pic:nvPicPr>
                         <pic:blipFill>
-                          <a:blip r:embed="rId63"/>
+                          <a:blip r:embed="rId62"/>
                           <a:stretch>
                             <a:fillRect/>
                           </a:stretch>
@@ -2036,15 +2034,26 @@
               <w:pStyle w:val="ImageCaption"/>
             </w:pPr>
             <w:r>
-              <w:t xml:space="preserve">Figure 9: Ground cover by fertilizer treatment and mission across regions. Ground cover increased throughout the growing season across all regions, with minimal differences between control and fertilized treatments. No significant fertilizer × mission interaction was detected.</w:t>
+              <w:t xml:space="preserve">Figure 9: Ground cover by fertilizer treatment and mission across regions. Ground cover increased throughout the growing season across all regions, with minimal differences between control and fertilized treatments. Statistical analysis (</w:t>
+            </w:r>
+            <w:hyperlink w:anchor="tbl-ground-cover-fertilizer-effects">
+              <w:r>
+                <w:rPr>
+                  <w:rStyle w:val="Hyperlink"/>
+                </w:rPr>
+                <w:t xml:space="preserve">Table 1</w:t>
+              </w:r>
+            </w:hyperlink>
+            <w:r>
+              <w:t xml:space="preserve">) confirmed no significant main effect of fertilizer or fertilizer × mission interaction.</w:t>
             </w:r>
           </w:p>
-          <w:bookmarkEnd w:id="66"/>
+          <w:bookmarkEnd w:id="65"/>
         </w:tc>
       </w:tr>
     </w:tbl>
-    <w:bookmarkEnd w:id="67"/>
-    <w:bookmarkStart w:id="72" w:name="X45ac137678b47c00aeab879c7bb87a9c9c64900"/>
+    <w:bookmarkEnd w:id="66"/>
+    <w:bookmarkStart w:id="71" w:name="X45ac137678b47c00aeab879c7bb87a9c9c64900"/>
     <w:p>
       <w:pPr>
         <w:pStyle w:val="Heading2"/>
@@ -2066,7 +2075,7 @@
       <w:tr>
         <w:tc>
           <w:tcPr/>
-          <w:bookmarkStart w:id="71" w:name="fig-supp-temperature-mission"/>
+          <w:bookmarkStart w:id="70" w:name="fig-supp-temperature-mission"/>
           <w:p>
             <w:pPr>
               <w:pStyle w:val="Compact"/>
@@ -2077,18 +2086,18 @@
                 <wp:inline>
                   <wp:extent cx="5334000" cy="5334000"/>
                   <wp:effectExtent b="0" l="0" r="0" t="0"/>
-                  <wp:docPr descr="" title="" id="69" name="Picture"/>
+                  <wp:docPr descr="" title="" id="68" name="Picture"/>
                   <a:graphic>
                     <a:graphicData uri="http://schemas.openxmlformats.org/drawingml/2006/picture">
                       <pic:pic>
                         <pic:nvPicPr>
-                          <pic:cNvPr descr="manuscript_methods_results_files/figure-docx/fig-supp-temperature-mission-1.png" id="70" name="Picture"/>
+                          <pic:cNvPr descr="manuscript_methods_results_files/figure-docx/fig-supp-temperature-mission-1.png" id="69" name="Picture"/>
                           <pic:cNvPicPr>
                             <a:picLocks noChangeArrowheads="1" noChangeAspect="1"/>
                           </pic:cNvPicPr>
                         </pic:nvPicPr>
                         <pic:blipFill>
-                          <a:blip r:embed="rId68"/>
+                          <a:blip r:embed="rId67"/>
                           <a:stretch>
                             <a:fillRect/>
                           </a:stretch>
@@ -2128,13 +2137,13 @@
               <w:t xml:space="preserve">Figure 10: Temperature variation across missions and regions. Fatick showed increasing temperature through the sampling period, while Kaffrine, Thiès, and Saint-Louis remained more stable. Saint-Louis was generally cooler than the other regions. These patterns suggest that temperature at the time of survey is not a primary driver of grasshopper counts once region and mission timing are accounted for.</w:t>
             </w:r>
           </w:p>
-          <w:bookmarkEnd w:id="71"/>
+          <w:bookmarkEnd w:id="70"/>
         </w:tc>
       </w:tr>
     </w:tbl>
+    <w:bookmarkEnd w:id="71"/>
     <w:bookmarkEnd w:id="72"/>
-    <w:bookmarkEnd w:id="73"/>
-    <w:bookmarkStart w:id="121" w:name="supplementary-tables"/>
+    <w:bookmarkStart w:id="122" w:name="supplementary-tables"/>
     <w:p>
       <w:pPr>
         <w:pStyle w:val="Heading1"/>
@@ -2143,22 +2152,13 @@
         <w:t xml:space="preserve">4. Supplementary Tables</w:t>
       </w:r>
     </w:p>
-    <w:bookmarkStart w:id="78" w:name="grasshopper-density-analysis-tables"/>
+    <w:bookmarkStart w:id="74" w:name="X7ec7cdef0213c48ef8c0e20174b4a0090d7f589"/>
     <w:p>
       <w:pPr>
         <w:pStyle w:val="Heading2"/>
       </w:pPr>
       <w:r>
-        <w:t xml:space="preserve">4.1 grasshopper Density Analysis Tables</w:t>
-      </w:r>
-    </w:p>
-    <w:bookmarkStart w:id="75" w:name="model-summaries-by-mission"/>
-    <w:p>
-      <w:pPr>
-        <w:pStyle w:val="Heading3"/>
-      </w:pPr>
-      <w:r>
-        <w:t xml:space="preserve">4.1.1 Model Summaries by Mission</w:t>
+        <w:t xml:space="preserve">4.1 ground cover model summary by fertilizer treatment, mission, and region</w:t>
       </w:r>
     </w:p>
     <w:tbl>
@@ -2174,7 +2174,7 @@
       <w:tr>
         <w:tc>
           <w:tcPr/>
-          <w:bookmarkStart w:id="74" w:name="tbl-ose-density-models"/>
+          <w:bookmarkStart w:id="73" w:name="tbl-ground-cover-fertilizer-effects"/>
           <w:p>
             <w:pPr>
               <w:jc w:val="center"/>
@@ -2185,7 +2185,2555 @@
               <w:pStyle w:val="ImageCaption"/>
             </w:pPr>
             <w:r>
-              <w:t xml:space="preserve">Table 1: Model summaries for grasshopper density by treatment and region across three survey missions. Each mission was modeled separately using generalized linear mixed models (GLMMs) with Tweedie family distribution. Fixed effects include fertilizer treatment, region, and their interaction. Random effects account for farmer-level variation.</w:t>
+              <w:t xml:space="preserve">Table 1: Model summary for ground cover by fertilizer treatment, mission, and region. Generalized linear mixed model (GLMM) with Gaussian family distribution. Fixed effects include fertilizer treatment, mission, region, and the fertilizer × mission interaction. Random effects account for farmer-level variation.</w:t>
+            </w:r>
+          </w:p>
+          <w:p>
+            <w:pPr>
+              <w:spacing w:before="0" w:after="60"/>
+              <w:keepNext/>
+              <w:jc w:val="start"/>
+              <w:pStyle w:val="caption"/>
+            </w:pPr>
+            <w:r>
+              <w:rPr>
+                <w:rFonts w:ascii="Calibri" w:hAnsi="Calibri"/>
+                <w:sz w:val="24"/>
+              </w:rPr>
+              <w:t xml:space="preserve">Table </w:t>
+            </w:r>
+            <w:r>
+              <w:fldChar w:fldCharType="begin" w:dirty="true"/>
+            </w:r>
+            <w:r>
+              <w:instrText xml:space="preserve" w:dirty="true"> SEQ Table \* ARABIC </w:instrText>
+            </w:r>
+            <w:r>
+              <w:fldChar w:fldCharType="separate" w:dirty="true"/>
+            </w:r>
+            <w:r>
+              <w:rPr>
+                <w:noProof/>
+                <w:rFonts w:ascii="Calibri" w:hAnsi="Calibri"/>
+                <w:sz w:val="24"/>
+              </w:rPr>
+              <w:t xml:space="default">1</w:t>
+            </w:r>
+            <w:r>
+              <w:fldChar w:fldCharType="end" w:dirty="true"/>
+            </w:r>
+            <w:r>
+              <w:rPr>
+                <w:rFonts w:ascii="Calibri" w:hAnsi="Calibri"/>
+                <w:sz w:val="24"/>
+              </w:rPr>
+              <w:t xml:space="preserve">: </w:t>
+            </w:r>
+            <w:r>
+              <w:rPr>
+                <w:rFonts w:ascii="Calibri" w:hAnsi="Calibri"/>
+                <w:sz w:val="24"/>
+                <w:color w:val="333333"/>
+              </w:rPr>
+              <w:t xml:space="default">Model Estimates for Ground Cover ~ Fertilizer × Mission + Region</w:t>
+            </w:r>
+          </w:p>
+          <w:p>
+            <w:pPr>
+              <w:spacing w:before="0" w:after="60"/>
+              <w:keepNext/>
+              <w:jc w:val="start"/>
+              <w:pStyle w:val="caption"/>
+            </w:pPr>
+            <w:r>
+              <w:rPr>
+                <w:rFonts w:ascii="Calibri" w:hAnsi="Calibri"/>
+                <w:sz w:val="20"/>
+                <w:color w:val="333333"/>
+              </w:rPr>
+              <w:t xml:space="default">Fixed effects and random parameter SDs</w:t>
+            </w:r>
+          </w:p>
+          <w:tbl xmlns:w="http://schemas.openxmlformats.org/wordprocessingml/2006/main" xmlns:wp="http://schemas.openxmlformats.org/drawingml/2006/wordprocessingDrawing" xmlns:r="http://schemas.openxmlformats.org/officeDocument/2006/relationships" xmlns:w14="http://schemas.microsoft.com/office/word/2010/wordml">
+            <w:tblPr>
+              <w:tblCellMar>
+                <w:top w:w="0" w:type="dxa"/>
+                <w:bottom w:w="0" w:type="dxa"/>
+                <w:start w:w="60" w:type="dxa"/>
+                <w:end w:w="60" w:type="dxa"/>
+              </w:tblCellMar>
+              <w:tblW w:type="auto" w:w="0"/>
+              <w:tblLook w:firstRow="0" w:lastRow="0" w:firstColumn="0" w:lastColumn="0" w:noHBand="0" w:noVBand="0"/>
+              <w:jc w:val="center"/>
+            </w:tblPr>
+            <w:tr>
+              <w:trPr>
+                <w:cantSplit/>
+                <w:tblHeader/>
+              </w:trPr>
+              <w:tc>
+                <w:tcPr>
+                  <w:tcBorders>
+                    <w:top w:val="single" w:sz="16" w:space="0" w:color="D3D3D3"/>
+                    <w:bottom w:val="single" w:sz="16" w:space="0" w:color="D3D3D3"/>
+                    <w:start w:val="single" w:space="0" w:color="D3D3D3"/>
+                    <w:end w:val="single" w:space="0" w:color="D3D3D3"/>
+                  </w:tcBorders>
+                </w:tcPr>
+                <w:p>
+                  <w:pPr>
+                    <w:spacing w:before="0" w:after="60"/>
+                    <w:keepNext/>
+                    <w:jc w:val="start"/>
+                  </w:pPr>
+                  <w:r>
+                    <w:rPr>
+                      <w:rFonts w:ascii="Calibri" w:hAnsi="Calibri"/>
+                      <w:sz w:val="20"/>
+                    </w:rPr>
+                    <w:t xml:space="default"/>
+                  </w:r>
+                </w:p>
+              </w:tc>
+              <w:tc>
+                <w:tcPr>
+                  <w:tcBorders>
+                    <w:top w:val="single" w:sz="16" w:space="0" w:color="D3D3D3"/>
+                    <w:bottom w:val="single" w:sz="16" w:space="0" w:color="D3D3D3"/>
+                    <w:start w:val="single" w:space="0" w:color="D3D3D3"/>
+                  </w:tcBorders>
+                </w:tcPr>
+                <w:p>
+                  <w:pPr>
+                    <w:spacing w:before="0" w:after="60"/>
+                    <w:keepNext/>
+                    <w:jc w:val="start"/>
+                  </w:pPr>
+                  <w:r>
+                    <w:rPr>
+                      <w:rFonts w:ascii="Calibri" w:hAnsi="Calibri"/>
+                      <w:sz w:val="20"/>
+                    </w:rPr>
+                    <w:t xml:space="default">effect</w:t>
+                  </w:r>
+                </w:p>
+              </w:tc>
+              <w:tc>
+                <w:tcPr>
+                  <w:tcBorders>
+                    <w:top w:val="single" w:sz="16" w:space="0" w:color="D3D3D3"/>
+                    <w:bottom w:val="single" w:sz="16" w:space="0" w:color="D3D3D3"/>
+                  </w:tcBorders>
+                </w:tcPr>
+                <w:p>
+                  <w:pPr>
+                    <w:spacing w:before="0" w:after="60"/>
+                    <w:keepNext/>
+                    <w:jc w:val="start"/>
+                  </w:pPr>
+                  <w:r>
+                    <w:rPr>
+                      <w:rFonts w:ascii="Calibri" w:hAnsi="Calibri"/>
+                      <w:sz w:val="20"/>
+                    </w:rPr>
+                    <w:t xml:space="default">Component</w:t>
+                  </w:r>
+                </w:p>
+              </w:tc>
+              <w:tc>
+                <w:tcPr>
+                  <w:tcBorders>
+                    <w:top w:val="single" w:sz="16" w:space="0" w:color="D3D3D3"/>
+                    <w:bottom w:val="single" w:sz="16" w:space="0" w:color="D3D3D3"/>
+                  </w:tcBorders>
+                </w:tcPr>
+                <w:p>
+                  <w:pPr>
+                    <w:spacing w:before="0" w:after="60"/>
+                    <w:keepNext/>
+                    <w:jc w:val="center"/>
+                  </w:pPr>
+                  <w:r>
+                    <w:rPr>
+                      <w:rFonts w:ascii="Calibri" w:hAnsi="Calibri"/>
+                      <w:sz w:val="20"/>
+                    </w:rPr>
+                    <w:t xml:space="default">Estimate</w:t>
+                  </w:r>
+                </w:p>
+              </w:tc>
+              <w:tc>
+                <w:tcPr>
+                  <w:tcBorders>
+                    <w:top w:val="single" w:sz="16" w:space="0" w:color="D3D3D3"/>
+                    <w:bottom w:val="single" w:sz="16" w:space="0" w:color="D3D3D3"/>
+                  </w:tcBorders>
+                </w:tcPr>
+                <w:p>
+                  <w:pPr>
+                    <w:spacing w:before="0" w:after="60"/>
+                    <w:keepNext/>
+                    <w:jc w:val="center"/>
+                  </w:pPr>
+                  <w:r>
+                    <w:rPr>
+                      <w:rFonts w:ascii="Calibri" w:hAnsi="Calibri"/>
+                      <w:sz w:val="20"/>
+                    </w:rPr>
+                    <w:t xml:space="default">Std. error</w:t>
+                  </w:r>
+                </w:p>
+              </w:tc>
+              <w:tc>
+                <w:tcPr>
+                  <w:tcBorders>
+                    <w:top w:val="single" w:sz="16" w:space="0" w:color="D3D3D3"/>
+                    <w:bottom w:val="single" w:sz="16" w:space="0" w:color="D3D3D3"/>
+                  </w:tcBorders>
+                </w:tcPr>
+                <w:p>
+                  <w:pPr>
+                    <w:spacing w:before="0" w:after="60"/>
+                    <w:keepNext/>
+                    <w:jc w:val="center"/>
+                  </w:pPr>
+                  <w:r>
+                    <w:rPr>
+                      <w:rFonts w:ascii="Calibri" w:hAnsi="Calibri"/>
+                      <w:sz w:val="20"/>
+                    </w:rPr>
+                    <w:t xml:space="default">z</w:t>
+                  </w:r>
+                </w:p>
+              </w:tc>
+              <w:tc>
+                <w:tcPr>
+                  <w:tcBorders>
+                    <w:top w:val="single" w:sz="16" w:space="0" w:color="D3D3D3"/>
+                    <w:bottom w:val="single" w:sz="16" w:space="0" w:color="D3D3D3"/>
+                  </w:tcBorders>
+                </w:tcPr>
+                <w:p>
+                  <w:pPr>
+                    <w:spacing w:before="0" w:after="60"/>
+                    <w:keepNext/>
+                    <w:jc w:val="end"/>
+                  </w:pPr>
+                  <w:r>
+                    <w:rPr>
+                      <w:rFonts w:ascii="Calibri" w:hAnsi="Calibri"/>
+                      <w:sz w:val="20"/>
+                    </w:rPr>
+                    <w:t xml:space="default">p_value</w:t>
+                  </w:r>
+                </w:p>
+              </w:tc>
+              <w:tc>
+                <w:tcPr>
+                  <w:tcBorders>
+                    <w:top w:val="single" w:sz="16" w:space="0" w:color="D3D3D3"/>
+                    <w:bottom w:val="single" w:sz="16" w:space="0" w:color="D3D3D3"/>
+                    <w:end w:val="single" w:space="0" w:color="D3D3D3"/>
+                  </w:tcBorders>
+                </w:tcPr>
+                <w:p>
+                  <w:pPr>
+                    <w:spacing w:before="0" w:after="60"/>
+                    <w:keepNext/>
+                    <w:jc w:val="center"/>
+                  </w:pPr>
+                  <w:r>
+                    <w:rPr>
+                      <w:rFonts w:ascii="Calibri" w:hAnsi="Calibri"/>
+                      <w:sz w:val="20"/>
+                    </w:rPr>
+                    <w:t xml:space="default">p-value</w:t>
+                  </w:r>
+                </w:p>
+              </w:tc>
+            </w:tr>
+            <w:tr>
+              <w:trPr>
+                <w:cantSplit/>
+              </w:trPr>
+              <w:tc>
+                <w:tcPr>
+                  <w:tcBorders>
+                    <w:top w:val="single" w:sz="16" w:space="0" w:color="D3D3D3"/>
+                    <w:bottom w:val="single" w:sz="16" w:space="0" w:color="D3D3D3"/>
+                    <w:start w:val="single" w:space="0" w:color="D3D3D3"/>
+                    <w:end w:val="single" w:space="0" w:color="D3D3D3"/>
+                  </w:tcBorders>
+                  <w:tcMar>
+                    <w:top w:w="25" w:type="dxa"/>
+                  </w:tcMar>
+                  <w:gridSpan w:val="8"/>
+                </w:tcPr>
+                <w:p>
+                  <w:pPr>
+                    <w:spacing w:before="0" w:after="60"/>
+                    <w:keepNext/>
+                  </w:pPr>
+                  <w:r>
+                    <w:rPr>
+                      <w:rFonts w:ascii="Calibri" w:hAnsi="Calibri"/>
+                      <w:sz w:val="20"/>
+                      <w:b w:val="true"/>
+                    </w:rPr>
+                    <w:t xml:space="default">Random parameters</w:t>
+                  </w:r>
+                </w:p>
+              </w:tc>
+            </w:tr>
+            <w:tr>
+              <w:trPr>
+                <w:cantSplit/>
+              </w:trPr>
+              <w:tc>
+                <w:tcPr>
+                  <w:tcBorders>
+                    <w:top w:val="single" w:space="0" w:color="D3D3D3"/>
+                    <w:bottom w:val="single" w:space="0" w:color="D3D3D3"/>
+                    <w:start w:val="single" w:space="0" w:color="D3D3D3"/>
+                    <w:end w:val="single" w:space="0" w:color="D3D3D3"/>
+                  </w:tcBorders>
+                </w:tcPr>
+                <w:p>
+                  <w:pPr>
+                    <w:spacing w:before="0" w:after="60"/>
+                    <w:keepNext/>
+                    <w:jc w:val="start"/>
+                  </w:pPr>
+                  <w:r>
+                    <w:rPr>
+                      <w:rFonts w:ascii="Calibri" w:hAnsi="Calibri"/>
+                      <w:sz w:val="20"/>
+                    </w:rPr>
+                    <w:t xml:space="default">sd__(Intercept)</w:t>
+                  </w:r>
+                </w:p>
+              </w:tc>
+              <w:tc>
+                <w:tcPr>
+                  <w:tcBorders>
+                    <w:top w:val="single" w:space="0" w:color="D3D3D3"/>
+                    <w:bottom w:val="single" w:space="0" w:color="D3D3D3"/>
+                    <w:start w:val="single" w:space="0" w:color="D3D3D3"/>
+                    <w:end w:val="single" w:space="0" w:color="D3D3D3"/>
+                  </w:tcBorders>
+                </w:tcPr>
+                <w:p>
+                  <w:pPr>
+                    <w:spacing w:before="0" w:after="60"/>
+                    <w:keepNext/>
+                    <w:jc w:val="start"/>
+                  </w:pPr>
+                  <w:r>
+                    <w:rPr>
+                      <w:rFonts w:ascii="Calibri" w:hAnsi="Calibri"/>
+                      <w:sz w:val="20"/>
+                    </w:rPr>
+                    <w:t xml:space="default">ran_pars</w:t>
+                  </w:r>
+                </w:p>
+              </w:tc>
+              <w:tc>
+                <w:tcPr>
+                  <w:tcBorders>
+                    <w:top w:val="single" w:space="0" w:color="D3D3D3"/>
+                    <w:bottom w:val="single" w:space="0" w:color="D3D3D3"/>
+                    <w:start w:val="single" w:space="0" w:color="D3D3D3"/>
+                    <w:end w:val="single" w:space="0" w:color="D3D3D3"/>
+                  </w:tcBorders>
+                </w:tcPr>
+                <w:p>
+                  <w:pPr>
+                    <w:spacing w:before="0" w:after="60"/>
+                    <w:keepNext/>
+                    <w:jc w:val="start"/>
+                  </w:pPr>
+                  <w:r>
+                    <w:rPr>
+                      <w:rFonts w:ascii="Calibri" w:hAnsi="Calibri"/>
+                      <w:sz w:val="20"/>
+                    </w:rPr>
+                    <w:t xml:space="default">cond</w:t>
+                  </w:r>
+                </w:p>
+              </w:tc>
+              <w:tc>
+                <w:tcPr>
+                  <w:tcBorders>
+                    <w:top w:val="single" w:space="0" w:color="D3D3D3"/>
+                    <w:bottom w:val="single" w:space="0" w:color="D3D3D3"/>
+                    <w:start w:val="single" w:space="0" w:color="D3D3D3"/>
+                    <w:end w:val="single" w:space="0" w:color="D3D3D3"/>
+                  </w:tcBorders>
+                </w:tcPr>
+                <w:p>
+                  <w:pPr>
+                    <w:spacing w:before="0" w:after="60"/>
+                    <w:keepNext/>
+                    <w:jc w:val="center"/>
+                  </w:pPr>
+                  <w:r>
+                    <w:rPr>
+                      <w:rFonts w:ascii="Calibri" w:hAnsi="Calibri"/>
+                      <w:sz w:val="20"/>
+                    </w:rPr>
+                    <w:t xml:space="default">11.087</w:t>
+                  </w:r>
+                </w:p>
+              </w:tc>
+              <w:tc>
+                <w:tcPr>
+                  <w:tcBorders>
+                    <w:top w:val="single" w:space="0" w:color="D3D3D3"/>
+                    <w:bottom w:val="single" w:space="0" w:color="D3D3D3"/>
+                    <w:start w:val="single" w:space="0" w:color="D3D3D3"/>
+                    <w:end w:val="single" w:space="0" w:color="D3D3D3"/>
+                  </w:tcBorders>
+                </w:tcPr>
+                <w:p>
+                  <w:pPr>
+                    <w:spacing w:before="0" w:after="60"/>
+                    <w:keepNext/>
+                    <w:jc w:val="center"/>
+                  </w:pPr>
+                  <w:r>
+                    <w:rPr>
+                      <w:rFonts w:ascii="Calibri" w:hAnsi="Calibri"/>
+                      <w:sz w:val="20"/>
+                    </w:rPr>
+                    <w:t xml:space="default">-</w:t>
+                  </w:r>
+                </w:p>
+              </w:tc>
+              <w:tc>
+                <w:tcPr>
+                  <w:tcBorders>
+                    <w:top w:val="single" w:space="0" w:color="D3D3D3"/>
+                    <w:bottom w:val="single" w:space="0" w:color="D3D3D3"/>
+                    <w:start w:val="single" w:space="0" w:color="D3D3D3"/>
+                    <w:end w:val="single" w:space="0" w:color="D3D3D3"/>
+                  </w:tcBorders>
+                </w:tcPr>
+                <w:p>
+                  <w:pPr>
+                    <w:spacing w:before="0" w:after="60"/>
+                    <w:keepNext/>
+                    <w:jc w:val="center"/>
+                  </w:pPr>
+                  <w:r>
+                    <w:rPr>
+                      <w:rFonts w:ascii="Calibri" w:hAnsi="Calibri"/>
+                      <w:sz w:val="20"/>
+                    </w:rPr>
+                    <w:t xml:space="default">-</w:t>
+                  </w:r>
+                </w:p>
+              </w:tc>
+              <w:tc>
+                <w:tcPr>
+                  <w:tcBorders>
+                    <w:top w:val="single" w:space="0" w:color="D3D3D3"/>
+                    <w:bottom w:val="single" w:space="0" w:color="D3D3D3"/>
+                    <w:start w:val="single" w:space="0" w:color="D3D3D3"/>
+                    <w:end w:val="single" w:space="0" w:color="D3D3D3"/>
+                  </w:tcBorders>
+                </w:tcPr>
+                <w:p>
+                  <w:pPr>
+                    <w:spacing w:before="0" w:after="60"/>
+                    <w:keepNext/>
+                    <w:jc w:val="end"/>
+                  </w:pPr>
+                  <w:r>
+                    <w:rPr>
+                      <w:rFonts w:ascii="Calibri" w:hAnsi="Calibri"/>
+                      <w:sz w:val="20"/>
+                    </w:rPr>
+                    <w:t xml:space="default">-</w:t>
+                  </w:r>
+                </w:p>
+              </w:tc>
+              <w:tc>
+                <w:tcPr>
+                  <w:tcBorders>
+                    <w:top w:val="single" w:space="0" w:color="D3D3D3"/>
+                    <w:bottom w:val="single" w:space="0" w:color="D3D3D3"/>
+                    <w:start w:val="single" w:space="0" w:color="D3D3D3"/>
+                    <w:end w:val="single" w:space="0" w:color="D3D3D3"/>
+                  </w:tcBorders>
+                </w:tcPr>
+                <w:p>
+                  <w:pPr>
+                    <w:spacing w:before="0" w:after="60"/>
+                    <w:keepNext/>
+                    <w:jc w:val="center"/>
+                  </w:pPr>
+                  <w:r>
+                    <w:rPr>
+                      <w:rFonts w:ascii="Calibri" w:hAnsi="Calibri"/>
+                      <w:sz w:val="20"/>
+                    </w:rPr>
+                    <w:t xml:space="default">-</w:t>
+                  </w:r>
+                </w:p>
+              </w:tc>
+            </w:tr>
+            <w:tr>
+              <w:trPr>
+                <w:cantSplit/>
+              </w:trPr>
+              <w:tc>
+                <w:tcPr>
+                  <w:tcBorders>
+                    <w:top w:val="single" w:space="0" w:color="D3D3D3"/>
+                    <w:bottom w:val="single" w:space="0" w:color="D3D3D3"/>
+                    <w:start w:val="single" w:space="0" w:color="D3D3D3"/>
+                    <w:end w:val="single" w:space="0" w:color="D3D3D3"/>
+                  </w:tcBorders>
+                </w:tcPr>
+                <w:p>
+                  <w:pPr>
+                    <w:spacing w:before="0" w:after="60"/>
+                    <w:keepNext/>
+                    <w:jc w:val="start"/>
+                  </w:pPr>
+                  <w:r>
+                    <w:rPr>
+                      <w:rFonts w:ascii="Calibri" w:hAnsi="Calibri"/>
+                      <w:sz w:val="20"/>
+                    </w:rPr>
+                    <w:t xml:space="default">sd__Observation</w:t>
+                  </w:r>
+                </w:p>
+              </w:tc>
+              <w:tc>
+                <w:tcPr>
+                  <w:tcBorders>
+                    <w:top w:val="single" w:space="0" w:color="D3D3D3"/>
+                    <w:bottom w:val="single" w:space="0" w:color="D3D3D3"/>
+                    <w:start w:val="single" w:space="0" w:color="D3D3D3"/>
+                    <w:end w:val="single" w:space="0" w:color="D3D3D3"/>
+                  </w:tcBorders>
+                </w:tcPr>
+                <w:p>
+                  <w:pPr>
+                    <w:spacing w:before="0" w:after="60"/>
+                    <w:keepNext/>
+                    <w:jc w:val="start"/>
+                  </w:pPr>
+                  <w:r>
+                    <w:rPr>
+                      <w:rFonts w:ascii="Calibri" w:hAnsi="Calibri"/>
+                      <w:sz w:val="20"/>
+                    </w:rPr>
+                    <w:t xml:space="default">ran_pars</w:t>
+                  </w:r>
+                </w:p>
+              </w:tc>
+              <w:tc>
+                <w:tcPr>
+                  <w:tcBorders>
+                    <w:top w:val="single" w:space="0" w:color="D3D3D3"/>
+                    <w:bottom w:val="single" w:space="0" w:color="D3D3D3"/>
+                    <w:start w:val="single" w:space="0" w:color="D3D3D3"/>
+                    <w:end w:val="single" w:space="0" w:color="D3D3D3"/>
+                  </w:tcBorders>
+                </w:tcPr>
+                <w:p>
+                  <w:pPr>
+                    <w:spacing w:before="0" w:after="60"/>
+                    <w:keepNext/>
+                    <w:jc w:val="start"/>
+                  </w:pPr>
+                  <w:r>
+                    <w:rPr>
+                      <w:rFonts w:ascii="Calibri" w:hAnsi="Calibri"/>
+                      <w:sz w:val="20"/>
+                    </w:rPr>
+                    <w:t xml:space="default">cond</w:t>
+                  </w:r>
+                </w:p>
+              </w:tc>
+              <w:tc>
+                <w:tcPr>
+                  <w:tcBorders>
+                    <w:top w:val="single" w:space="0" w:color="D3D3D3"/>
+                    <w:bottom w:val="single" w:space="0" w:color="D3D3D3"/>
+                    <w:start w:val="single" w:space="0" w:color="D3D3D3"/>
+                    <w:end w:val="single" w:space="0" w:color="D3D3D3"/>
+                  </w:tcBorders>
+                </w:tcPr>
+                <w:p>
+                  <w:pPr>
+                    <w:spacing w:before="0" w:after="60"/>
+                    <w:keepNext/>
+                    <w:jc w:val="center"/>
+                  </w:pPr>
+                  <w:r>
+                    <w:rPr>
+                      <w:rFonts w:ascii="Calibri" w:hAnsi="Calibri"/>
+                      <w:sz w:val="20"/>
+                    </w:rPr>
+                    <w:t xml:space="default">13.186</w:t>
+                  </w:r>
+                </w:p>
+              </w:tc>
+              <w:tc>
+                <w:tcPr>
+                  <w:tcBorders>
+                    <w:top w:val="single" w:space="0" w:color="D3D3D3"/>
+                    <w:bottom w:val="single" w:space="0" w:color="D3D3D3"/>
+                    <w:start w:val="single" w:space="0" w:color="D3D3D3"/>
+                    <w:end w:val="single" w:space="0" w:color="D3D3D3"/>
+                  </w:tcBorders>
+                </w:tcPr>
+                <w:p>
+                  <w:pPr>
+                    <w:spacing w:before="0" w:after="60"/>
+                    <w:keepNext/>
+                    <w:jc w:val="center"/>
+                  </w:pPr>
+                  <w:r>
+                    <w:rPr>
+                      <w:rFonts w:ascii="Calibri" w:hAnsi="Calibri"/>
+                      <w:sz w:val="20"/>
+                    </w:rPr>
+                    <w:t xml:space="default">-</w:t>
+                  </w:r>
+                </w:p>
+              </w:tc>
+              <w:tc>
+                <w:tcPr>
+                  <w:tcBorders>
+                    <w:top w:val="single" w:space="0" w:color="D3D3D3"/>
+                    <w:bottom w:val="single" w:space="0" w:color="D3D3D3"/>
+                    <w:start w:val="single" w:space="0" w:color="D3D3D3"/>
+                    <w:end w:val="single" w:space="0" w:color="D3D3D3"/>
+                  </w:tcBorders>
+                </w:tcPr>
+                <w:p>
+                  <w:pPr>
+                    <w:spacing w:before="0" w:after="60"/>
+                    <w:keepNext/>
+                    <w:jc w:val="center"/>
+                  </w:pPr>
+                  <w:r>
+                    <w:rPr>
+                      <w:rFonts w:ascii="Calibri" w:hAnsi="Calibri"/>
+                      <w:sz w:val="20"/>
+                    </w:rPr>
+                    <w:t xml:space="default">-</w:t>
+                  </w:r>
+                </w:p>
+              </w:tc>
+              <w:tc>
+                <w:tcPr>
+                  <w:tcBorders>
+                    <w:top w:val="single" w:space="0" w:color="D3D3D3"/>
+                    <w:bottom w:val="single" w:space="0" w:color="D3D3D3"/>
+                    <w:start w:val="single" w:space="0" w:color="D3D3D3"/>
+                    <w:end w:val="single" w:space="0" w:color="D3D3D3"/>
+                  </w:tcBorders>
+                </w:tcPr>
+                <w:p>
+                  <w:pPr>
+                    <w:spacing w:before="0" w:after="60"/>
+                    <w:keepNext/>
+                    <w:jc w:val="end"/>
+                  </w:pPr>
+                  <w:r>
+                    <w:rPr>
+                      <w:rFonts w:ascii="Calibri" w:hAnsi="Calibri"/>
+                      <w:sz w:val="20"/>
+                    </w:rPr>
+                    <w:t xml:space="default">-</w:t>
+                  </w:r>
+                </w:p>
+              </w:tc>
+              <w:tc>
+                <w:tcPr>
+                  <w:tcBorders>
+                    <w:top w:val="single" w:space="0" w:color="D3D3D3"/>
+                    <w:bottom w:val="single" w:space="0" w:color="D3D3D3"/>
+                    <w:start w:val="single" w:space="0" w:color="D3D3D3"/>
+                    <w:end w:val="single" w:space="0" w:color="D3D3D3"/>
+                  </w:tcBorders>
+                </w:tcPr>
+                <w:p>
+                  <w:pPr>
+                    <w:spacing w:before="0" w:after="60"/>
+                    <w:keepNext/>
+                    <w:jc w:val="center"/>
+                  </w:pPr>
+                  <w:r>
+                    <w:rPr>
+                      <w:rFonts w:ascii="Calibri" w:hAnsi="Calibri"/>
+                      <w:sz w:val="20"/>
+                    </w:rPr>
+                    <w:t xml:space="default">-</w:t>
+                  </w:r>
+                </w:p>
+              </w:tc>
+            </w:tr>
+            <w:tr>
+              <w:trPr>
+                <w:cantSplit/>
+              </w:trPr>
+              <w:tc>
+                <w:tcPr>
+                  <w:tcBorders>
+                    <w:top w:val="single" w:sz="16" w:space="0" w:color="D3D3D3"/>
+                    <w:bottom w:val="single" w:sz="16" w:space="0" w:color="D3D3D3"/>
+                    <w:start w:val="single" w:space="0" w:color="D3D3D3"/>
+                    <w:end w:val="single" w:space="0" w:color="D3D3D3"/>
+                  </w:tcBorders>
+                  <w:tcMar>
+                    <w:top w:w="25" w:type="dxa"/>
+                  </w:tcMar>
+                  <w:gridSpan w:val="8"/>
+                </w:tcPr>
+                <w:p>
+                  <w:pPr>
+                    <w:spacing w:before="0" w:after="60"/>
+                    <w:keepNext/>
+                  </w:pPr>
+                  <w:r>
+                    <w:rPr>
+                      <w:rFonts w:ascii="Calibri" w:hAnsi="Calibri"/>
+                      <w:sz w:val="20"/>
+                      <w:b w:val="true"/>
+                    </w:rPr>
+                    <w:t xml:space="default">Fixed effects</w:t>
+                  </w:r>
+                </w:p>
+              </w:tc>
+            </w:tr>
+            <w:tr>
+              <w:trPr>
+                <w:cantSplit/>
+              </w:trPr>
+              <w:tc>
+                <w:tcPr>
+                  <w:tcBorders>
+                    <w:top w:val="single" w:space="0" w:color="D3D3D3"/>
+                    <w:bottom w:val="single" w:space="0" w:color="D3D3D3"/>
+                    <w:start w:val="single" w:space="0" w:color="D3D3D3"/>
+                    <w:end w:val="single" w:space="0" w:color="D3D3D3"/>
+                  </w:tcBorders>
+                </w:tcPr>
+                <w:p>
+                  <w:pPr>
+                    <w:spacing w:before="0" w:after="60"/>
+                    <w:keepNext/>
+                    <w:jc w:val="start"/>
+                  </w:pPr>
+                  <w:r>
+                    <w:rPr>
+                      <w:rFonts w:ascii="Calibri" w:hAnsi="Calibri"/>
+                      <w:sz w:val="20"/>
+                    </w:rPr>
+                    <w:t xml:space="default">Intercept</w:t>
+                  </w:r>
+                </w:p>
+              </w:tc>
+              <w:tc>
+                <w:tcPr>
+                  <w:tcBorders>
+                    <w:top w:val="single" w:space="0" w:color="D3D3D3"/>
+                    <w:bottom w:val="single" w:space="0" w:color="D3D3D3"/>
+                    <w:start w:val="single" w:space="0" w:color="D3D3D3"/>
+                    <w:end w:val="single" w:space="0" w:color="D3D3D3"/>
+                  </w:tcBorders>
+                </w:tcPr>
+                <w:p>
+                  <w:pPr>
+                    <w:spacing w:before="0" w:after="60"/>
+                    <w:keepNext/>
+                    <w:jc w:val="start"/>
+                  </w:pPr>
+                  <w:r>
+                    <w:rPr>
+                      <w:rFonts w:ascii="Calibri" w:hAnsi="Calibri"/>
+                      <w:sz w:val="20"/>
+                    </w:rPr>
+                    <w:t xml:space="default">fixed</w:t>
+                  </w:r>
+                </w:p>
+              </w:tc>
+              <w:tc>
+                <w:tcPr>
+                  <w:tcBorders>
+                    <w:top w:val="single" w:space="0" w:color="D3D3D3"/>
+                    <w:bottom w:val="single" w:space="0" w:color="D3D3D3"/>
+                    <w:start w:val="single" w:space="0" w:color="D3D3D3"/>
+                    <w:end w:val="single" w:space="0" w:color="D3D3D3"/>
+                  </w:tcBorders>
+                </w:tcPr>
+                <w:p>
+                  <w:pPr>
+                    <w:spacing w:before="0" w:after="60"/>
+                    <w:keepNext/>
+                    <w:jc w:val="start"/>
+                  </w:pPr>
+                  <w:r>
+                    <w:rPr>
+                      <w:rFonts w:ascii="Calibri" w:hAnsi="Calibri"/>
+                      <w:sz w:val="20"/>
+                    </w:rPr>
+                    <w:t xml:space="default">cond</w:t>
+                  </w:r>
+                </w:p>
+              </w:tc>
+              <w:tc>
+                <w:tcPr>
+                  <w:tcBorders>
+                    <w:top w:val="single" w:space="0" w:color="D3D3D3"/>
+                    <w:bottom w:val="single" w:space="0" w:color="D3D3D3"/>
+                    <w:start w:val="single" w:space="0" w:color="D3D3D3"/>
+                    <w:end w:val="single" w:space="0" w:color="D3D3D3"/>
+                  </w:tcBorders>
+                </w:tcPr>
+                <w:p>
+                  <w:pPr>
+                    <w:spacing w:before="0" w:after="60"/>
+                    <w:keepNext/>
+                    <w:jc w:val="center"/>
+                  </w:pPr>
+                  <w:r>
+                    <w:rPr>
+                      <w:rFonts w:ascii="Calibri" w:hAnsi="Calibri"/>
+                      <w:sz w:val="20"/>
+                    </w:rPr>
+                    <w:t xml:space="default">62.861</w:t>
+                  </w:r>
+                </w:p>
+              </w:tc>
+              <w:tc>
+                <w:tcPr>
+                  <w:tcBorders>
+                    <w:top w:val="single" w:space="0" w:color="D3D3D3"/>
+                    <w:bottom w:val="single" w:space="0" w:color="D3D3D3"/>
+                    <w:start w:val="single" w:space="0" w:color="D3D3D3"/>
+                    <w:end w:val="single" w:space="0" w:color="D3D3D3"/>
+                  </w:tcBorders>
+                </w:tcPr>
+                <w:p>
+                  <w:pPr>
+                    <w:spacing w:before="0" w:after="60"/>
+                    <w:keepNext/>
+                    <w:jc w:val="center"/>
+                  </w:pPr>
+                  <w:r>
+                    <w:rPr>
+                      <w:rFonts w:ascii="Calibri" w:hAnsi="Calibri"/>
+                      <w:sz w:val="20"/>
+                    </w:rPr>
+                    <w:t xml:space="default">1.712</w:t>
+                  </w:r>
+                </w:p>
+              </w:tc>
+              <w:tc>
+                <w:tcPr>
+                  <w:tcBorders>
+                    <w:top w:val="single" w:space="0" w:color="D3D3D3"/>
+                    <w:bottom w:val="single" w:space="0" w:color="D3D3D3"/>
+                    <w:start w:val="single" w:space="0" w:color="D3D3D3"/>
+                    <w:end w:val="single" w:space="0" w:color="D3D3D3"/>
+                  </w:tcBorders>
+                </w:tcPr>
+                <w:p>
+                  <w:pPr>
+                    <w:spacing w:before="0" w:after="60"/>
+                    <w:keepNext/>
+                    <w:jc w:val="center"/>
+                  </w:pPr>
+                  <w:r>
+                    <w:rPr>
+                      <w:rFonts w:ascii="Calibri" w:hAnsi="Calibri"/>
+                      <w:sz w:val="20"/>
+                    </w:rPr>
+                    <w:t xml:space="default">36.720</w:t>
+                  </w:r>
+                </w:p>
+              </w:tc>
+              <w:tc>
+                <w:tcPr>
+                  <w:tcBorders>
+                    <w:top w:val="single" w:space="0" w:color="D3D3D3"/>
+                    <w:bottom w:val="single" w:space="0" w:color="D3D3D3"/>
+                    <w:start w:val="single" w:space="0" w:color="D3D3D3"/>
+                    <w:end w:val="single" w:space="0" w:color="D3D3D3"/>
+                  </w:tcBorders>
+                </w:tcPr>
+                <w:p>
+                  <w:pPr>
+                    <w:spacing w:before="0" w:after="60"/>
+                    <w:keepNext/>
+                    <w:jc w:val="end"/>
+                  </w:pPr>
+                  <w:r>
+                    <w:rPr>
+                      <w:rFonts w:ascii="Calibri" w:hAnsi="Calibri"/>
+                      <w:sz w:val="20"/>
+                    </w:rPr>
+                    <w:t xml:space="default">0.000</w:t>
+                  </w:r>
+                </w:p>
+              </w:tc>
+              <w:tc>
+                <w:tcPr>
+                  <w:tcBorders>
+                    <w:top w:val="single" w:space="0" w:color="D3D3D3"/>
+                    <w:bottom w:val="single" w:space="0" w:color="D3D3D3"/>
+                    <w:start w:val="single" w:space="0" w:color="D3D3D3"/>
+                    <w:end w:val="single" w:space="0" w:color="D3D3D3"/>
+                  </w:tcBorders>
+                </w:tcPr>
+                <w:p>
+                  <w:pPr>
+                    <w:spacing w:before="0" w:after="60"/>
+                    <w:keepNext/>
+                    <w:jc w:val="center"/>
+                  </w:pPr>
+                  <w:r>
+                    <w:rPr>
+                      <w:rFonts w:ascii="Calibri" w:hAnsi="Calibri"/>
+                      <w:sz w:val="20"/>
+                    </w:rPr>
+                    <w:t xml:space="default">&lt;0.001***</w:t>
+                  </w:r>
+                </w:p>
+              </w:tc>
+            </w:tr>
+            <w:tr>
+              <w:trPr>
+                <w:cantSplit/>
+              </w:trPr>
+              <w:tc>
+                <w:tcPr>
+                  <w:tcBorders>
+                    <w:top w:val="single" w:space="0" w:color="D3D3D3"/>
+                    <w:bottom w:val="single" w:space="0" w:color="D3D3D3"/>
+                    <w:start w:val="single" w:space="0" w:color="D3D3D3"/>
+                    <w:end w:val="single" w:space="0" w:color="D3D3D3"/>
+                  </w:tcBorders>
+                </w:tcPr>
+                <w:p>
+                  <w:pPr>
+                    <w:spacing w:before="0" w:after="60"/>
+                    <w:keepNext/>
+                    <w:jc w:val="start"/>
+                  </w:pPr>
+                  <w:r>
+                    <w:rPr>
+                      <w:rFonts w:ascii="Calibri" w:hAnsi="Calibri"/>
+                      <w:sz w:val="20"/>
+                    </w:rPr>
+                    <w:t xml:space="default">Fertilized</w:t>
+                  </w:r>
+                </w:p>
+              </w:tc>
+              <w:tc>
+                <w:tcPr>
+                  <w:tcBorders>
+                    <w:top w:val="single" w:space="0" w:color="D3D3D3"/>
+                    <w:bottom w:val="single" w:space="0" w:color="D3D3D3"/>
+                    <w:start w:val="single" w:space="0" w:color="D3D3D3"/>
+                    <w:end w:val="single" w:space="0" w:color="D3D3D3"/>
+                  </w:tcBorders>
+                </w:tcPr>
+                <w:p>
+                  <w:pPr>
+                    <w:spacing w:before="0" w:after="60"/>
+                    <w:keepNext/>
+                    <w:jc w:val="start"/>
+                  </w:pPr>
+                  <w:r>
+                    <w:rPr>
+                      <w:rFonts w:ascii="Calibri" w:hAnsi="Calibri"/>
+                      <w:sz w:val="20"/>
+                    </w:rPr>
+                    <w:t xml:space="default">fixed</w:t>
+                  </w:r>
+                </w:p>
+              </w:tc>
+              <w:tc>
+                <w:tcPr>
+                  <w:tcBorders>
+                    <w:top w:val="single" w:space="0" w:color="D3D3D3"/>
+                    <w:bottom w:val="single" w:space="0" w:color="D3D3D3"/>
+                    <w:start w:val="single" w:space="0" w:color="D3D3D3"/>
+                    <w:end w:val="single" w:space="0" w:color="D3D3D3"/>
+                  </w:tcBorders>
+                </w:tcPr>
+                <w:p>
+                  <w:pPr>
+                    <w:spacing w:before="0" w:after="60"/>
+                    <w:keepNext/>
+                    <w:jc w:val="start"/>
+                  </w:pPr>
+                  <w:r>
+                    <w:rPr>
+                      <w:rFonts w:ascii="Calibri" w:hAnsi="Calibri"/>
+                      <w:sz w:val="20"/>
+                    </w:rPr>
+                    <w:t xml:space="default">cond</w:t>
+                  </w:r>
+                </w:p>
+              </w:tc>
+              <w:tc>
+                <w:tcPr>
+                  <w:tcBorders>
+                    <w:top w:val="single" w:space="0" w:color="D3D3D3"/>
+                    <w:bottom w:val="single" w:space="0" w:color="D3D3D3"/>
+                    <w:start w:val="single" w:space="0" w:color="D3D3D3"/>
+                    <w:end w:val="single" w:space="0" w:color="D3D3D3"/>
+                  </w:tcBorders>
+                </w:tcPr>
+                <w:p>
+                  <w:pPr>
+                    <w:spacing w:before="0" w:after="60"/>
+                    <w:keepNext/>
+                    <w:jc w:val="center"/>
+                  </w:pPr>
+                  <w:r>
+                    <w:rPr>
+                      <w:rFonts w:ascii="Calibri" w:hAnsi="Calibri"/>
+                      <w:sz w:val="20"/>
+                    </w:rPr>
+                    <w:t xml:space="default">2.412</w:t>
+                  </w:r>
+                </w:p>
+              </w:tc>
+              <w:tc>
+                <w:tcPr>
+                  <w:tcBorders>
+                    <w:top w:val="single" w:space="0" w:color="D3D3D3"/>
+                    <w:bottom w:val="single" w:space="0" w:color="D3D3D3"/>
+                    <w:start w:val="single" w:space="0" w:color="D3D3D3"/>
+                    <w:end w:val="single" w:space="0" w:color="D3D3D3"/>
+                  </w:tcBorders>
+                </w:tcPr>
+                <w:p>
+                  <w:pPr>
+                    <w:spacing w:before="0" w:after="60"/>
+                    <w:keepNext/>
+                    <w:jc w:val="center"/>
+                  </w:pPr>
+                  <w:r>
+                    <w:rPr>
+                      <w:rFonts w:ascii="Calibri" w:hAnsi="Calibri"/>
+                      <w:sz w:val="20"/>
+                    </w:rPr>
+                    <w:t xml:space="default">1.239</w:t>
+                  </w:r>
+                </w:p>
+              </w:tc>
+              <w:tc>
+                <w:tcPr>
+                  <w:tcBorders>
+                    <w:top w:val="single" w:space="0" w:color="D3D3D3"/>
+                    <w:bottom w:val="single" w:space="0" w:color="D3D3D3"/>
+                    <w:start w:val="single" w:space="0" w:color="D3D3D3"/>
+                    <w:end w:val="single" w:space="0" w:color="D3D3D3"/>
+                  </w:tcBorders>
+                </w:tcPr>
+                <w:p>
+                  <w:pPr>
+                    <w:spacing w:before="0" w:after="60"/>
+                    <w:keepNext/>
+                    <w:jc w:val="center"/>
+                  </w:pPr>
+                  <w:r>
+                    <w:rPr>
+                      <w:rFonts w:ascii="Calibri" w:hAnsi="Calibri"/>
+                      <w:sz w:val="20"/>
+                    </w:rPr>
+                    <w:t xml:space="default">1.946</w:t>
+                  </w:r>
+                </w:p>
+              </w:tc>
+              <w:tc>
+                <w:tcPr>
+                  <w:tcBorders>
+                    <w:top w:val="single" w:space="0" w:color="D3D3D3"/>
+                    <w:bottom w:val="single" w:space="0" w:color="D3D3D3"/>
+                    <w:start w:val="single" w:space="0" w:color="D3D3D3"/>
+                    <w:end w:val="single" w:space="0" w:color="D3D3D3"/>
+                  </w:tcBorders>
+                </w:tcPr>
+                <w:p>
+                  <w:pPr>
+                    <w:spacing w:before="0" w:after="60"/>
+                    <w:keepNext/>
+                    <w:jc w:val="end"/>
+                  </w:pPr>
+                  <w:r>
+                    <w:rPr>
+                      <w:rFonts w:ascii="Calibri" w:hAnsi="Calibri"/>
+                      <w:sz w:val="20"/>
+                    </w:rPr>
+                    <w:t xml:space="default">0.052</w:t>
+                  </w:r>
+                </w:p>
+              </w:tc>
+              <w:tc>
+                <w:tcPr>
+                  <w:tcBorders>
+                    <w:top w:val="single" w:space="0" w:color="D3D3D3"/>
+                    <w:bottom w:val="single" w:space="0" w:color="D3D3D3"/>
+                    <w:start w:val="single" w:space="0" w:color="D3D3D3"/>
+                    <w:end w:val="single" w:space="0" w:color="D3D3D3"/>
+                  </w:tcBorders>
+                </w:tcPr>
+                <w:p>
+                  <w:pPr>
+                    <w:spacing w:before="0" w:after="60"/>
+                    <w:keepNext/>
+                    <w:jc w:val="center"/>
+                  </w:pPr>
+                  <w:r>
+                    <w:rPr>
+                      <w:rFonts w:ascii="Calibri" w:hAnsi="Calibri"/>
+                      <w:sz w:val="20"/>
+                    </w:rPr>
+                    <w:t xml:space="default">0.052</w:t>
+                  </w:r>
+                </w:p>
+              </w:tc>
+            </w:tr>
+            <w:tr>
+              <w:trPr>
+                <w:cantSplit/>
+              </w:trPr>
+              <w:tc>
+                <w:tcPr>
+                  <w:tcBorders>
+                    <w:top w:val="single" w:space="0" w:color="D3D3D3"/>
+                    <w:bottom w:val="single" w:space="0" w:color="D3D3D3"/>
+                    <w:start w:val="single" w:space="0" w:color="D3D3D3"/>
+                    <w:end w:val="single" w:space="0" w:color="D3D3D3"/>
+                  </w:tcBorders>
+                </w:tcPr>
+                <w:p>
+                  <w:pPr>
+                    <w:spacing w:before="0" w:after="60"/>
+                    <w:keepNext/>
+                    <w:jc w:val="start"/>
+                  </w:pPr>
+                  <w:r>
+                    <w:rPr>
+                      <w:rFonts w:ascii="Calibri" w:hAnsi="Calibri"/>
+                      <w:sz w:val="20"/>
+                    </w:rPr>
+                    <w:t xml:space="default">Mission 2</w:t>
+                  </w:r>
+                </w:p>
+              </w:tc>
+              <w:tc>
+                <w:tcPr>
+                  <w:tcBorders>
+                    <w:top w:val="single" w:space="0" w:color="D3D3D3"/>
+                    <w:bottom w:val="single" w:space="0" w:color="D3D3D3"/>
+                    <w:start w:val="single" w:space="0" w:color="D3D3D3"/>
+                    <w:end w:val="single" w:space="0" w:color="D3D3D3"/>
+                  </w:tcBorders>
+                </w:tcPr>
+                <w:p>
+                  <w:pPr>
+                    <w:spacing w:before="0" w:after="60"/>
+                    <w:keepNext/>
+                    <w:jc w:val="start"/>
+                  </w:pPr>
+                  <w:r>
+                    <w:rPr>
+                      <w:rFonts w:ascii="Calibri" w:hAnsi="Calibri"/>
+                      <w:sz w:val="20"/>
+                    </w:rPr>
+                    <w:t xml:space="default">fixed</w:t>
+                  </w:r>
+                </w:p>
+              </w:tc>
+              <w:tc>
+                <w:tcPr>
+                  <w:tcBorders>
+                    <w:top w:val="single" w:space="0" w:color="D3D3D3"/>
+                    <w:bottom w:val="single" w:space="0" w:color="D3D3D3"/>
+                    <w:start w:val="single" w:space="0" w:color="D3D3D3"/>
+                    <w:end w:val="single" w:space="0" w:color="D3D3D3"/>
+                  </w:tcBorders>
+                </w:tcPr>
+                <w:p>
+                  <w:pPr>
+                    <w:spacing w:before="0" w:after="60"/>
+                    <w:keepNext/>
+                    <w:jc w:val="start"/>
+                  </w:pPr>
+                  <w:r>
+                    <w:rPr>
+                      <w:rFonts w:ascii="Calibri" w:hAnsi="Calibri"/>
+                      <w:sz w:val="20"/>
+                    </w:rPr>
+                    <w:t xml:space="default">cond</w:t>
+                  </w:r>
+                </w:p>
+              </w:tc>
+              <w:tc>
+                <w:tcPr>
+                  <w:tcBorders>
+                    <w:top w:val="single" w:space="0" w:color="D3D3D3"/>
+                    <w:bottom w:val="single" w:space="0" w:color="D3D3D3"/>
+                    <w:start w:val="single" w:space="0" w:color="D3D3D3"/>
+                    <w:end w:val="single" w:space="0" w:color="D3D3D3"/>
+                  </w:tcBorders>
+                </w:tcPr>
+                <w:p>
+                  <w:pPr>
+                    <w:spacing w:before="0" w:after="60"/>
+                    <w:keepNext/>
+                    <w:jc w:val="center"/>
+                  </w:pPr>
+                  <w:r>
+                    <w:rPr>
+                      <w:rFonts w:ascii="Calibri" w:hAnsi="Calibri"/>
+                      <w:sz w:val="20"/>
+                    </w:rPr>
+                    <w:t xml:space="default">13.758</w:t>
+                  </w:r>
+                </w:p>
+              </w:tc>
+              <w:tc>
+                <w:tcPr>
+                  <w:tcBorders>
+                    <w:top w:val="single" w:space="0" w:color="D3D3D3"/>
+                    <w:bottom w:val="single" w:space="0" w:color="D3D3D3"/>
+                    <w:start w:val="single" w:space="0" w:color="D3D3D3"/>
+                    <w:end w:val="single" w:space="0" w:color="D3D3D3"/>
+                  </w:tcBorders>
+                </w:tcPr>
+                <w:p>
+                  <w:pPr>
+                    <w:spacing w:before="0" w:after="60"/>
+                    <w:keepNext/>
+                    <w:jc w:val="center"/>
+                  </w:pPr>
+                  <w:r>
+                    <w:rPr>
+                      <w:rFonts w:ascii="Calibri" w:hAnsi="Calibri"/>
+                      <w:sz w:val="20"/>
+                    </w:rPr>
+                    <w:t xml:space="default">1.272</w:t>
+                  </w:r>
+                </w:p>
+              </w:tc>
+              <w:tc>
+                <w:tcPr>
+                  <w:tcBorders>
+                    <w:top w:val="single" w:space="0" w:color="D3D3D3"/>
+                    <w:bottom w:val="single" w:space="0" w:color="D3D3D3"/>
+                    <w:start w:val="single" w:space="0" w:color="D3D3D3"/>
+                    <w:end w:val="single" w:space="0" w:color="D3D3D3"/>
+                  </w:tcBorders>
+                </w:tcPr>
+                <w:p>
+                  <w:pPr>
+                    <w:spacing w:before="0" w:after="60"/>
+                    <w:keepNext/>
+                    <w:jc w:val="center"/>
+                  </w:pPr>
+                  <w:r>
+                    <w:rPr>
+                      <w:rFonts w:ascii="Calibri" w:hAnsi="Calibri"/>
+                      <w:sz w:val="20"/>
+                    </w:rPr>
+                    <w:t xml:space="default">10.812</w:t>
+                  </w:r>
+                </w:p>
+              </w:tc>
+              <w:tc>
+                <w:tcPr>
+                  <w:tcBorders>
+                    <w:top w:val="single" w:space="0" w:color="D3D3D3"/>
+                    <w:bottom w:val="single" w:space="0" w:color="D3D3D3"/>
+                    <w:start w:val="single" w:space="0" w:color="D3D3D3"/>
+                    <w:end w:val="single" w:space="0" w:color="D3D3D3"/>
+                  </w:tcBorders>
+                </w:tcPr>
+                <w:p>
+                  <w:pPr>
+                    <w:spacing w:before="0" w:after="60"/>
+                    <w:keepNext/>
+                    <w:jc w:val="end"/>
+                  </w:pPr>
+                  <w:r>
+                    <w:rPr>
+                      <w:rFonts w:ascii="Calibri" w:hAnsi="Calibri"/>
+                      <w:sz w:val="20"/>
+                    </w:rPr>
+                    <w:t xml:space="default">0.000</w:t>
+                  </w:r>
+                </w:p>
+              </w:tc>
+              <w:tc>
+                <w:tcPr>
+                  <w:tcBorders>
+                    <w:top w:val="single" w:space="0" w:color="D3D3D3"/>
+                    <w:bottom w:val="single" w:space="0" w:color="D3D3D3"/>
+                    <w:start w:val="single" w:space="0" w:color="D3D3D3"/>
+                    <w:end w:val="single" w:space="0" w:color="D3D3D3"/>
+                  </w:tcBorders>
+                </w:tcPr>
+                <w:p>
+                  <w:pPr>
+                    <w:spacing w:before="0" w:after="60"/>
+                    <w:keepNext/>
+                    <w:jc w:val="center"/>
+                  </w:pPr>
+                  <w:r>
+                    <w:rPr>
+                      <w:rFonts w:ascii="Calibri" w:hAnsi="Calibri"/>
+                      <w:sz w:val="20"/>
+                    </w:rPr>
+                    <w:t xml:space="default">&lt;0.001***</w:t>
+                  </w:r>
+                </w:p>
+              </w:tc>
+            </w:tr>
+            <w:tr>
+              <w:trPr>
+                <w:cantSplit/>
+              </w:trPr>
+              <w:tc>
+                <w:tcPr>
+                  <w:tcBorders>
+                    <w:top w:val="single" w:space="0" w:color="D3D3D3"/>
+                    <w:bottom w:val="single" w:space="0" w:color="D3D3D3"/>
+                    <w:start w:val="single" w:space="0" w:color="D3D3D3"/>
+                    <w:end w:val="single" w:space="0" w:color="D3D3D3"/>
+                  </w:tcBorders>
+                </w:tcPr>
+                <w:p>
+                  <w:pPr>
+                    <w:spacing w:before="0" w:after="60"/>
+                    <w:keepNext/>
+                    <w:jc w:val="start"/>
+                  </w:pPr>
+                  <w:r>
+                    <w:rPr>
+                      <w:rFonts w:ascii="Calibri" w:hAnsi="Calibri"/>
+                      <w:sz w:val="20"/>
+                    </w:rPr>
+                    <w:t xml:space="default">Mission 3</w:t>
+                  </w:r>
+                </w:p>
+              </w:tc>
+              <w:tc>
+                <w:tcPr>
+                  <w:tcBorders>
+                    <w:top w:val="single" w:space="0" w:color="D3D3D3"/>
+                    <w:bottom w:val="single" w:space="0" w:color="D3D3D3"/>
+                    <w:start w:val="single" w:space="0" w:color="D3D3D3"/>
+                    <w:end w:val="single" w:space="0" w:color="D3D3D3"/>
+                  </w:tcBorders>
+                </w:tcPr>
+                <w:p>
+                  <w:pPr>
+                    <w:spacing w:before="0" w:after="60"/>
+                    <w:keepNext/>
+                    <w:jc w:val="start"/>
+                  </w:pPr>
+                  <w:r>
+                    <w:rPr>
+                      <w:rFonts w:ascii="Calibri" w:hAnsi="Calibri"/>
+                      <w:sz w:val="20"/>
+                    </w:rPr>
+                    <w:t xml:space="default">fixed</w:t>
+                  </w:r>
+                </w:p>
+              </w:tc>
+              <w:tc>
+                <w:tcPr>
+                  <w:tcBorders>
+                    <w:top w:val="single" w:space="0" w:color="D3D3D3"/>
+                    <w:bottom w:val="single" w:space="0" w:color="D3D3D3"/>
+                    <w:start w:val="single" w:space="0" w:color="D3D3D3"/>
+                    <w:end w:val="single" w:space="0" w:color="D3D3D3"/>
+                  </w:tcBorders>
+                </w:tcPr>
+                <w:p>
+                  <w:pPr>
+                    <w:spacing w:before="0" w:after="60"/>
+                    <w:keepNext/>
+                    <w:jc w:val="start"/>
+                  </w:pPr>
+                  <w:r>
+                    <w:rPr>
+                      <w:rFonts w:ascii="Calibri" w:hAnsi="Calibri"/>
+                      <w:sz w:val="20"/>
+                    </w:rPr>
+                    <w:t xml:space="default">cond</w:t>
+                  </w:r>
+                </w:p>
+              </w:tc>
+              <w:tc>
+                <w:tcPr>
+                  <w:tcBorders>
+                    <w:top w:val="single" w:space="0" w:color="D3D3D3"/>
+                    <w:bottom w:val="single" w:space="0" w:color="D3D3D3"/>
+                    <w:start w:val="single" w:space="0" w:color="D3D3D3"/>
+                    <w:end w:val="single" w:space="0" w:color="D3D3D3"/>
+                  </w:tcBorders>
+                </w:tcPr>
+                <w:p>
+                  <w:pPr>
+                    <w:spacing w:before="0" w:after="60"/>
+                    <w:keepNext/>
+                    <w:jc w:val="center"/>
+                  </w:pPr>
+                  <w:r>
+                    <w:rPr>
+                      <w:rFonts w:ascii="Calibri" w:hAnsi="Calibri"/>
+                      <w:sz w:val="20"/>
+                    </w:rPr>
+                    <w:t xml:space="default">20.659</w:t>
+                  </w:r>
+                </w:p>
+              </w:tc>
+              <w:tc>
+                <w:tcPr>
+                  <w:tcBorders>
+                    <w:top w:val="single" w:space="0" w:color="D3D3D3"/>
+                    <w:bottom w:val="single" w:space="0" w:color="D3D3D3"/>
+                    <w:start w:val="single" w:space="0" w:color="D3D3D3"/>
+                    <w:end w:val="single" w:space="0" w:color="D3D3D3"/>
+                  </w:tcBorders>
+                </w:tcPr>
+                <w:p>
+                  <w:pPr>
+                    <w:spacing w:before="0" w:after="60"/>
+                    <w:keepNext/>
+                    <w:jc w:val="center"/>
+                  </w:pPr>
+                  <w:r>
+                    <w:rPr>
+                      <w:rFonts w:ascii="Calibri" w:hAnsi="Calibri"/>
+                      <w:sz w:val="20"/>
+                    </w:rPr>
+                    <w:t xml:space="default">1.345</w:t>
+                  </w:r>
+                </w:p>
+              </w:tc>
+              <w:tc>
+                <w:tcPr>
+                  <w:tcBorders>
+                    <w:top w:val="single" w:space="0" w:color="D3D3D3"/>
+                    <w:bottom w:val="single" w:space="0" w:color="D3D3D3"/>
+                    <w:start w:val="single" w:space="0" w:color="D3D3D3"/>
+                    <w:end w:val="single" w:space="0" w:color="D3D3D3"/>
+                  </w:tcBorders>
+                </w:tcPr>
+                <w:p>
+                  <w:pPr>
+                    <w:spacing w:before="0" w:after="60"/>
+                    <w:keepNext/>
+                    <w:jc w:val="center"/>
+                  </w:pPr>
+                  <w:r>
+                    <w:rPr>
+                      <w:rFonts w:ascii="Calibri" w:hAnsi="Calibri"/>
+                      <w:sz w:val="20"/>
+                    </w:rPr>
+                    <w:t xml:space="default">15.362</w:t>
+                  </w:r>
+                </w:p>
+              </w:tc>
+              <w:tc>
+                <w:tcPr>
+                  <w:tcBorders>
+                    <w:top w:val="single" w:space="0" w:color="D3D3D3"/>
+                    <w:bottom w:val="single" w:space="0" w:color="D3D3D3"/>
+                    <w:start w:val="single" w:space="0" w:color="D3D3D3"/>
+                    <w:end w:val="single" w:space="0" w:color="D3D3D3"/>
+                  </w:tcBorders>
+                </w:tcPr>
+                <w:p>
+                  <w:pPr>
+                    <w:spacing w:before="0" w:after="60"/>
+                    <w:keepNext/>
+                    <w:jc w:val="end"/>
+                  </w:pPr>
+                  <w:r>
+                    <w:rPr>
+                      <w:rFonts w:ascii="Calibri" w:hAnsi="Calibri"/>
+                      <w:sz w:val="20"/>
+                    </w:rPr>
+                    <w:t xml:space="default">0.000</w:t>
+                  </w:r>
+                </w:p>
+              </w:tc>
+              <w:tc>
+                <w:tcPr>
+                  <w:tcBorders>
+                    <w:top w:val="single" w:space="0" w:color="D3D3D3"/>
+                    <w:bottom w:val="single" w:space="0" w:color="D3D3D3"/>
+                    <w:start w:val="single" w:space="0" w:color="D3D3D3"/>
+                    <w:end w:val="single" w:space="0" w:color="D3D3D3"/>
+                  </w:tcBorders>
+                </w:tcPr>
+                <w:p>
+                  <w:pPr>
+                    <w:spacing w:before="0" w:after="60"/>
+                    <w:keepNext/>
+                    <w:jc w:val="center"/>
+                  </w:pPr>
+                  <w:r>
+                    <w:rPr>
+                      <w:rFonts w:ascii="Calibri" w:hAnsi="Calibri"/>
+                      <w:sz w:val="20"/>
+                    </w:rPr>
+                    <w:t xml:space="default">&lt;0.001***</w:t>
+                  </w:r>
+                </w:p>
+              </w:tc>
+            </w:tr>
+            <w:tr>
+              <w:trPr>
+                <w:cantSplit/>
+              </w:trPr>
+              <w:tc>
+                <w:tcPr>
+                  <w:tcBorders>
+                    <w:top w:val="single" w:space="0" w:color="D3D3D3"/>
+                    <w:bottom w:val="single" w:space="0" w:color="D3D3D3"/>
+                    <w:start w:val="single" w:space="0" w:color="D3D3D3"/>
+                    <w:end w:val="single" w:space="0" w:color="D3D3D3"/>
+                  </w:tcBorders>
+                </w:tcPr>
+                <w:p>
+                  <w:pPr>
+                    <w:spacing w:before="0" w:after="60"/>
+                    <w:keepNext/>
+                    <w:jc w:val="start"/>
+                  </w:pPr>
+                  <w:r>
+                    <w:rPr>
+                      <w:rFonts w:ascii="Calibri" w:hAnsi="Calibri"/>
+                      <w:sz w:val="20"/>
+                    </w:rPr>
+                    <w:t xml:space="default">Kaffrine</w:t>
+                  </w:r>
+                </w:p>
+              </w:tc>
+              <w:tc>
+                <w:tcPr>
+                  <w:tcBorders>
+                    <w:top w:val="single" w:space="0" w:color="D3D3D3"/>
+                    <w:bottom w:val="single" w:space="0" w:color="D3D3D3"/>
+                    <w:start w:val="single" w:space="0" w:color="D3D3D3"/>
+                    <w:end w:val="single" w:space="0" w:color="D3D3D3"/>
+                  </w:tcBorders>
+                </w:tcPr>
+                <w:p>
+                  <w:pPr>
+                    <w:spacing w:before="0" w:after="60"/>
+                    <w:keepNext/>
+                    <w:jc w:val="start"/>
+                  </w:pPr>
+                  <w:r>
+                    <w:rPr>
+                      <w:rFonts w:ascii="Calibri" w:hAnsi="Calibri"/>
+                      <w:sz w:val="20"/>
+                    </w:rPr>
+                    <w:t xml:space="default">fixed</w:t>
+                  </w:r>
+                </w:p>
+              </w:tc>
+              <w:tc>
+                <w:tcPr>
+                  <w:tcBorders>
+                    <w:top w:val="single" w:space="0" w:color="D3D3D3"/>
+                    <w:bottom w:val="single" w:space="0" w:color="D3D3D3"/>
+                    <w:start w:val="single" w:space="0" w:color="D3D3D3"/>
+                    <w:end w:val="single" w:space="0" w:color="D3D3D3"/>
+                  </w:tcBorders>
+                </w:tcPr>
+                <w:p>
+                  <w:pPr>
+                    <w:spacing w:before="0" w:after="60"/>
+                    <w:keepNext/>
+                    <w:jc w:val="start"/>
+                  </w:pPr>
+                  <w:r>
+                    <w:rPr>
+                      <w:rFonts w:ascii="Calibri" w:hAnsi="Calibri"/>
+                      <w:sz w:val="20"/>
+                    </w:rPr>
+                    <w:t xml:space="default">cond</w:t>
+                  </w:r>
+                </w:p>
+              </w:tc>
+              <w:tc>
+                <w:tcPr>
+                  <w:tcBorders>
+                    <w:top w:val="single" w:space="0" w:color="D3D3D3"/>
+                    <w:bottom w:val="single" w:space="0" w:color="D3D3D3"/>
+                    <w:start w:val="single" w:space="0" w:color="D3D3D3"/>
+                    <w:end w:val="single" w:space="0" w:color="D3D3D3"/>
+                  </w:tcBorders>
+                </w:tcPr>
+                <w:p>
+                  <w:pPr>
+                    <w:spacing w:before="0" w:after="60"/>
+                    <w:keepNext/>
+                    <w:jc w:val="center"/>
+                  </w:pPr>
+                  <w:r>
+                    <w:rPr>
+                      <w:rFonts w:ascii="Calibri" w:hAnsi="Calibri"/>
+                      <w:sz w:val="20"/>
+                    </w:rPr>
+                    <w:t xml:space="default">-7.353</w:t>
+                  </w:r>
+                </w:p>
+              </w:tc>
+              <w:tc>
+                <w:tcPr>
+                  <w:tcBorders>
+                    <w:top w:val="single" w:space="0" w:color="D3D3D3"/>
+                    <w:bottom w:val="single" w:space="0" w:color="D3D3D3"/>
+                    <w:start w:val="single" w:space="0" w:color="D3D3D3"/>
+                    <w:end w:val="single" w:space="0" w:color="D3D3D3"/>
+                  </w:tcBorders>
+                </w:tcPr>
+                <w:p>
+                  <w:pPr>
+                    <w:spacing w:before="0" w:after="60"/>
+                    <w:keepNext/>
+                    <w:jc w:val="center"/>
+                  </w:pPr>
+                  <w:r>
+                    <w:rPr>
+                      <w:rFonts w:ascii="Calibri" w:hAnsi="Calibri"/>
+                      <w:sz w:val="20"/>
+                    </w:rPr>
+                    <w:t xml:space="default">2.058</w:t>
+                  </w:r>
+                </w:p>
+              </w:tc>
+              <w:tc>
+                <w:tcPr>
+                  <w:tcBorders>
+                    <w:top w:val="single" w:space="0" w:color="D3D3D3"/>
+                    <w:bottom w:val="single" w:space="0" w:color="D3D3D3"/>
+                    <w:start w:val="single" w:space="0" w:color="D3D3D3"/>
+                    <w:end w:val="single" w:space="0" w:color="D3D3D3"/>
+                  </w:tcBorders>
+                </w:tcPr>
+                <w:p>
+                  <w:pPr>
+                    <w:spacing w:before="0" w:after="60"/>
+                    <w:keepNext/>
+                    <w:jc w:val="center"/>
+                  </w:pPr>
+                  <w:r>
+                    <w:rPr>
+                      <w:rFonts w:ascii="Calibri" w:hAnsi="Calibri"/>
+                      <w:sz w:val="20"/>
+                    </w:rPr>
+                    <w:t xml:space="default">-3.572</w:t>
+                  </w:r>
+                </w:p>
+              </w:tc>
+              <w:tc>
+                <w:tcPr>
+                  <w:tcBorders>
+                    <w:top w:val="single" w:space="0" w:color="D3D3D3"/>
+                    <w:bottom w:val="single" w:space="0" w:color="D3D3D3"/>
+                    <w:start w:val="single" w:space="0" w:color="D3D3D3"/>
+                    <w:end w:val="single" w:space="0" w:color="D3D3D3"/>
+                  </w:tcBorders>
+                </w:tcPr>
+                <w:p>
+                  <w:pPr>
+                    <w:spacing w:before="0" w:after="60"/>
+                    <w:keepNext/>
+                    <w:jc w:val="end"/>
+                  </w:pPr>
+                  <w:r>
+                    <w:rPr>
+                      <w:rFonts w:ascii="Calibri" w:hAnsi="Calibri"/>
+                      <w:sz w:val="20"/>
+                    </w:rPr>
+                    <w:t xml:space="default">0.000</w:t>
+                  </w:r>
+                </w:p>
+              </w:tc>
+              <w:tc>
+                <w:tcPr>
+                  <w:tcBorders>
+                    <w:top w:val="single" w:space="0" w:color="D3D3D3"/>
+                    <w:bottom w:val="single" w:space="0" w:color="D3D3D3"/>
+                    <w:start w:val="single" w:space="0" w:color="D3D3D3"/>
+                    <w:end w:val="single" w:space="0" w:color="D3D3D3"/>
+                  </w:tcBorders>
+                </w:tcPr>
+                <w:p>
+                  <w:pPr>
+                    <w:spacing w:before="0" w:after="60"/>
+                    <w:keepNext/>
+                    <w:jc w:val="center"/>
+                  </w:pPr>
+                  <w:r>
+                    <w:rPr>
+                      <w:rFonts w:ascii="Calibri" w:hAnsi="Calibri"/>
+                      <w:sz w:val="20"/>
+                    </w:rPr>
+                    <w:t xml:space="default">&lt;0.001***</w:t>
+                  </w:r>
+                </w:p>
+              </w:tc>
+            </w:tr>
+            <w:tr>
+              <w:trPr>
+                <w:cantSplit/>
+              </w:trPr>
+              <w:tc>
+                <w:tcPr>
+                  <w:tcBorders>
+                    <w:top w:val="single" w:space="0" w:color="D3D3D3"/>
+                    <w:bottom w:val="single" w:space="0" w:color="D3D3D3"/>
+                    <w:start w:val="single" w:space="0" w:color="D3D3D3"/>
+                    <w:end w:val="single" w:space="0" w:color="D3D3D3"/>
+                  </w:tcBorders>
+                </w:tcPr>
+                <w:p>
+                  <w:pPr>
+                    <w:spacing w:before="0" w:after="60"/>
+                    <w:keepNext/>
+                    <w:jc w:val="start"/>
+                  </w:pPr>
+                  <w:r>
+                    <w:rPr>
+                      <w:rFonts w:ascii="Calibri" w:hAnsi="Calibri"/>
+                      <w:sz w:val="20"/>
+                    </w:rPr>
+                    <w:t xml:space="default">Saint Louis</w:t>
+                  </w:r>
+                </w:p>
+              </w:tc>
+              <w:tc>
+                <w:tcPr>
+                  <w:tcBorders>
+                    <w:top w:val="single" w:space="0" w:color="D3D3D3"/>
+                    <w:bottom w:val="single" w:space="0" w:color="D3D3D3"/>
+                    <w:start w:val="single" w:space="0" w:color="D3D3D3"/>
+                    <w:end w:val="single" w:space="0" w:color="D3D3D3"/>
+                  </w:tcBorders>
+                </w:tcPr>
+                <w:p>
+                  <w:pPr>
+                    <w:spacing w:before="0" w:after="60"/>
+                    <w:keepNext/>
+                    <w:jc w:val="start"/>
+                  </w:pPr>
+                  <w:r>
+                    <w:rPr>
+                      <w:rFonts w:ascii="Calibri" w:hAnsi="Calibri"/>
+                      <w:sz w:val="20"/>
+                    </w:rPr>
+                    <w:t xml:space="default">fixed</w:t>
+                  </w:r>
+                </w:p>
+              </w:tc>
+              <w:tc>
+                <w:tcPr>
+                  <w:tcBorders>
+                    <w:top w:val="single" w:space="0" w:color="D3D3D3"/>
+                    <w:bottom w:val="single" w:space="0" w:color="D3D3D3"/>
+                    <w:start w:val="single" w:space="0" w:color="D3D3D3"/>
+                    <w:end w:val="single" w:space="0" w:color="D3D3D3"/>
+                  </w:tcBorders>
+                </w:tcPr>
+                <w:p>
+                  <w:pPr>
+                    <w:spacing w:before="0" w:after="60"/>
+                    <w:keepNext/>
+                    <w:jc w:val="start"/>
+                  </w:pPr>
+                  <w:r>
+                    <w:rPr>
+                      <w:rFonts w:ascii="Calibri" w:hAnsi="Calibri"/>
+                      <w:sz w:val="20"/>
+                    </w:rPr>
+                    <w:t xml:space="default">cond</w:t>
+                  </w:r>
+                </w:p>
+              </w:tc>
+              <w:tc>
+                <w:tcPr>
+                  <w:tcBorders>
+                    <w:top w:val="single" w:space="0" w:color="D3D3D3"/>
+                    <w:bottom w:val="single" w:space="0" w:color="D3D3D3"/>
+                    <w:start w:val="single" w:space="0" w:color="D3D3D3"/>
+                    <w:end w:val="single" w:space="0" w:color="D3D3D3"/>
+                  </w:tcBorders>
+                </w:tcPr>
+                <w:p>
+                  <w:pPr>
+                    <w:spacing w:before="0" w:after="60"/>
+                    <w:keepNext/>
+                    <w:jc w:val="center"/>
+                  </w:pPr>
+                  <w:r>
+                    <w:rPr>
+                      <w:rFonts w:ascii="Calibri" w:hAnsi="Calibri"/>
+                      <w:sz w:val="20"/>
+                    </w:rPr>
+                    <w:t xml:space="default">-18.378</w:t>
+                  </w:r>
+                </w:p>
+              </w:tc>
+              <w:tc>
+                <w:tcPr>
+                  <w:tcBorders>
+                    <w:top w:val="single" w:space="0" w:color="D3D3D3"/>
+                    <w:bottom w:val="single" w:space="0" w:color="D3D3D3"/>
+                    <w:start w:val="single" w:space="0" w:color="D3D3D3"/>
+                    <w:end w:val="single" w:space="0" w:color="D3D3D3"/>
+                  </w:tcBorders>
+                </w:tcPr>
+                <w:p>
+                  <w:pPr>
+                    <w:spacing w:before="0" w:after="60"/>
+                    <w:keepNext/>
+                    <w:jc w:val="center"/>
+                  </w:pPr>
+                  <w:r>
+                    <w:rPr>
+                      <w:rFonts w:ascii="Calibri" w:hAnsi="Calibri"/>
+                      <w:sz w:val="20"/>
+                    </w:rPr>
+                    <w:t xml:space="default">2.540</w:t>
+                  </w:r>
+                </w:p>
+              </w:tc>
+              <w:tc>
+                <w:tcPr>
+                  <w:tcBorders>
+                    <w:top w:val="single" w:space="0" w:color="D3D3D3"/>
+                    <w:bottom w:val="single" w:space="0" w:color="D3D3D3"/>
+                    <w:start w:val="single" w:space="0" w:color="D3D3D3"/>
+                    <w:end w:val="single" w:space="0" w:color="D3D3D3"/>
+                  </w:tcBorders>
+                </w:tcPr>
+                <w:p>
+                  <w:pPr>
+                    <w:spacing w:before="0" w:after="60"/>
+                    <w:keepNext/>
+                    <w:jc w:val="center"/>
+                  </w:pPr>
+                  <w:r>
+                    <w:rPr>
+                      <w:rFonts w:ascii="Calibri" w:hAnsi="Calibri"/>
+                      <w:sz w:val="20"/>
+                    </w:rPr>
+                    <w:t xml:space="default">-7.237</w:t>
+                  </w:r>
+                </w:p>
+              </w:tc>
+              <w:tc>
+                <w:tcPr>
+                  <w:tcBorders>
+                    <w:top w:val="single" w:space="0" w:color="D3D3D3"/>
+                    <w:bottom w:val="single" w:space="0" w:color="D3D3D3"/>
+                    <w:start w:val="single" w:space="0" w:color="D3D3D3"/>
+                    <w:end w:val="single" w:space="0" w:color="D3D3D3"/>
+                  </w:tcBorders>
+                </w:tcPr>
+                <w:p>
+                  <w:pPr>
+                    <w:spacing w:before="0" w:after="60"/>
+                    <w:keepNext/>
+                    <w:jc w:val="end"/>
+                  </w:pPr>
+                  <w:r>
+                    <w:rPr>
+                      <w:rFonts w:ascii="Calibri" w:hAnsi="Calibri"/>
+                      <w:sz w:val="20"/>
+                    </w:rPr>
+                    <w:t xml:space="default">0.000</w:t>
+                  </w:r>
+                </w:p>
+              </w:tc>
+              <w:tc>
+                <w:tcPr>
+                  <w:tcBorders>
+                    <w:top w:val="single" w:space="0" w:color="D3D3D3"/>
+                    <w:bottom w:val="single" w:space="0" w:color="D3D3D3"/>
+                    <w:start w:val="single" w:space="0" w:color="D3D3D3"/>
+                    <w:end w:val="single" w:space="0" w:color="D3D3D3"/>
+                  </w:tcBorders>
+                </w:tcPr>
+                <w:p>
+                  <w:pPr>
+                    <w:spacing w:before="0" w:after="60"/>
+                    <w:keepNext/>
+                    <w:jc w:val="center"/>
+                  </w:pPr>
+                  <w:r>
+                    <w:rPr>
+                      <w:rFonts w:ascii="Calibri" w:hAnsi="Calibri"/>
+                      <w:sz w:val="20"/>
+                    </w:rPr>
+                    <w:t xml:space="default">&lt;0.001***</w:t>
+                  </w:r>
+                </w:p>
+              </w:tc>
+            </w:tr>
+            <w:tr>
+              <w:trPr>
+                <w:cantSplit/>
+              </w:trPr>
+              <w:tc>
+                <w:tcPr>
+                  <w:tcBorders>
+                    <w:top w:val="single" w:space="0" w:color="D3D3D3"/>
+                    <w:bottom w:val="single" w:space="0" w:color="D3D3D3"/>
+                    <w:start w:val="single" w:space="0" w:color="D3D3D3"/>
+                    <w:end w:val="single" w:space="0" w:color="D3D3D3"/>
+                  </w:tcBorders>
+                </w:tcPr>
+                <w:p>
+                  <w:pPr>
+                    <w:spacing w:before="0" w:after="60"/>
+                    <w:keepNext/>
+                    <w:jc w:val="start"/>
+                  </w:pPr>
+                  <w:r>
+                    <w:rPr>
+                      <w:rFonts w:ascii="Calibri" w:hAnsi="Calibri"/>
+                      <w:sz w:val="20"/>
+                    </w:rPr>
+                    <w:t xml:space="default">Thies</w:t>
+                  </w:r>
+                </w:p>
+              </w:tc>
+              <w:tc>
+                <w:tcPr>
+                  <w:tcBorders>
+                    <w:top w:val="single" w:space="0" w:color="D3D3D3"/>
+                    <w:bottom w:val="single" w:space="0" w:color="D3D3D3"/>
+                    <w:start w:val="single" w:space="0" w:color="D3D3D3"/>
+                    <w:end w:val="single" w:space="0" w:color="D3D3D3"/>
+                  </w:tcBorders>
+                </w:tcPr>
+                <w:p>
+                  <w:pPr>
+                    <w:spacing w:before="0" w:after="60"/>
+                    <w:keepNext/>
+                    <w:jc w:val="start"/>
+                  </w:pPr>
+                  <w:r>
+                    <w:rPr>
+                      <w:rFonts w:ascii="Calibri" w:hAnsi="Calibri"/>
+                      <w:sz w:val="20"/>
+                    </w:rPr>
+                    <w:t xml:space="default">fixed</w:t>
+                  </w:r>
+                </w:p>
+              </w:tc>
+              <w:tc>
+                <w:tcPr>
+                  <w:tcBorders>
+                    <w:top w:val="single" w:space="0" w:color="D3D3D3"/>
+                    <w:bottom w:val="single" w:space="0" w:color="D3D3D3"/>
+                    <w:start w:val="single" w:space="0" w:color="D3D3D3"/>
+                    <w:end w:val="single" w:space="0" w:color="D3D3D3"/>
+                  </w:tcBorders>
+                </w:tcPr>
+                <w:p>
+                  <w:pPr>
+                    <w:spacing w:before="0" w:after="60"/>
+                    <w:keepNext/>
+                    <w:jc w:val="start"/>
+                  </w:pPr>
+                  <w:r>
+                    <w:rPr>
+                      <w:rFonts w:ascii="Calibri" w:hAnsi="Calibri"/>
+                      <w:sz w:val="20"/>
+                    </w:rPr>
+                    <w:t xml:space="default">cond</w:t>
+                  </w:r>
+                </w:p>
+              </w:tc>
+              <w:tc>
+                <w:tcPr>
+                  <w:tcBorders>
+                    <w:top w:val="single" w:space="0" w:color="D3D3D3"/>
+                    <w:bottom w:val="single" w:space="0" w:color="D3D3D3"/>
+                    <w:start w:val="single" w:space="0" w:color="D3D3D3"/>
+                    <w:end w:val="single" w:space="0" w:color="D3D3D3"/>
+                  </w:tcBorders>
+                </w:tcPr>
+                <w:p>
+                  <w:pPr>
+                    <w:spacing w:before="0" w:after="60"/>
+                    <w:keepNext/>
+                    <w:jc w:val="center"/>
+                  </w:pPr>
+                  <w:r>
+                    <w:rPr>
+                      <w:rFonts w:ascii="Calibri" w:hAnsi="Calibri"/>
+                      <w:sz w:val="20"/>
+                    </w:rPr>
+                    <w:t xml:space="default">-10.492</w:t>
+                  </w:r>
+                </w:p>
+              </w:tc>
+              <w:tc>
+                <w:tcPr>
+                  <w:tcBorders>
+                    <w:top w:val="single" w:space="0" w:color="D3D3D3"/>
+                    <w:bottom w:val="single" w:space="0" w:color="D3D3D3"/>
+                    <w:start w:val="single" w:space="0" w:color="D3D3D3"/>
+                    <w:end w:val="single" w:space="0" w:color="D3D3D3"/>
+                  </w:tcBorders>
+                </w:tcPr>
+                <w:p>
+                  <w:pPr>
+                    <w:spacing w:before="0" w:after="60"/>
+                    <w:keepNext/>
+                    <w:jc w:val="center"/>
+                  </w:pPr>
+                  <w:r>
+                    <w:rPr>
+                      <w:rFonts w:ascii="Calibri" w:hAnsi="Calibri"/>
+                      <w:sz w:val="20"/>
+                    </w:rPr>
+                    <w:t xml:space="default">2.317</w:t>
+                  </w:r>
+                </w:p>
+              </w:tc>
+              <w:tc>
+                <w:tcPr>
+                  <w:tcBorders>
+                    <w:top w:val="single" w:space="0" w:color="D3D3D3"/>
+                    <w:bottom w:val="single" w:space="0" w:color="D3D3D3"/>
+                    <w:start w:val="single" w:space="0" w:color="D3D3D3"/>
+                    <w:end w:val="single" w:space="0" w:color="D3D3D3"/>
+                  </w:tcBorders>
+                </w:tcPr>
+                <w:p>
+                  <w:pPr>
+                    <w:spacing w:before="0" w:after="60"/>
+                    <w:keepNext/>
+                    <w:jc w:val="center"/>
+                  </w:pPr>
+                  <w:r>
+                    <w:rPr>
+                      <w:rFonts w:ascii="Calibri" w:hAnsi="Calibri"/>
+                      <w:sz w:val="20"/>
+                    </w:rPr>
+                    <w:t xml:space="default">-4.529</w:t>
+                  </w:r>
+                </w:p>
+              </w:tc>
+              <w:tc>
+                <w:tcPr>
+                  <w:tcBorders>
+                    <w:top w:val="single" w:space="0" w:color="D3D3D3"/>
+                    <w:bottom w:val="single" w:space="0" w:color="D3D3D3"/>
+                    <w:start w:val="single" w:space="0" w:color="D3D3D3"/>
+                    <w:end w:val="single" w:space="0" w:color="D3D3D3"/>
+                  </w:tcBorders>
+                </w:tcPr>
+                <w:p>
+                  <w:pPr>
+                    <w:spacing w:before="0" w:after="60"/>
+                    <w:keepNext/>
+                    <w:jc w:val="end"/>
+                  </w:pPr>
+                  <w:r>
+                    <w:rPr>
+                      <w:rFonts w:ascii="Calibri" w:hAnsi="Calibri"/>
+                      <w:sz w:val="20"/>
+                    </w:rPr>
+                    <w:t xml:space="default">0.000</w:t>
+                  </w:r>
+                </w:p>
+              </w:tc>
+              <w:tc>
+                <w:tcPr>
+                  <w:tcBorders>
+                    <w:top w:val="single" w:space="0" w:color="D3D3D3"/>
+                    <w:bottom w:val="single" w:space="0" w:color="D3D3D3"/>
+                    <w:start w:val="single" w:space="0" w:color="D3D3D3"/>
+                    <w:end w:val="single" w:space="0" w:color="D3D3D3"/>
+                  </w:tcBorders>
+                </w:tcPr>
+                <w:p>
+                  <w:pPr>
+                    <w:spacing w:before="0" w:after="60"/>
+                    <w:keepNext/>
+                    <w:jc w:val="center"/>
+                  </w:pPr>
+                  <w:r>
+                    <w:rPr>
+                      <w:rFonts w:ascii="Calibri" w:hAnsi="Calibri"/>
+                      <w:sz w:val="20"/>
+                    </w:rPr>
+                    <w:t xml:space="default">&lt;0.001***</w:t>
+                  </w:r>
+                </w:p>
+              </w:tc>
+            </w:tr>
+            <w:tr>
+              <w:trPr>
+                <w:cantSplit/>
+              </w:trPr>
+              <w:tc>
+                <w:tcPr>
+                  <w:tcBorders>
+                    <w:top w:val="single" w:space="0" w:color="D3D3D3"/>
+                    <w:bottom w:val="single" w:space="0" w:color="D3D3D3"/>
+                    <w:start w:val="single" w:space="0" w:color="D3D3D3"/>
+                    <w:end w:val="single" w:space="0" w:color="D3D3D3"/>
+                  </w:tcBorders>
+                </w:tcPr>
+                <w:p>
+                  <w:pPr>
+                    <w:spacing w:before="0" w:after="60"/>
+                    <w:keepNext/>
+                    <w:jc w:val="start"/>
+                  </w:pPr>
+                  <w:r>
+                    <w:rPr>
+                      <w:rFonts w:ascii="Calibri" w:hAnsi="Calibri"/>
+                      <w:sz w:val="20"/>
+                    </w:rPr>
+                    <w:t xml:space="default">Fertilized:Mission 2</w:t>
+                  </w:r>
+                </w:p>
+              </w:tc>
+              <w:tc>
+                <w:tcPr>
+                  <w:tcBorders>
+                    <w:top w:val="single" w:space="0" w:color="D3D3D3"/>
+                    <w:bottom w:val="single" w:space="0" w:color="D3D3D3"/>
+                    <w:start w:val="single" w:space="0" w:color="D3D3D3"/>
+                    <w:end w:val="single" w:space="0" w:color="D3D3D3"/>
+                  </w:tcBorders>
+                </w:tcPr>
+                <w:p>
+                  <w:pPr>
+                    <w:spacing w:before="0" w:after="60"/>
+                    <w:keepNext/>
+                    <w:jc w:val="start"/>
+                  </w:pPr>
+                  <w:r>
+                    <w:rPr>
+                      <w:rFonts w:ascii="Calibri" w:hAnsi="Calibri"/>
+                      <w:sz w:val="20"/>
+                    </w:rPr>
+                    <w:t xml:space="default">fixed</w:t>
+                  </w:r>
+                </w:p>
+              </w:tc>
+              <w:tc>
+                <w:tcPr>
+                  <w:tcBorders>
+                    <w:top w:val="single" w:space="0" w:color="D3D3D3"/>
+                    <w:bottom w:val="single" w:space="0" w:color="D3D3D3"/>
+                    <w:start w:val="single" w:space="0" w:color="D3D3D3"/>
+                    <w:end w:val="single" w:space="0" w:color="D3D3D3"/>
+                  </w:tcBorders>
+                </w:tcPr>
+                <w:p>
+                  <w:pPr>
+                    <w:spacing w:before="0" w:after="60"/>
+                    <w:keepNext/>
+                    <w:jc w:val="start"/>
+                  </w:pPr>
+                  <w:r>
+                    <w:rPr>
+                      <w:rFonts w:ascii="Calibri" w:hAnsi="Calibri"/>
+                      <w:sz w:val="20"/>
+                    </w:rPr>
+                    <w:t xml:space="default">cond</w:t>
+                  </w:r>
+                </w:p>
+              </w:tc>
+              <w:tc>
+                <w:tcPr>
+                  <w:tcBorders>
+                    <w:top w:val="single" w:space="0" w:color="D3D3D3"/>
+                    <w:bottom w:val="single" w:space="0" w:color="D3D3D3"/>
+                    <w:start w:val="single" w:space="0" w:color="D3D3D3"/>
+                    <w:end w:val="single" w:space="0" w:color="D3D3D3"/>
+                  </w:tcBorders>
+                </w:tcPr>
+                <w:p>
+                  <w:pPr>
+                    <w:spacing w:before="0" w:after="60"/>
+                    <w:keepNext/>
+                    <w:jc w:val="center"/>
+                  </w:pPr>
+                  <w:r>
+                    <w:rPr>
+                      <w:rFonts w:ascii="Calibri" w:hAnsi="Calibri"/>
+                      <w:sz w:val="20"/>
+                    </w:rPr>
+                    <w:t xml:space="default">-1.961</w:t>
+                  </w:r>
+                </w:p>
+              </w:tc>
+              <w:tc>
+                <w:tcPr>
+                  <w:tcBorders>
+                    <w:top w:val="single" w:space="0" w:color="D3D3D3"/>
+                    <w:bottom w:val="single" w:space="0" w:color="D3D3D3"/>
+                    <w:start w:val="single" w:space="0" w:color="D3D3D3"/>
+                    <w:end w:val="single" w:space="0" w:color="D3D3D3"/>
+                  </w:tcBorders>
+                </w:tcPr>
+                <w:p>
+                  <w:pPr>
+                    <w:spacing w:before="0" w:after="60"/>
+                    <w:keepNext/>
+                    <w:jc w:val="center"/>
+                  </w:pPr>
+                  <w:r>
+                    <w:rPr>
+                      <w:rFonts w:ascii="Calibri" w:hAnsi="Calibri"/>
+                      <w:sz w:val="20"/>
+                    </w:rPr>
+                    <w:t xml:space="default">1.766</w:t>
+                  </w:r>
+                </w:p>
+              </w:tc>
+              <w:tc>
+                <w:tcPr>
+                  <w:tcBorders>
+                    <w:top w:val="single" w:space="0" w:color="D3D3D3"/>
+                    <w:bottom w:val="single" w:space="0" w:color="D3D3D3"/>
+                    <w:start w:val="single" w:space="0" w:color="D3D3D3"/>
+                    <w:end w:val="single" w:space="0" w:color="D3D3D3"/>
+                  </w:tcBorders>
+                </w:tcPr>
+                <w:p>
+                  <w:pPr>
+                    <w:spacing w:before="0" w:after="60"/>
+                    <w:keepNext/>
+                    <w:jc w:val="center"/>
+                  </w:pPr>
+                  <w:r>
+                    <w:rPr>
+                      <w:rFonts w:ascii="Calibri" w:hAnsi="Calibri"/>
+                      <w:sz w:val="20"/>
+                    </w:rPr>
+                    <w:t xml:space="default">-1.111</w:t>
+                  </w:r>
+                </w:p>
+              </w:tc>
+              <w:tc>
+                <w:tcPr>
+                  <w:tcBorders>
+                    <w:top w:val="single" w:space="0" w:color="D3D3D3"/>
+                    <w:bottom w:val="single" w:space="0" w:color="D3D3D3"/>
+                    <w:start w:val="single" w:space="0" w:color="D3D3D3"/>
+                    <w:end w:val="single" w:space="0" w:color="D3D3D3"/>
+                  </w:tcBorders>
+                </w:tcPr>
+                <w:p>
+                  <w:pPr>
+                    <w:spacing w:before="0" w:after="60"/>
+                    <w:keepNext/>
+                    <w:jc w:val="end"/>
+                  </w:pPr>
+                  <w:r>
+                    <w:rPr>
+                      <w:rFonts w:ascii="Calibri" w:hAnsi="Calibri"/>
+                      <w:sz w:val="20"/>
+                    </w:rPr>
+                    <w:t xml:space="default">0.267</w:t>
+                  </w:r>
+                </w:p>
+              </w:tc>
+              <w:tc>
+                <w:tcPr>
+                  <w:tcBorders>
+                    <w:top w:val="single" w:space="0" w:color="D3D3D3"/>
+                    <w:bottom w:val="single" w:space="0" w:color="D3D3D3"/>
+                    <w:start w:val="single" w:space="0" w:color="D3D3D3"/>
+                    <w:end w:val="single" w:space="0" w:color="D3D3D3"/>
+                  </w:tcBorders>
+                </w:tcPr>
+                <w:p>
+                  <w:pPr>
+                    <w:spacing w:before="0" w:after="60"/>
+                    <w:keepNext/>
+                    <w:jc w:val="center"/>
+                  </w:pPr>
+                  <w:r>
+                    <w:rPr>
+                      <w:rFonts w:ascii="Calibri" w:hAnsi="Calibri"/>
+                      <w:sz w:val="20"/>
+                    </w:rPr>
+                    <w:t xml:space="default">0.267</w:t>
+                  </w:r>
+                </w:p>
+              </w:tc>
+            </w:tr>
+            <w:tr>
+              <w:trPr>
+                <w:cantSplit/>
+              </w:trPr>
+              <w:tc>
+                <w:tcPr>
+                  <w:tcBorders>
+                    <w:top w:val="single" w:space="0" w:color="D3D3D3"/>
+                    <w:bottom w:val="single" w:space="0" w:color="D3D3D3"/>
+                    <w:start w:val="single" w:space="0" w:color="D3D3D3"/>
+                    <w:end w:val="single" w:space="0" w:color="D3D3D3"/>
+                  </w:tcBorders>
+                </w:tcPr>
+                <w:p>
+                  <w:pPr>
+                    <w:spacing w:before="0" w:after="60"/>
+                    <w:keepNext/>
+                    <w:jc w:val="start"/>
+                  </w:pPr>
+                  <w:r>
+                    <w:rPr>
+                      <w:rFonts w:ascii="Calibri" w:hAnsi="Calibri"/>
+                      <w:sz w:val="20"/>
+                    </w:rPr>
+                    <w:t xml:space="default">Fertilized:Mission 3</w:t>
+                  </w:r>
+                </w:p>
+              </w:tc>
+              <w:tc>
+                <w:tcPr>
+                  <w:tcBorders>
+                    <w:top w:val="single" w:space="0" w:color="D3D3D3"/>
+                    <w:bottom w:val="single" w:space="0" w:color="D3D3D3"/>
+                    <w:start w:val="single" w:space="0" w:color="D3D3D3"/>
+                    <w:end w:val="single" w:space="0" w:color="D3D3D3"/>
+                  </w:tcBorders>
+                </w:tcPr>
+                <w:p>
+                  <w:pPr>
+                    <w:spacing w:before="0" w:after="60"/>
+                    <w:keepNext/>
+                    <w:jc w:val="start"/>
+                  </w:pPr>
+                  <w:r>
+                    <w:rPr>
+                      <w:rFonts w:ascii="Calibri" w:hAnsi="Calibri"/>
+                      <w:sz w:val="20"/>
+                    </w:rPr>
+                    <w:t xml:space="default">fixed</w:t>
+                  </w:r>
+                </w:p>
+              </w:tc>
+              <w:tc>
+                <w:tcPr>
+                  <w:tcBorders>
+                    <w:top w:val="single" w:space="0" w:color="D3D3D3"/>
+                    <w:bottom w:val="single" w:space="0" w:color="D3D3D3"/>
+                    <w:start w:val="single" w:space="0" w:color="D3D3D3"/>
+                    <w:end w:val="single" w:space="0" w:color="D3D3D3"/>
+                  </w:tcBorders>
+                </w:tcPr>
+                <w:p>
+                  <w:pPr>
+                    <w:spacing w:before="0" w:after="60"/>
+                    <w:keepNext/>
+                    <w:jc w:val="start"/>
+                  </w:pPr>
+                  <w:r>
+                    <w:rPr>
+                      <w:rFonts w:ascii="Calibri" w:hAnsi="Calibri"/>
+                      <w:sz w:val="20"/>
+                    </w:rPr>
+                    <w:t xml:space="default">cond</w:t>
+                  </w:r>
+                </w:p>
+              </w:tc>
+              <w:tc>
+                <w:tcPr>
+                  <w:tcBorders>
+                    <w:top w:val="single" w:space="0" w:color="D3D3D3"/>
+                    <w:bottom w:val="single" w:space="0" w:color="D3D3D3"/>
+                    <w:start w:val="single" w:space="0" w:color="D3D3D3"/>
+                    <w:end w:val="single" w:space="0" w:color="D3D3D3"/>
+                  </w:tcBorders>
+                </w:tcPr>
+                <w:p>
+                  <w:pPr>
+                    <w:spacing w:before="0" w:after="60"/>
+                    <w:keepNext/>
+                    <w:jc w:val="center"/>
+                  </w:pPr>
+                  <w:r>
+                    <w:rPr>
+                      <w:rFonts w:ascii="Calibri" w:hAnsi="Calibri"/>
+                      <w:sz w:val="20"/>
+                    </w:rPr>
+                    <w:t xml:space="default">-2.458</w:t>
+                  </w:r>
+                </w:p>
+              </w:tc>
+              <w:tc>
+                <w:tcPr>
+                  <w:tcBorders>
+                    <w:top w:val="single" w:space="0" w:color="D3D3D3"/>
+                    <w:bottom w:val="single" w:space="0" w:color="D3D3D3"/>
+                    <w:start w:val="single" w:space="0" w:color="D3D3D3"/>
+                    <w:end w:val="single" w:space="0" w:color="D3D3D3"/>
+                  </w:tcBorders>
+                </w:tcPr>
+                <w:p>
+                  <w:pPr>
+                    <w:spacing w:before="0" w:after="60"/>
+                    <w:keepNext/>
+                    <w:jc w:val="center"/>
+                  </w:pPr>
+                  <w:r>
+                    <w:rPr>
+                      <w:rFonts w:ascii="Calibri" w:hAnsi="Calibri"/>
+                      <w:sz w:val="20"/>
+                    </w:rPr>
+                    <w:t xml:space="default">1.845</w:t>
+                  </w:r>
+                </w:p>
+              </w:tc>
+              <w:tc>
+                <w:tcPr>
+                  <w:tcBorders>
+                    <w:top w:val="single" w:space="0" w:color="D3D3D3"/>
+                    <w:bottom w:val="single" w:space="0" w:color="D3D3D3"/>
+                    <w:start w:val="single" w:space="0" w:color="D3D3D3"/>
+                    <w:end w:val="single" w:space="0" w:color="D3D3D3"/>
+                  </w:tcBorders>
+                </w:tcPr>
+                <w:p>
+                  <w:pPr>
+                    <w:spacing w:before="0" w:after="60"/>
+                    <w:keepNext/>
+                    <w:jc w:val="center"/>
+                  </w:pPr>
+                  <w:r>
+                    <w:rPr>
+                      <w:rFonts w:ascii="Calibri" w:hAnsi="Calibri"/>
+                      <w:sz w:val="20"/>
+                    </w:rPr>
+                    <w:t xml:space="default">-1.332</w:t>
+                  </w:r>
+                </w:p>
+              </w:tc>
+              <w:tc>
+                <w:tcPr>
+                  <w:tcBorders>
+                    <w:top w:val="single" w:space="0" w:color="D3D3D3"/>
+                    <w:bottom w:val="single" w:space="0" w:color="D3D3D3"/>
+                    <w:start w:val="single" w:space="0" w:color="D3D3D3"/>
+                    <w:end w:val="single" w:space="0" w:color="D3D3D3"/>
+                  </w:tcBorders>
+                </w:tcPr>
+                <w:p>
+                  <w:pPr>
+                    <w:spacing w:before="0" w:after="60"/>
+                    <w:keepNext/>
+                    <w:jc w:val="end"/>
+                  </w:pPr>
+                  <w:r>
+                    <w:rPr>
+                      <w:rFonts w:ascii="Calibri" w:hAnsi="Calibri"/>
+                      <w:sz w:val="20"/>
+                    </w:rPr>
+                    <w:t xml:space="default">0.183</w:t>
+                  </w:r>
+                </w:p>
+              </w:tc>
+              <w:tc>
+                <w:tcPr>
+                  <w:tcBorders>
+                    <w:top w:val="single" w:space="0" w:color="D3D3D3"/>
+                    <w:bottom w:val="single" w:space="0" w:color="D3D3D3"/>
+                    <w:start w:val="single" w:space="0" w:color="D3D3D3"/>
+                    <w:end w:val="single" w:space="0" w:color="D3D3D3"/>
+                  </w:tcBorders>
+                </w:tcPr>
+                <w:p>
+                  <w:pPr>
+                    <w:spacing w:before="0" w:after="60"/>
+                    <w:keepNext/>
+                    <w:jc w:val="center"/>
+                  </w:pPr>
+                  <w:r>
+                    <w:rPr>
+                      <w:rFonts w:ascii="Calibri" w:hAnsi="Calibri"/>
+                      <w:sz w:val="20"/>
+                    </w:rPr>
+                    <w:t xml:space="default">0.183</w:t>
+                  </w:r>
+                </w:p>
+              </w:tc>
+            </w:tr>
+          </w:tbl>
+          <w:bookmarkEnd w:id="73"/>
+        </w:tc>
+      </w:tr>
+    </w:tbl>
+    <w:bookmarkEnd w:id="74"/>
+    <w:bookmarkStart w:id="79" w:name="grasshopper-density-analysis-tables"/>
+    <w:p>
+      <w:pPr>
+        <w:pStyle w:val="Heading2"/>
+      </w:pPr>
+      <w:r>
+        <w:t xml:space="preserve">4.2 grasshopper Density Analysis Tables</w:t>
+      </w:r>
+    </w:p>
+    <w:bookmarkStart w:id="76" w:name="model-summaries-by-mission"/>
+    <w:p>
+      <w:pPr>
+        <w:pStyle w:val="Heading3"/>
+      </w:pPr>
+      <w:r>
+        <w:t xml:space="preserve">4.2.1 Model Summaries by Mission</w:t>
+      </w:r>
+    </w:p>
+    <w:tbl>
+      <w:tblPr>
+        <w:tblStyle w:val="Table"/>
+        <w:tblW w:type="pct" w:w="5000"/>
+        <w:tblLayout w:type="fixed"/>
+        <w:tblLook w:firstRow="0" w:lastRow="0" w:firstColumn="0" w:lastColumn="0" w:noHBand="0" w:noVBand="0" w:val="0000"/>
+      </w:tblPr>
+      <w:tblGrid>
+        <w:gridCol w:w="7920"/>
+      </w:tblGrid>
+      <w:tr>
+        <w:tc>
+          <w:tcPr/>
+          <w:bookmarkStart w:id="75" w:name="tbl-ose-density-models"/>
+          <w:p>
+            <w:pPr>
+              <w:jc w:val="center"/>
+            </w:pPr>
+            <w:pPr>
+              <w:jc w:val="left"/>
+              <w:spacing w:before="200"/>
+              <w:pStyle w:val="ImageCaption"/>
+            </w:pPr>
+            <w:r>
+              <w:t xml:space="preserve">Table 2: Model summaries for grasshopper density by treatment and region across three survey missions. Each mission was modeled separately using generalized linear mixed models (GLMMs) with Tweedie family distribution. Fixed effects include fertilizer treatment, region, and their interaction. Random effects account for farmer-level variation.</w:t>
             </w:r>
           </w:p>
           <w:p>
@@ -6235,18 +8783,18 @@
               </w:tc>
             </w:tr>
           </w:tbl>
-          <w:bookmarkEnd w:id="74"/>
+          <w:bookmarkEnd w:id="75"/>
         </w:tc>
       </w:tr>
     </w:tbl>
-    <w:bookmarkEnd w:id="75"/>
-    <w:bookmarkStart w:id="77" w:name="pairwise-comparisons-by-mission"/>
+    <w:bookmarkEnd w:id="76"/>
+    <w:bookmarkStart w:id="78" w:name="pairwise-comparisons-by-mission"/>
     <w:p>
       <w:pPr>
         <w:pStyle w:val="Heading3"/>
       </w:pPr>
       <w:r>
-        <w:t xml:space="preserve">4.1.2 Pairwise Comparisons by Mission</w:t>
+        <w:t xml:space="preserve">4.2.2 Pairwise Comparisons by Mission</w:t>
       </w:r>
     </w:p>
     <w:tbl>
@@ -6262,7 +8810,7 @@
       <w:tr>
         <w:tc>
           <w:tcPr/>
-          <w:bookmarkStart w:id="76" w:name="tbl-ose-density-pairwise"/>
+          <w:bookmarkStart w:id="77" w:name="tbl-ose-density-pairwise"/>
           <w:p>
             <w:pPr>
               <w:jc w:val="center"/>
@@ -6273,7 +8821,7 @@
               <w:pStyle w:val="ImageCaption"/>
             </w:pPr>
             <w:r>
-              <w:t xml:space="preserve">Table 2: Pairwise comparisons of estimated marginal means for grasshopper density across treatment × region combinations within each mission. Ratios indicate the multiplicative difference between groups. Tukey adjustment applied for multiple comparisons.</w:t>
+              <w:t xml:space="preserve">Table 3: Pairwise comparisons of estimated marginal means for grasshopper density across treatment × region combinations within each mission. Ratios indicate the multiplicative difference between groups. Tukey adjustment applied for multiple comparisons.</w:t>
             </w:r>
           </w:p>
           <w:p>
@@ -18903,28 +21451,28 @@
               </w:tc>
             </w:tr>
           </w:tbl>
-          <w:bookmarkEnd w:id="76"/>
+          <w:bookmarkEnd w:id="77"/>
         </w:tc>
       </w:tr>
     </w:tbl>
-    <w:bookmarkEnd w:id="77"/>
     <w:bookmarkEnd w:id="78"/>
-    <w:bookmarkStart w:id="83" w:name="grasshopper-damage-analysis-tables"/>
+    <w:bookmarkEnd w:id="79"/>
+    <w:bookmarkStart w:id="84" w:name="grasshopper-damage-analysis-tables"/>
     <w:p>
       <w:pPr>
         <w:pStyle w:val="Heading2"/>
       </w:pPr>
       <w:r>
-        <w:t xml:space="preserve">4.2 Grasshopper Damage Analysis Tables</w:t>
+        <w:t xml:space="preserve">4.3 Grasshopper Damage Analysis Tables</w:t>
       </w:r>
     </w:p>
-    <w:bookmarkStart w:id="80" w:name="model-summaries-by-mission-1"/>
+    <w:bookmarkStart w:id="81" w:name="model-summaries-by-mission-1"/>
     <w:p>
       <w:pPr>
         <w:pStyle w:val="Heading3"/>
       </w:pPr>
       <w:r>
-        <w:t xml:space="preserve">4.2.1 Model Summaries by Mission</w:t>
+        <w:t xml:space="preserve">4.3.1 Model Summaries by Mission</w:t>
       </w:r>
     </w:p>
     <w:tbl>
@@ -18940,7 +21488,7 @@
       <w:tr>
         <w:tc>
           <w:tcPr/>
-          <w:bookmarkStart w:id="79" w:name="tbl-ose-damage-models"/>
+          <w:bookmarkStart w:id="80" w:name="tbl-ose-damage-models"/>
           <w:p>
             <w:pPr>
               <w:jc w:val="center"/>
@@ -18951,7 +21499,7 @@
               <w:pStyle w:val="ImageCaption"/>
             </w:pPr>
             <w:r>
-              <w:t xml:space="preserve">Table 3: Model summaries for grasshopper damage by treatment and region across three survey missions. Each mission was modeled separately using generalized linear mixed models (GLMMs) with Tweedie family distribution. Fixed effects include fertilizer treatment, region, and their interaction. Random effects account for farmer-level variation.</w:t>
+              <w:t xml:space="preserve">Table 4: Model summaries for grasshopper damage by treatment and region across three survey missions. Each mission was modeled separately using generalized linear mixed models (GLMMs) with Tweedie family distribution. Fixed effects include fertilizer treatment, region, and their interaction. Random effects account for farmer-level variation.</w:t>
             </w:r>
           </w:p>
           <w:p>
@@ -23001,18 +25549,18 @@
               </w:tc>
             </w:tr>
           </w:tbl>
-          <w:bookmarkEnd w:id="79"/>
+          <w:bookmarkEnd w:id="80"/>
         </w:tc>
       </w:tr>
     </w:tbl>
-    <w:bookmarkEnd w:id="80"/>
-    <w:bookmarkStart w:id="82" w:name="pairwise-comparisons-by-mission-1"/>
+    <w:bookmarkEnd w:id="81"/>
+    <w:bookmarkStart w:id="83" w:name="pairwise-comparisons-by-mission-1"/>
     <w:p>
       <w:pPr>
         <w:pStyle w:val="Heading3"/>
       </w:pPr>
       <w:r>
-        <w:t xml:space="preserve">4.2.2 Pairwise Comparisons by Mission</w:t>
+        <w:t xml:space="preserve">4.3.2 Pairwise Comparisons by Mission</w:t>
       </w:r>
     </w:p>
     <w:tbl>
@@ -23028,7 +25576,7 @@
       <w:tr>
         <w:tc>
           <w:tcPr/>
-          <w:bookmarkStart w:id="81" w:name="tbl-ose-damage-pairwise"/>
+          <w:bookmarkStart w:id="82" w:name="tbl-ose-damage-pairwise"/>
           <w:p>
             <w:pPr>
               <w:jc w:val="center"/>
@@ -23039,7 +25587,7 @@
               <w:pStyle w:val="ImageCaption"/>
             </w:pPr>
             <w:r>
-              <w:t xml:space="preserve">Table 4: Pairwise comparisons of estimated marginal means for grasshopper damage across treatment × region combinations within each mission. Ratios indicate the multiplicative difference between groups. Tukey adjustment applied for multiple comparisons.</w:t>
+              <w:t xml:space="preserve">Table 5: Pairwise comparisons of estimated marginal means for grasshopper damage across treatment × region combinations within each mission. Ratios indicate the multiplicative difference between groups. Tukey adjustment applied for multiple comparisons.</w:t>
             </w:r>
           </w:p>
           <w:p>
@@ -35669,28 +38217,28 @@
               </w:tc>
             </w:tr>
           </w:tbl>
-          <w:bookmarkEnd w:id="81"/>
+          <w:bookmarkEnd w:id="82"/>
         </w:tc>
       </w:tr>
     </w:tbl>
-    <w:bookmarkEnd w:id="82"/>
     <w:bookmarkEnd w:id="83"/>
-    <w:bookmarkStart w:id="88" w:name="millet-yield-analysis-tables"/>
+    <w:bookmarkEnd w:id="84"/>
+    <w:bookmarkStart w:id="89" w:name="millet-yield-analysis-tables"/>
     <w:p>
       <w:pPr>
         <w:pStyle w:val="Heading2"/>
       </w:pPr>
       <w:r>
-        <w:t xml:space="preserve">4.3 Millet Yield Analysis Tables</w:t>
+        <w:t xml:space="preserve">4.4 Millet Yield Analysis Tables</w:t>
       </w:r>
     </w:p>
-    <w:bookmarkStart w:id="85" w:name="model-summary"/>
+    <w:bookmarkStart w:id="86" w:name="model-summary"/>
     <w:p>
       <w:pPr>
         <w:pStyle w:val="Heading3"/>
       </w:pPr>
       <w:r>
-        <w:t xml:space="preserve">4.3.1 Model Summary</w:t>
+        <w:t xml:space="preserve">4.4.1 Model Summary</w:t>
       </w:r>
     </w:p>
     <w:tbl>
@@ -35706,7 +38254,7 @@
       <w:tr>
         <w:tc>
           <w:tcPr/>
-          <w:bookmarkStart w:id="84" w:name="tbl-yield-model"/>
+          <w:bookmarkStart w:id="85" w:name="tbl-yield-model"/>
           <w:p>
             <w:pPr>
               <w:jc w:val="center"/>
@@ -35717,7 +38265,7 @@
               <w:pStyle w:val="ImageCaption"/>
             </w:pPr>
             <w:r>
-              <w:t xml:space="preserve">Table 5: Model summary for millet yield by fertilizer treatment and region. Generalized linear mixed model (GLMM) with Tweedie family distribution. Fixed effects include fertilizer treatment, region, and their interaction. Random effects account for farmer-level variation.</w:t>
+              <w:t xml:space="preserve">Table 6: Model summary for millet yield by fertilizer treatment and region. Generalized linear mixed model (GLMM) with Tweedie family distribution. Fixed effects include fertilizer treatment, region, and their interaction. Random effects account for farmer-level variation.</w:t>
             </w:r>
           </w:p>
           <w:p>
@@ -37429,42 +39977,19 @@
                 </w:p>
               </w:tc>
             </w:tr>
-            <w:tr>
-              <w:trPr>
-                <w:cantSplit/>
-              </w:trPr>
-              <w:tc>
-                <w:tcPr>
-                  <w:gridSpan w:val="8"/>
-                </w:tcPr>
-                <w:p>
-                  <w:pPr>
-                    <w:spacing w:before="0" w:after="60"/>
-                    <w:keepNext/>
-                  </w:pPr>
-                  <w:r>
-                    <w:rPr>
-                      <w:rFonts w:ascii="Calibri" w:hAnsi="Calibri"/>
-                      <w:sz w:val="20"/>
-                    </w:rPr>
-                    <w:t xml:space="preserve">Significance: *** p &lt; 0.001, ** p &lt; 0.01, * p &lt; 0.05</w:t>
-                  </w:r>
-                </w:p>
-              </w:tc>
-            </w:tr>
           </w:tbl>
-          <w:bookmarkEnd w:id="84"/>
+          <w:bookmarkEnd w:id="85"/>
         </w:tc>
       </w:tr>
     </w:tbl>
-    <w:bookmarkEnd w:id="85"/>
-    <w:bookmarkStart w:id="87" w:name="pairwise-comparisons"/>
+    <w:bookmarkEnd w:id="86"/>
+    <w:bookmarkStart w:id="88" w:name="pairwise-comparisons"/>
     <w:p>
       <w:pPr>
         <w:pStyle w:val="Heading3"/>
       </w:pPr>
       <w:r>
-        <w:t xml:space="preserve">4.3.2 Pairwise Comparisons</w:t>
+        <w:t xml:space="preserve">4.4.2 Pairwise Comparisons</w:t>
       </w:r>
     </w:p>
     <w:tbl>
@@ -37480,7 +40005,7 @@
       <w:tr>
         <w:tc>
           <w:tcPr/>
-          <w:bookmarkStart w:id="86" w:name="tbl-yield-pairwise"/>
+          <w:bookmarkStart w:id="87" w:name="tbl-yield-pairwise"/>
           <w:p>
             <w:pPr>
               <w:jc w:val="center"/>
@@ -37491,7 +40016,7 @@
               <w:pStyle w:val="ImageCaption"/>
             </w:pPr>
             <w:r>
-              <w:t xml:space="preserve">Table 6: Pairwise comparisons of estimated marginal means for millet yield across treatment × region combinations. Ratios indicate the multiplicative difference between groups. Tukey adjustment applied for multiple comparisons.</w:t>
+              <w:t xml:space="preserve">Table 7: Pairwise comparisons of estimated marginal means for millet yield across treatment × region combinations. Ratios indicate the multiplicative difference between groups. Tukey adjustment applied for multiple comparisons.</w:t>
             </w:r>
           </w:p>
           <w:p>
@@ -40331,43 +42856,20 @@
                 </w:p>
               </w:tc>
             </w:tr>
-            <w:tr>
-              <w:trPr>
-                <w:cantSplit/>
-              </w:trPr>
-              <w:tc>
-                <w:tcPr>
-                  <w:gridSpan w:val="7"/>
-                </w:tcPr>
-                <w:p>
-                  <w:pPr>
-                    <w:spacing w:before="0" w:after="60"/>
-                    <w:keepNext/>
-                  </w:pPr>
-                  <w:r>
-                    <w:rPr>
-                      <w:rFonts w:ascii="Calibri" w:hAnsi="Calibri"/>
-                      <w:sz w:val="20"/>
-                    </w:rPr>
-                    <w:t xml:space="preserve">Significance: *** p &lt; 0.001, ** p &lt; 0.01, * p &lt; 0.05</w:t>
-                  </w:r>
-                </w:p>
-              </w:tc>
-            </w:tr>
           </w:tbl>
-          <w:bookmarkEnd w:id="86"/>
+          <w:bookmarkEnd w:id="87"/>
         </w:tc>
       </w:tr>
     </w:tbl>
-    <w:bookmarkEnd w:id="87"/>
     <w:bookmarkEnd w:id="88"/>
-    <w:bookmarkStart w:id="90" w:name="ground-cover-mediation-analysis-tables"/>
+    <w:bookmarkEnd w:id="89"/>
+    <w:bookmarkStart w:id="91" w:name="ground-cover-mediation-analysis-tables"/>
     <w:p>
       <w:pPr>
         <w:pStyle w:val="Heading2"/>
       </w:pPr>
       <w:r>
-        <w:t xml:space="preserve">4.4 Ground Cover Mediation Analysis Tables</w:t>
+        <w:t xml:space="preserve">4.5 Ground Cover Mediation Analysis Tables</w:t>
       </w:r>
     </w:p>
     <w:tbl>
@@ -40383,7 +42885,7 @@
       <w:tr>
         <w:tc>
           <w:tcPr/>
-          <w:bookmarkStart w:id="89" w:name="tbl-ground-cover-unified"/>
+          <w:bookmarkStart w:id="90" w:name="tbl-ground-cover-unified"/>
           <w:p>
             <w:pPr>
               <w:jc w:val="center"/>
@@ -40394,7 +42896,7 @@
               <w:pStyle w:val="ImageCaption"/>
             </w:pPr>
             <w:r>
-              <w:t xml:space="preserve">Table 7: Model summary for the unified ground cover mediation analysis. Generalized additive model (GAM) with Tweedie family distribution examining how ground cover mediates the effect of fertilizer treatment on grasshopper density. The model includes parametric terms for fertilizer treatment, mission number, and region, plus smooth terms for ground cover (varying by fertilizer treatment) and farmer random effects.</w:t>
+              <w:t xml:space="preserve">Table 8: Model summary for the unified ground cover mediation analysis. Generalized additive model (GAM) with Tweedie family distribution examining how ground cover mediates the effect of fertilizer treatment on grasshopper density. The model includes parametric terms for fertilizer treatment, mission number, and region, plus smooth terms for ground cover (varying by fertilizer treatment) and farmer random effects.</w:t>
             </w:r>
           </w:p>
           <w:p>
@@ -42803,18 +45305,18 @@
               </w:tc>
             </w:tr>
           </w:tbl>
-          <w:bookmarkEnd w:id="89"/>
+          <w:bookmarkEnd w:id="90"/>
         </w:tc>
       </w:tr>
     </w:tbl>
-    <w:bookmarkEnd w:id="90"/>
-    <w:bookmarkStart w:id="120" w:name="temperature-analysis-table"/>
+    <w:bookmarkEnd w:id="91"/>
+    <w:bookmarkStart w:id="121" w:name="temperature-analysis-table"/>
     <w:p>
       <w:pPr>
         <w:pStyle w:val="Heading2"/>
       </w:pPr>
       <w:r>
-        <w:t xml:space="preserve">4.5 Temperature Analysis Table</w:t>
+        <w:t xml:space="preserve">4.6 Temperature Analysis Table</w:t>
       </w:r>
     </w:p>
     <w:tbl>
@@ -42830,7 +45332,7 @@
       <w:tr>
         <w:tc>
           <w:tcPr/>
-          <w:bookmarkStart w:id="91" w:name="tbl-temperature-model"/>
+          <w:bookmarkStart w:id="92" w:name="tbl-temperature-model"/>
           <w:p>
             <w:pPr>
               <w:jc w:val="center"/>
@@ -42841,7 +45343,7 @@
               <w:pStyle w:val="ImageCaption"/>
             </w:pPr>
             <w:r>
-              <w:t xml:space="preserve">Table 8: Model summary for temperature effects on grasshopper density. Generalized additive model (GAM) with Tweedie family distribution examining whether temperature influences grasshopper density while accounting for region, mission, and farmer as random effects. Temperature was not significant, indicating that temperature does not meaningfully explain grasshopper density once region and mission timing are accounted for.</w:t>
+              <w:t xml:space="preserve">Table 9: Model summary for temperature effects on grasshopper density. Generalized additive model (GAM) with Tweedie family distribution examining whether temperature influences grasshopper density while accounting for region, mission, and farmer as random effects. Temperature was not significant, indicating that temperature does not meaningfully explain grasshopper density once region and mission timing are accounted for.</w:t>
             </w:r>
           </w:p>
           <w:p>
@@ -43566,12 +46068,12 @@
               </w:tc>
             </w:tr>
           </w:tbl>
-          <w:bookmarkEnd w:id="91"/>
+          <w:bookmarkEnd w:id="92"/>
         </w:tc>
       </w:tr>
     </w:tbl>
-    <w:bookmarkStart w:id="119" w:name="refs"/>
-    <w:bookmarkStart w:id="93" w:name="ref-brooks2017glmmtmb"/>
+    <w:bookmarkStart w:id="120" w:name="refs"/>
+    <w:bookmarkStart w:id="94" w:name="ref-brooks2017glmmtmb"/>
     <w:p>
       <w:pPr>
         <w:pStyle w:val="Bibliography"/>
@@ -43604,7 +46106,7 @@
       <w:r>
         <w:t xml:space="preserve"> </w:t>
       </w:r>
-      <w:hyperlink r:id="rId92">
+      <w:hyperlink r:id="rId93">
         <w:r>
           <w:rPr>
             <w:rStyle w:val="Hyperlink"/>
@@ -43616,8 +46118,8 @@
         <w:t xml:space="preserve">.</w:t>
       </w:r>
     </w:p>
-    <w:bookmarkEnd w:id="93"/>
-    <w:bookmarkStart w:id="95" w:name="ref-funk2015climate"/>
+    <w:bookmarkEnd w:id="94"/>
+    <w:bookmarkStart w:id="96" w:name="ref-funk2015climate"/>
     <w:p>
       <w:pPr>
         <w:pStyle w:val="Bibliography"/>
@@ -43650,7 +46152,7 @@
       <w:r>
         <w:t xml:space="preserve"> </w:t>
       </w:r>
-      <w:hyperlink r:id="rId94">
+      <w:hyperlink r:id="rId95">
         <w:r>
           <w:rPr>
             <w:rStyle w:val="Hyperlink"/>
@@ -43662,8 +46164,8 @@
         <w:t xml:space="preserve">.</w:t>
       </w:r>
     </w:p>
-    <w:bookmarkEnd w:id="95"/>
-    <w:bookmarkStart w:id="97" w:name="ref-gorelick2017google"/>
+    <w:bookmarkEnd w:id="96"/>
+    <w:bookmarkStart w:id="98" w:name="ref-gorelick2017google"/>
     <w:p>
       <w:pPr>
         <w:pStyle w:val="Bibliography"/>
@@ -43696,7 +46198,7 @@
       <w:r>
         <w:t xml:space="preserve"> </w:t>
       </w:r>
-      <w:hyperlink r:id="rId96">
+      <w:hyperlink r:id="rId97">
         <w:r>
           <w:rPr>
             <w:rStyle w:val="Hyperlink"/>
@@ -43708,8 +46210,8 @@
         <w:t xml:space="preserve">.</w:t>
       </w:r>
     </w:p>
-    <w:bookmarkEnd w:id="97"/>
-    <w:bookmarkStart w:id="99" w:name="ref-hartig2024dharma"/>
+    <w:bookmarkEnd w:id="98"/>
+    <w:bookmarkStart w:id="100" w:name="ref-hartig2024dharma"/>
     <w:p>
       <w:pPr>
         <w:pStyle w:val="Bibliography"/>
@@ -43733,7 +46235,7 @@
       <w:r>
         <w:t xml:space="preserve"> </w:t>
       </w:r>
-      <w:hyperlink r:id="rId98">
+      <w:hyperlink r:id="rId99">
         <w:r>
           <w:rPr>
             <w:rStyle w:val="Hyperlink"/>
@@ -43745,8 +46247,8 @@
         <w:t xml:space="preserve">.</w:t>
       </w:r>
     </w:p>
-    <w:bookmarkEnd w:id="99"/>
-    <w:bookmarkStart w:id="101" w:name="ref-hernangomez2023tidyterra"/>
+    <w:bookmarkEnd w:id="100"/>
+    <w:bookmarkStart w:id="102" w:name="ref-hernangomez2023tidyterra"/>
     <w:p>
       <w:pPr>
         <w:pStyle w:val="Bibliography"/>
@@ -43779,7 +46281,7 @@
       <w:r>
         <w:t xml:space="preserve"> </w:t>
       </w:r>
-      <w:hyperlink r:id="rId100">
+      <w:hyperlink r:id="rId101">
         <w:r>
           <w:rPr>
             <w:rStyle w:val="Hyperlink"/>
@@ -43791,8 +46293,8 @@
         <w:t xml:space="preserve">.</w:t>
       </w:r>
     </w:p>
-    <w:bookmarkEnd w:id="101"/>
-    <w:bookmarkStart w:id="103" w:name="ref-hijmans2025terra"/>
+    <w:bookmarkEnd w:id="102"/>
+    <w:bookmarkStart w:id="104" w:name="ref-hijmans2025terra"/>
     <w:p>
       <w:pPr>
         <w:pStyle w:val="Bibliography"/>
@@ -43816,7 +46318,7 @@
       <w:r>
         <w:t xml:space="preserve"> </w:t>
       </w:r>
-      <w:hyperlink r:id="rId102">
+      <w:hyperlink r:id="rId103">
         <w:r>
           <w:rPr>
             <w:rStyle w:val="Hyperlink"/>
@@ -43828,8 +46330,8 @@
         <w:t xml:space="preserve">.</w:t>
       </w:r>
     </w:p>
-    <w:bookmarkEnd w:id="103"/>
-    <w:bookmarkStart w:id="105" w:name="ref-lenth2025emmeans"/>
+    <w:bookmarkEnd w:id="104"/>
+    <w:bookmarkStart w:id="106" w:name="ref-lenth2025emmeans"/>
     <w:p>
       <w:pPr>
         <w:pStyle w:val="Bibliography"/>
@@ -43853,7 +46355,7 @@
       <w:r>
         <w:t xml:space="preserve"> </w:t>
       </w:r>
-      <w:hyperlink r:id="rId104">
+      <w:hyperlink r:id="rId105">
         <w:r>
           <w:rPr>
             <w:rStyle w:val="Hyperlink"/>
@@ -43865,8 +46367,8 @@
         <w:t xml:space="preserve">.</w:t>
       </w:r>
     </w:p>
-    <w:bookmarkEnd w:id="105"/>
-    <w:bookmarkStart w:id="107" w:name="ref-massicotte2025rnaturalearth"/>
+    <w:bookmarkEnd w:id="106"/>
+    <w:bookmarkStart w:id="108" w:name="ref-massicotte2025rnaturalearth"/>
     <w:p>
       <w:pPr>
         <w:pStyle w:val="Bibliography"/>
@@ -43890,7 +46392,7 @@
       <w:r>
         <w:t xml:space="preserve"> </w:t>
       </w:r>
-      <w:hyperlink r:id="rId106">
+      <w:hyperlink r:id="rId107">
         <w:r>
           <w:rPr>
             <w:rStyle w:val="Hyperlink"/>
@@ -43902,8 +46404,8 @@
         <w:t xml:space="preserve">.</w:t>
       </w:r>
     </w:p>
-    <w:bookmarkEnd w:id="107"/>
-    <w:bookmarkStart w:id="109" w:name="ref-mcgillycuddy2025parsimoniously"/>
+    <w:bookmarkEnd w:id="108"/>
+    <w:bookmarkStart w:id="110" w:name="ref-mcgillycuddy2025parsimoniously"/>
     <w:p>
       <w:pPr>
         <w:pStyle w:val="Bibliography"/>
@@ -43936,7 +46438,7 @@
       <w:r>
         <w:t xml:space="preserve"> </w:t>
       </w:r>
-      <w:hyperlink r:id="rId108">
+      <w:hyperlink r:id="rId109">
         <w:r>
           <w:rPr>
             <w:rStyle w:val="Hyperlink"/>
@@ -43948,8 +46450,8 @@
         <w:t xml:space="preserve">.</w:t>
       </w:r>
     </w:p>
-    <w:bookmarkEnd w:id="109"/>
-    <w:bookmarkStart w:id="111" w:name="ref-simpson2024gratia"/>
+    <w:bookmarkEnd w:id="110"/>
+    <w:bookmarkStart w:id="112" w:name="ref-simpson2024gratia"/>
     <w:p>
       <w:pPr>
         <w:pStyle w:val="Bibliography"/>
@@ -43982,7 +46484,7 @@
       <w:r>
         <w:t xml:space="preserve"> </w:t>
       </w:r>
-      <w:hyperlink r:id="rId110">
+      <w:hyperlink r:id="rId111">
         <w:r>
           <w:rPr>
             <w:rStyle w:val="Hyperlink"/>
@@ -43994,8 +46496,8 @@
         <w:t xml:space="preserve">.</w:t>
       </w:r>
     </w:p>
-    <w:bookmarkEnd w:id="111"/>
-    <w:bookmarkStart w:id="113" w:name="ref-wickham2016ggplot2"/>
+    <w:bookmarkEnd w:id="112"/>
+    <w:bookmarkStart w:id="114" w:name="ref-wickham2016ggplot2"/>
     <w:p>
       <w:pPr>
         <w:pStyle w:val="Bibliography"/>
@@ -44019,7 +46521,7 @@
       <w:r>
         <w:t xml:space="preserve"> </w:t>
       </w:r>
-      <w:hyperlink r:id="rId112">
+      <w:hyperlink r:id="rId113">
         <w:r>
           <w:rPr>
             <w:rStyle w:val="Hyperlink"/>
@@ -44031,8 +46533,8 @@
         <w:t xml:space="preserve">.</w:t>
       </w:r>
     </w:p>
-    <w:bookmarkEnd w:id="113"/>
-    <w:bookmarkStart w:id="115" w:name="ref-wickham2019tidyverse"/>
+    <w:bookmarkEnd w:id="114"/>
+    <w:bookmarkStart w:id="116" w:name="ref-wickham2019tidyverse"/>
     <w:p>
       <w:pPr>
         <w:pStyle w:val="Bibliography"/>
@@ -44065,7 +46567,7 @@
       <w:r>
         <w:t xml:space="preserve"> </w:t>
       </w:r>
-      <w:hyperlink r:id="rId114">
+      <w:hyperlink r:id="rId115">
         <w:r>
           <w:rPr>
             <w:rStyle w:val="Hyperlink"/>
@@ -44077,8 +46579,8 @@
         <w:t xml:space="preserve">.</w:t>
       </w:r>
     </w:p>
-    <w:bookmarkEnd w:id="115"/>
-    <w:bookmarkStart w:id="116" w:name="ref-wood2004stable"/>
+    <w:bookmarkEnd w:id="116"/>
+    <w:bookmarkStart w:id="117" w:name="ref-wood2004stable"/>
     <w:p>
       <w:pPr>
         <w:pStyle w:val="Bibliography"/>
@@ -44109,8 +46611,8 @@
         <w:t xml:space="preserve">99 (467): 673–86.</w:t>
       </w:r>
     </w:p>
-    <w:bookmarkEnd w:id="116"/>
-    <w:bookmarkStart w:id="117" w:name="ref-wood2011fast"/>
+    <w:bookmarkEnd w:id="117"/>
+    <w:bookmarkStart w:id="118" w:name="ref-wood2011fast"/>
     <w:p>
       <w:pPr>
         <w:pStyle w:val="Bibliography"/>
@@ -44141,8 +46643,8 @@
         <w:t xml:space="preserve">73 (1): 3–36.</w:t>
       </w:r>
     </w:p>
-    <w:bookmarkEnd w:id="117"/>
-    <w:bookmarkStart w:id="118" w:name="ref-wood2017generalized"/>
+    <w:bookmarkEnd w:id="118"/>
+    <w:bookmarkStart w:id="119" w:name="ref-wood2017generalized"/>
     <w:p>
       <w:pPr>
         <w:pStyle w:val="Bibliography"/>
@@ -44164,10 +46666,10 @@
         <w:t xml:space="preserve">. 2nd ed. Chapman; Hall/CRC.</w:t>
       </w:r>
     </w:p>
-    <w:bookmarkEnd w:id="118"/>
     <w:bookmarkEnd w:id="119"/>
     <w:bookmarkEnd w:id="120"/>
     <w:bookmarkEnd w:id="121"/>
+    <w:bookmarkEnd w:id="122"/>
     <w:sectPr>
       <w:footnotePr>
         <w:numRestart w:val="eachSect"/>

--- a/R/analysis/manuscript_methods_results.docx
+++ b/R/analysis/manuscript_methods_results.docx
@@ -2143,7 +2143,7 @@
     </w:tbl>
     <w:bookmarkEnd w:id="71"/>
     <w:bookmarkEnd w:id="72"/>
-    <w:bookmarkStart w:id="122" w:name="supplementary-tables"/>
+    <w:bookmarkStart w:id="124" w:name="supplementary-tables"/>
     <w:p>
       <w:pPr>
         <w:pStyle w:val="Heading1"/>
@@ -45310,7 +45310,7 @@
       </w:tr>
     </w:tbl>
     <w:bookmarkEnd w:id="91"/>
-    <w:bookmarkStart w:id="121" w:name="temperature-analysis-table"/>
+    <w:bookmarkStart w:id="93" w:name="temperature-analysis-table"/>
     <w:p>
       <w:pPr>
         <w:pStyle w:val="Heading2"/>
@@ -46072,8 +46072,1511 @@
         </w:tc>
       </w:tr>
     </w:tbl>
-    <w:bookmarkStart w:id="120" w:name="refs"/>
-    <w:bookmarkStart w:id="94" w:name="ref-brooks2017glmmtmb"/>
+    <w:bookmarkEnd w:id="93"/>
+    <w:bookmarkStart w:id="123" w:name="model-summary-table"/>
+    <w:p>
+      <w:pPr>
+        <w:pStyle w:val="Heading2"/>
+      </w:pPr>
+      <w:r>
+        <w:t xml:space="preserve">4.7 Model Summary Table</w:t>
+      </w:r>
+    </w:p>
+    <w:tbl>
+      <w:tblPr>
+        <w:tblStyle w:val="Table"/>
+        <w:tblW w:type="pct" w:w="5000"/>
+        <w:tblLayout w:type="fixed"/>
+        <w:tblLook w:firstRow="0" w:lastRow="0" w:firstColumn="0" w:lastColumn="0" w:noHBand="0" w:noVBand="0" w:val="0000"/>
+      </w:tblPr>
+      <w:tblGrid>
+        <w:gridCol w:w="7920"/>
+      </w:tblGrid>
+      <w:tr>
+        <w:tc>
+          <w:tcPr/>
+          <w:bookmarkStart w:id="94" w:name="tbl-model-summary"/>
+          <w:p>
+            <w:pPr>
+              <w:jc w:val="center"/>
+            </w:pPr>
+            <w:pPr>
+              <w:jc w:val="left"/>
+              <w:spacing w:before="200"/>
+              <w:pStyle w:val="ImageCaption"/>
+            </w:pPr>
+            <w:r>
+              <w:t xml:space="preserve">Table 10: Summary of all statistical models used in the analysis. For each model, the table shows the response variable, statistical family, random effects structure, and sample size (number of observations).</w:t>
+            </w:r>
+          </w:p>
+          <w:p>
+            <w:pPr>
+              <w:spacing w:before="0" w:after="60"/>
+              <w:keepNext/>
+              <w:jc w:val="start"/>
+              <w:pStyle w:val="caption"/>
+            </w:pPr>
+            <w:r>
+              <w:rPr>
+                <w:rFonts w:ascii="Calibri" w:hAnsi="Calibri"/>
+                <w:sz w:val="24"/>
+              </w:rPr>
+              <w:t xml:space="preserve">Table </w:t>
+            </w:r>
+            <w:r>
+              <w:fldChar w:fldCharType="begin" w:dirty="true"/>
+            </w:r>
+            <w:r>
+              <w:instrText xml:space="preserve" w:dirty="true"> SEQ Table \* ARABIC </w:instrText>
+            </w:r>
+            <w:r>
+              <w:fldChar w:fldCharType="separate" w:dirty="true"/>
+            </w:r>
+            <w:r>
+              <w:rPr>
+                <w:noProof/>
+                <w:rFonts w:ascii="Calibri" w:hAnsi="Calibri"/>
+                <w:sz w:val="24"/>
+              </w:rPr>
+              <w:t xml:space="default">1</w:t>
+            </w:r>
+            <w:r>
+              <w:fldChar w:fldCharType="end" w:dirty="true"/>
+            </w:r>
+            <w:r>
+              <w:rPr>
+                <w:rFonts w:ascii="Calibri" w:hAnsi="Calibri"/>
+                <w:sz w:val="24"/>
+              </w:rPr>
+              <w:t xml:space="preserve">: </w:t>
+            </w:r>
+            <w:r>
+              <w:rPr>
+                <w:rFonts w:ascii="Calibri" w:hAnsi="Calibri"/>
+                <w:sz w:val="24"/>
+                <w:color w:val="333333"/>
+              </w:rPr>
+              <w:t xml:space="default">Summary of All Statistical Models</w:t>
+            </w:r>
+          </w:p>
+          <w:tbl xmlns:w="http://schemas.openxmlformats.org/wordprocessingml/2006/main" xmlns:wp="http://schemas.openxmlformats.org/drawingml/2006/wordprocessingDrawing" xmlns:r="http://schemas.openxmlformats.org/officeDocument/2006/relationships" xmlns:w14="http://schemas.microsoft.com/office/word/2010/wordml">
+            <w:tblPr>
+              <w:tblCellMar>
+                <w:top w:w="0" w:type="dxa"/>
+                <w:bottom w:w="0" w:type="dxa"/>
+                <w:start w:w="60" w:type="dxa"/>
+                <w:end w:w="60" w:type="dxa"/>
+              </w:tblCellMar>
+              <w:tblW w:type="auto" w:w="0"/>
+              <w:tblLook w:firstRow="0" w:lastRow="0" w:firstColumn="0" w:lastColumn="0" w:noHBand="0" w:noVBand="0"/>
+              <w:jc w:val="center"/>
+            </w:tblPr>
+            <w:tr>
+              <w:trPr>
+                <w:cantSplit/>
+                <w:tblHeader/>
+              </w:trPr>
+              <w:tc>
+                <w:tcPr>
+                  <w:tcBorders>
+                    <w:top w:val="single" w:sz="16" w:space="0" w:color="D3D3D3"/>
+                    <w:bottom w:val="single" w:sz="16" w:space="0" w:color="D3D3D3"/>
+                    <w:start w:val="single" w:space="0" w:color="D3D3D3"/>
+                  </w:tcBorders>
+                </w:tcPr>
+                <w:p>
+                  <w:pPr>
+                    <w:spacing w:before="0" w:after="60"/>
+                    <w:keepNext/>
+                    <w:jc w:val="start"/>
+                  </w:pPr>
+                  <w:r>
+                    <w:rPr>
+                      <w:rFonts w:ascii="Calibri" w:hAnsi="Calibri"/>
+                      <w:sz w:val="20"/>
+                    </w:rPr>
+                    <w:t xml:space="default">Model</w:t>
+                  </w:r>
+                </w:p>
+              </w:tc>
+              <w:tc>
+                <w:tcPr>
+                  <w:tcBorders>
+                    <w:top w:val="single" w:sz="16" w:space="0" w:color="D3D3D3"/>
+                    <w:bottom w:val="single" w:sz="16" w:space="0" w:color="D3D3D3"/>
+                  </w:tcBorders>
+                </w:tcPr>
+                <w:p>
+                  <w:pPr>
+                    <w:spacing w:before="0" w:after="60"/>
+                    <w:keepNext/>
+                    <w:jc w:val="start"/>
+                  </w:pPr>
+                  <w:r>
+                    <w:rPr>
+                      <w:rFonts w:ascii="Calibri" w:hAnsi="Calibri"/>
+                      <w:sz w:val="20"/>
+                    </w:rPr>
+                    <w:t xml:space="default">Response Variable</w:t>
+                  </w:r>
+                </w:p>
+              </w:tc>
+              <w:tc>
+                <w:tcPr>
+                  <w:tcBorders>
+                    <w:top w:val="single" w:sz="16" w:space="0" w:color="D3D3D3"/>
+                    <w:bottom w:val="single" w:sz="16" w:space="0" w:color="D3D3D3"/>
+                  </w:tcBorders>
+                </w:tcPr>
+                <w:p>
+                  <w:pPr>
+                    <w:spacing w:before="0" w:after="60"/>
+                    <w:keepNext/>
+                    <w:jc w:val="center"/>
+                  </w:pPr>
+                  <w:r>
+                    <w:rPr>
+                      <w:rFonts w:ascii="Calibri" w:hAnsi="Calibri"/>
+                      <w:sz w:val="20"/>
+                    </w:rPr>
+                    <w:t xml:space="default">Statistical Family</w:t>
+                  </w:r>
+                </w:p>
+              </w:tc>
+              <w:tc>
+                <w:tcPr>
+                  <w:tcBorders>
+                    <w:top w:val="single" w:sz="16" w:space="0" w:color="D3D3D3"/>
+                    <w:bottom w:val="single" w:sz="16" w:space="0" w:color="D3D3D3"/>
+                  </w:tcBorders>
+                </w:tcPr>
+                <w:p>
+                  <w:pPr>
+                    <w:spacing w:before="0" w:after="60"/>
+                    <w:keepNext/>
+                    <w:jc w:val="start"/>
+                  </w:pPr>
+                  <w:r>
+                    <w:rPr>
+                      <w:rFonts w:ascii="Calibri" w:hAnsi="Calibri"/>
+                      <w:sz w:val="20"/>
+                    </w:rPr>
+                    <w:t xml:space="default">Random Effects</w:t>
+                  </w:r>
+                </w:p>
+              </w:tc>
+              <w:tc>
+                <w:tcPr>
+                  <w:tcBorders>
+                    <w:top w:val="single" w:sz="16" w:space="0" w:color="D3D3D3"/>
+                    <w:bottom w:val="single" w:sz="16" w:space="0" w:color="D3D3D3"/>
+                    <w:end w:val="single" w:space="0" w:color="D3D3D3"/>
+                  </w:tcBorders>
+                </w:tcPr>
+                <w:p>
+                  <w:pPr>
+                    <w:spacing w:before="0" w:after="60"/>
+                    <w:keepNext/>
+                    <w:jc w:val="center"/>
+                  </w:pPr>
+                  <w:r>
+                    <w:rPr>
+                      <w:rFonts w:ascii="Calibri" w:hAnsi="Calibri"/>
+                      <w:sz w:val="20"/>
+                    </w:rPr>
+                    <w:t xml:space="default">Sample Size (n)</w:t>
+                  </w:r>
+                </w:p>
+              </w:tc>
+            </w:tr>
+            <w:tr>
+              <w:trPr>
+                <w:cantSplit/>
+              </w:trPr>
+              <w:tc>
+                <w:tcPr>
+                  <w:tcBorders>
+                    <w:top w:val="single" w:space="0" w:color="D3D3D3"/>
+                    <w:bottom w:val="single" w:space="0" w:color="D3D3D3"/>
+                    <w:start w:val="single" w:space="0" w:color="D3D3D3"/>
+                    <w:end w:val="single" w:space="0" w:color="D3D3D3"/>
+                  </w:tcBorders>
+                </w:tcPr>
+                <w:p>
+                  <w:pPr>
+                    <w:spacing w:before="0" w:after="60"/>
+                    <w:keepNext/>
+                    <w:jc w:val="start"/>
+                  </w:pPr>
+                  <w:r>
+                    <w:rPr>
+                      <w:rFonts w:ascii="Calibri" w:hAnsi="Calibri"/>
+                      <w:sz w:val="20"/>
+                    </w:rPr>
+                    <w:t xml:space="default">Density Mission 1</w:t>
+                  </w:r>
+                </w:p>
+              </w:tc>
+              <w:tc>
+                <w:tcPr>
+                  <w:tcBorders>
+                    <w:top w:val="single" w:space="0" w:color="D3D3D3"/>
+                    <w:bottom w:val="single" w:space="0" w:color="D3D3D3"/>
+                    <w:start w:val="single" w:space="0" w:color="D3D3D3"/>
+                    <w:end w:val="single" w:space="0" w:color="D3D3D3"/>
+                  </w:tcBorders>
+                </w:tcPr>
+                <w:p>
+                  <w:pPr>
+                    <w:spacing w:before="0" w:after="60"/>
+                    <w:keepNext/>
+                    <w:jc w:val="start"/>
+                  </w:pPr>
+                  <w:r>
+                    <w:rPr>
+                      <w:rFonts w:ascii="Calibri" w:hAnsi="Calibri"/>
+                      <w:sz w:val="20"/>
+                    </w:rPr>
+                    <w:t xml:space="default">Grasshopper count</w:t>
+                  </w:r>
+                </w:p>
+              </w:tc>
+              <w:tc>
+                <w:tcPr>
+                  <w:tcBorders>
+                    <w:top w:val="single" w:space="0" w:color="D3D3D3"/>
+                    <w:bottom w:val="single" w:space="0" w:color="D3D3D3"/>
+                    <w:start w:val="single" w:space="0" w:color="D3D3D3"/>
+                    <w:end w:val="single" w:space="0" w:color="D3D3D3"/>
+                  </w:tcBorders>
+                </w:tcPr>
+                <w:p>
+                  <w:pPr>
+                    <w:spacing w:before="0" w:after="60"/>
+                    <w:keepNext/>
+                    <w:jc w:val="center"/>
+                  </w:pPr>
+                  <w:r>
+                    <w:rPr>
+                      <w:rFonts w:ascii="Calibri" w:hAnsi="Calibri"/>
+                      <w:sz w:val="20"/>
+                    </w:rPr>
+                    <w:t xml:space="default">Poisson</w:t>
+                  </w:r>
+                </w:p>
+              </w:tc>
+              <w:tc>
+                <w:tcPr>
+                  <w:tcBorders>
+                    <w:top w:val="single" w:space="0" w:color="D3D3D3"/>
+                    <w:bottom w:val="single" w:space="0" w:color="D3D3D3"/>
+                    <w:start w:val="single" w:space="0" w:color="D3D3D3"/>
+                    <w:end w:val="single" w:space="0" w:color="D3D3D3"/>
+                  </w:tcBorders>
+                </w:tcPr>
+                <w:p>
+                  <w:pPr>
+                    <w:spacing w:before="0" w:after="60"/>
+                    <w:keepNext/>
+                    <w:jc w:val="start"/>
+                  </w:pPr>
+                  <w:r>
+                    <w:rPr>
+                      <w:rFonts w:ascii="Calibri" w:hAnsi="Calibri"/>
+                      <w:sz w:val="20"/>
+                    </w:rPr>
+                    <w:t xml:space="default">Farmer (1|farmer)</w:t>
+                  </w:r>
+                </w:p>
+              </w:tc>
+              <w:tc>
+                <w:tcPr>
+                  <w:tcBorders>
+                    <w:top w:val="single" w:space="0" w:color="D3D3D3"/>
+                    <w:bottom w:val="single" w:space="0" w:color="D3D3D3"/>
+                    <w:start w:val="single" w:space="0" w:color="D3D3D3"/>
+                    <w:end w:val="single" w:space="0" w:color="D3D3D3"/>
+                  </w:tcBorders>
+                </w:tcPr>
+                <w:p>
+                  <w:pPr>
+                    <w:spacing w:before="0" w:after="60"/>
+                    <w:keepNext/>
+                    <w:jc w:val="center"/>
+                  </w:pPr>
+                  <w:r>
+                    <w:rPr>
+                      <w:rFonts w:ascii="Calibri" w:hAnsi="Calibri"/>
+                      <w:sz w:val="20"/>
+                    </w:rPr>
+                    <w:t xml:space="default">459</w:t>
+                  </w:r>
+                </w:p>
+              </w:tc>
+            </w:tr>
+            <w:tr>
+              <w:trPr>
+                <w:cantSplit/>
+              </w:trPr>
+              <w:tc>
+                <w:tcPr>
+                  <w:tcBorders>
+                    <w:top w:val="single" w:space="0" w:color="D3D3D3"/>
+                    <w:bottom w:val="single" w:space="0" w:color="D3D3D3"/>
+                    <w:start w:val="single" w:space="0" w:color="D3D3D3"/>
+                    <w:end w:val="single" w:space="0" w:color="D3D3D3"/>
+                  </w:tcBorders>
+                </w:tcPr>
+                <w:p>
+                  <w:pPr>
+                    <w:spacing w:before="0" w:after="60"/>
+                    <w:keepNext/>
+                    <w:jc w:val="start"/>
+                  </w:pPr>
+                  <w:r>
+                    <w:rPr>
+                      <w:rFonts w:ascii="Calibri" w:hAnsi="Calibri"/>
+                      <w:sz w:val="20"/>
+                    </w:rPr>
+                    <w:t xml:space="default">Density Mission 2</w:t>
+                  </w:r>
+                </w:p>
+              </w:tc>
+              <w:tc>
+                <w:tcPr>
+                  <w:tcBorders>
+                    <w:top w:val="single" w:space="0" w:color="D3D3D3"/>
+                    <w:bottom w:val="single" w:space="0" w:color="D3D3D3"/>
+                    <w:start w:val="single" w:space="0" w:color="D3D3D3"/>
+                    <w:end w:val="single" w:space="0" w:color="D3D3D3"/>
+                  </w:tcBorders>
+                </w:tcPr>
+                <w:p>
+                  <w:pPr>
+                    <w:spacing w:before="0" w:after="60"/>
+                    <w:keepNext/>
+                    <w:jc w:val="start"/>
+                  </w:pPr>
+                  <w:r>
+                    <w:rPr>
+                      <w:rFonts w:ascii="Calibri" w:hAnsi="Calibri"/>
+                      <w:sz w:val="20"/>
+                    </w:rPr>
+                    <w:t xml:space="default">Grasshopper count</w:t>
+                  </w:r>
+                </w:p>
+              </w:tc>
+              <w:tc>
+                <w:tcPr>
+                  <w:tcBorders>
+                    <w:top w:val="single" w:space="0" w:color="D3D3D3"/>
+                    <w:bottom w:val="single" w:space="0" w:color="D3D3D3"/>
+                    <w:start w:val="single" w:space="0" w:color="D3D3D3"/>
+                    <w:end w:val="single" w:space="0" w:color="D3D3D3"/>
+                  </w:tcBorders>
+                </w:tcPr>
+                <w:p>
+                  <w:pPr>
+                    <w:spacing w:before="0" w:after="60"/>
+                    <w:keepNext/>
+                    <w:jc w:val="center"/>
+                  </w:pPr>
+                  <w:r>
+                    <w:rPr>
+                      <w:rFonts w:ascii="Calibri" w:hAnsi="Calibri"/>
+                      <w:sz w:val="20"/>
+                    </w:rPr>
+                    <w:t xml:space="default">Poisson</w:t>
+                  </w:r>
+                </w:p>
+              </w:tc>
+              <w:tc>
+                <w:tcPr>
+                  <w:tcBorders>
+                    <w:top w:val="single" w:space="0" w:color="D3D3D3"/>
+                    <w:bottom w:val="single" w:space="0" w:color="D3D3D3"/>
+                    <w:start w:val="single" w:space="0" w:color="D3D3D3"/>
+                    <w:end w:val="single" w:space="0" w:color="D3D3D3"/>
+                  </w:tcBorders>
+                </w:tcPr>
+                <w:p>
+                  <w:pPr>
+                    <w:spacing w:before="0" w:after="60"/>
+                    <w:keepNext/>
+                    <w:jc w:val="start"/>
+                  </w:pPr>
+                  <w:r>
+                    <w:rPr>
+                      <w:rFonts w:ascii="Calibri" w:hAnsi="Calibri"/>
+                      <w:sz w:val="20"/>
+                    </w:rPr>
+                    <w:t xml:space="default">Farmer (1|farmer)</w:t>
+                  </w:r>
+                </w:p>
+              </w:tc>
+              <w:tc>
+                <w:tcPr>
+                  <w:tcBorders>
+                    <w:top w:val="single" w:space="0" w:color="D3D3D3"/>
+                    <w:bottom w:val="single" w:space="0" w:color="D3D3D3"/>
+                    <w:start w:val="single" w:space="0" w:color="D3D3D3"/>
+                    <w:end w:val="single" w:space="0" w:color="D3D3D3"/>
+                  </w:tcBorders>
+                </w:tcPr>
+                <w:p>
+                  <w:pPr>
+                    <w:spacing w:before="0" w:after="60"/>
+                    <w:keepNext/>
+                    <w:jc w:val="center"/>
+                  </w:pPr>
+                  <w:r>
+                    <w:rPr>
+                      <w:rFonts w:ascii="Calibri" w:hAnsi="Calibri"/>
+                      <w:sz w:val="20"/>
+                    </w:rPr>
+                    <w:t xml:space="default">457</w:t>
+                  </w:r>
+                </w:p>
+              </w:tc>
+            </w:tr>
+            <w:tr>
+              <w:trPr>
+                <w:cantSplit/>
+              </w:trPr>
+              <w:tc>
+                <w:tcPr>
+                  <w:tcBorders>
+                    <w:top w:val="single" w:space="0" w:color="D3D3D3"/>
+                    <w:bottom w:val="single" w:space="0" w:color="D3D3D3"/>
+                    <w:start w:val="single" w:space="0" w:color="D3D3D3"/>
+                    <w:end w:val="single" w:space="0" w:color="D3D3D3"/>
+                  </w:tcBorders>
+                </w:tcPr>
+                <w:p>
+                  <w:pPr>
+                    <w:spacing w:before="0" w:after="60"/>
+                    <w:keepNext/>
+                    <w:jc w:val="start"/>
+                  </w:pPr>
+                  <w:r>
+                    <w:rPr>
+                      <w:rFonts w:ascii="Calibri" w:hAnsi="Calibri"/>
+                      <w:sz w:val="20"/>
+                    </w:rPr>
+                    <w:t xml:space="default">Density Mission 3</w:t>
+                  </w:r>
+                </w:p>
+              </w:tc>
+              <w:tc>
+                <w:tcPr>
+                  <w:tcBorders>
+                    <w:top w:val="single" w:space="0" w:color="D3D3D3"/>
+                    <w:bottom w:val="single" w:space="0" w:color="D3D3D3"/>
+                    <w:start w:val="single" w:space="0" w:color="D3D3D3"/>
+                    <w:end w:val="single" w:space="0" w:color="D3D3D3"/>
+                  </w:tcBorders>
+                </w:tcPr>
+                <w:p>
+                  <w:pPr>
+                    <w:spacing w:before="0" w:after="60"/>
+                    <w:keepNext/>
+                    <w:jc w:val="start"/>
+                  </w:pPr>
+                  <w:r>
+                    <w:rPr>
+                      <w:rFonts w:ascii="Calibri" w:hAnsi="Calibri"/>
+                      <w:sz w:val="20"/>
+                    </w:rPr>
+                    <w:t xml:space="default">Grasshopper count</w:t>
+                  </w:r>
+                </w:p>
+              </w:tc>
+              <w:tc>
+                <w:tcPr>
+                  <w:tcBorders>
+                    <w:top w:val="single" w:space="0" w:color="D3D3D3"/>
+                    <w:bottom w:val="single" w:space="0" w:color="D3D3D3"/>
+                    <w:start w:val="single" w:space="0" w:color="D3D3D3"/>
+                    <w:end w:val="single" w:space="0" w:color="D3D3D3"/>
+                  </w:tcBorders>
+                </w:tcPr>
+                <w:p>
+                  <w:pPr>
+                    <w:spacing w:before="0" w:after="60"/>
+                    <w:keepNext/>
+                    <w:jc w:val="center"/>
+                  </w:pPr>
+                  <w:r>
+                    <w:rPr>
+                      <w:rFonts w:ascii="Calibri" w:hAnsi="Calibri"/>
+                      <w:sz w:val="20"/>
+                    </w:rPr>
+                    <w:t xml:space="default">Poisson</w:t>
+                  </w:r>
+                </w:p>
+              </w:tc>
+              <w:tc>
+                <w:tcPr>
+                  <w:tcBorders>
+                    <w:top w:val="single" w:space="0" w:color="D3D3D3"/>
+                    <w:bottom w:val="single" w:space="0" w:color="D3D3D3"/>
+                    <w:start w:val="single" w:space="0" w:color="D3D3D3"/>
+                    <w:end w:val="single" w:space="0" w:color="D3D3D3"/>
+                  </w:tcBorders>
+                </w:tcPr>
+                <w:p>
+                  <w:pPr>
+                    <w:spacing w:before="0" w:after="60"/>
+                    <w:keepNext/>
+                    <w:jc w:val="start"/>
+                  </w:pPr>
+                  <w:r>
+                    <w:rPr>
+                      <w:rFonts w:ascii="Calibri" w:hAnsi="Calibri"/>
+                      <w:sz w:val="20"/>
+                    </w:rPr>
+                    <w:t xml:space="default">Farmer (1|farmer)</w:t>
+                  </w:r>
+                </w:p>
+              </w:tc>
+              <w:tc>
+                <w:tcPr>
+                  <w:tcBorders>
+                    <w:top w:val="single" w:space="0" w:color="D3D3D3"/>
+                    <w:bottom w:val="single" w:space="0" w:color="D3D3D3"/>
+                    <w:start w:val="single" w:space="0" w:color="D3D3D3"/>
+                    <w:end w:val="single" w:space="0" w:color="D3D3D3"/>
+                  </w:tcBorders>
+                </w:tcPr>
+                <w:p>
+                  <w:pPr>
+                    <w:spacing w:before="0" w:after="60"/>
+                    <w:keepNext/>
+                    <w:jc w:val="center"/>
+                  </w:pPr>
+                  <w:r>
+                    <w:rPr>
+                      <w:rFonts w:ascii="Calibri" w:hAnsi="Calibri"/>
+                      <w:sz w:val="20"/>
+                    </w:rPr>
+                    <w:t xml:space="default">375</w:t>
+                  </w:r>
+                </w:p>
+              </w:tc>
+            </w:tr>
+            <w:tr>
+              <w:trPr>
+                <w:cantSplit/>
+              </w:trPr>
+              <w:tc>
+                <w:tcPr>
+                  <w:tcBorders>
+                    <w:top w:val="single" w:space="0" w:color="D3D3D3"/>
+                    <w:bottom w:val="single" w:space="0" w:color="D3D3D3"/>
+                    <w:start w:val="single" w:space="0" w:color="D3D3D3"/>
+                    <w:end w:val="single" w:space="0" w:color="D3D3D3"/>
+                  </w:tcBorders>
+                </w:tcPr>
+                <w:p>
+                  <w:pPr>
+                    <w:spacing w:before="0" w:after="60"/>
+                    <w:keepNext/>
+                    <w:jc w:val="start"/>
+                  </w:pPr>
+                  <w:r>
+                    <w:rPr>
+                      <w:rFonts w:ascii="Calibri" w:hAnsi="Calibri"/>
+                      <w:sz w:val="20"/>
+                    </w:rPr>
+                    <w:t xml:space="default">Damage Mission 1</w:t>
+                  </w:r>
+                </w:p>
+              </w:tc>
+              <w:tc>
+                <w:tcPr>
+                  <w:tcBorders>
+                    <w:top w:val="single" w:space="0" w:color="D3D3D3"/>
+                    <w:bottom w:val="single" w:space="0" w:color="D3D3D3"/>
+                    <w:start w:val="single" w:space="0" w:color="D3D3D3"/>
+                    <w:end w:val="single" w:space="0" w:color="D3D3D3"/>
+                  </w:tcBorders>
+                </w:tcPr>
+                <w:p>
+                  <w:pPr>
+                    <w:spacing w:before="0" w:after="60"/>
+                    <w:keepNext/>
+                    <w:jc w:val="start"/>
+                  </w:pPr>
+                  <w:r>
+                    <w:rPr>
+                      <w:rFonts w:ascii="Calibri" w:hAnsi="Calibri"/>
+                      <w:sz w:val="20"/>
+                    </w:rPr>
+                    <w:t xml:space="default">Damage percent</w:t>
+                  </w:r>
+                </w:p>
+              </w:tc>
+              <w:tc>
+                <w:tcPr>
+                  <w:tcBorders>
+                    <w:top w:val="single" w:space="0" w:color="D3D3D3"/>
+                    <w:bottom w:val="single" w:space="0" w:color="D3D3D3"/>
+                    <w:start w:val="single" w:space="0" w:color="D3D3D3"/>
+                    <w:end w:val="single" w:space="0" w:color="D3D3D3"/>
+                  </w:tcBorders>
+                </w:tcPr>
+                <w:p>
+                  <w:pPr>
+                    <w:spacing w:before="0" w:after="60"/>
+                    <w:keepNext/>
+                    <w:jc w:val="center"/>
+                  </w:pPr>
+                  <w:r>
+                    <w:rPr>
+                      <w:rFonts w:ascii="Calibri" w:hAnsi="Calibri"/>
+                      <w:sz w:val="20"/>
+                    </w:rPr>
+                    <w:t xml:space="default">Tweedie</w:t>
+                  </w:r>
+                </w:p>
+              </w:tc>
+              <w:tc>
+                <w:tcPr>
+                  <w:tcBorders>
+                    <w:top w:val="single" w:space="0" w:color="D3D3D3"/>
+                    <w:bottom w:val="single" w:space="0" w:color="D3D3D3"/>
+                    <w:start w:val="single" w:space="0" w:color="D3D3D3"/>
+                    <w:end w:val="single" w:space="0" w:color="D3D3D3"/>
+                  </w:tcBorders>
+                </w:tcPr>
+                <w:p>
+                  <w:pPr>
+                    <w:spacing w:before="0" w:after="60"/>
+                    <w:keepNext/>
+                    <w:jc w:val="start"/>
+                  </w:pPr>
+                  <w:r>
+                    <w:rPr>
+                      <w:rFonts w:ascii="Calibri" w:hAnsi="Calibri"/>
+                      <w:sz w:val="20"/>
+                    </w:rPr>
+                    <w:t xml:space="default">Farmer (1|farmer)</w:t>
+                  </w:r>
+                </w:p>
+              </w:tc>
+              <w:tc>
+                <w:tcPr>
+                  <w:tcBorders>
+                    <w:top w:val="single" w:space="0" w:color="D3D3D3"/>
+                    <w:bottom w:val="single" w:space="0" w:color="D3D3D3"/>
+                    <w:start w:val="single" w:space="0" w:color="D3D3D3"/>
+                    <w:end w:val="single" w:space="0" w:color="D3D3D3"/>
+                  </w:tcBorders>
+                </w:tcPr>
+                <w:p>
+                  <w:pPr>
+                    <w:spacing w:before="0" w:after="60"/>
+                    <w:keepNext/>
+                    <w:jc w:val="center"/>
+                  </w:pPr>
+                  <w:r>
+                    <w:rPr>
+                      <w:rFonts w:ascii="Calibri" w:hAnsi="Calibri"/>
+                      <w:sz w:val="20"/>
+                    </w:rPr>
+                    <w:t xml:space="default">459</w:t>
+                  </w:r>
+                </w:p>
+              </w:tc>
+            </w:tr>
+            <w:tr>
+              <w:trPr>
+                <w:cantSplit/>
+              </w:trPr>
+              <w:tc>
+                <w:tcPr>
+                  <w:tcBorders>
+                    <w:top w:val="single" w:space="0" w:color="D3D3D3"/>
+                    <w:bottom w:val="single" w:space="0" w:color="D3D3D3"/>
+                    <w:start w:val="single" w:space="0" w:color="D3D3D3"/>
+                    <w:end w:val="single" w:space="0" w:color="D3D3D3"/>
+                  </w:tcBorders>
+                </w:tcPr>
+                <w:p>
+                  <w:pPr>
+                    <w:spacing w:before="0" w:after="60"/>
+                    <w:keepNext/>
+                    <w:jc w:val="start"/>
+                  </w:pPr>
+                  <w:r>
+                    <w:rPr>
+                      <w:rFonts w:ascii="Calibri" w:hAnsi="Calibri"/>
+                      <w:sz w:val="20"/>
+                    </w:rPr>
+                    <w:t xml:space="default">Damage Mission 2</w:t>
+                  </w:r>
+                </w:p>
+              </w:tc>
+              <w:tc>
+                <w:tcPr>
+                  <w:tcBorders>
+                    <w:top w:val="single" w:space="0" w:color="D3D3D3"/>
+                    <w:bottom w:val="single" w:space="0" w:color="D3D3D3"/>
+                    <w:start w:val="single" w:space="0" w:color="D3D3D3"/>
+                    <w:end w:val="single" w:space="0" w:color="D3D3D3"/>
+                  </w:tcBorders>
+                </w:tcPr>
+                <w:p>
+                  <w:pPr>
+                    <w:spacing w:before="0" w:after="60"/>
+                    <w:keepNext/>
+                    <w:jc w:val="start"/>
+                  </w:pPr>
+                  <w:r>
+                    <w:rPr>
+                      <w:rFonts w:ascii="Calibri" w:hAnsi="Calibri"/>
+                      <w:sz w:val="20"/>
+                    </w:rPr>
+                    <w:t xml:space="default">Damage percent</w:t>
+                  </w:r>
+                </w:p>
+              </w:tc>
+              <w:tc>
+                <w:tcPr>
+                  <w:tcBorders>
+                    <w:top w:val="single" w:space="0" w:color="D3D3D3"/>
+                    <w:bottom w:val="single" w:space="0" w:color="D3D3D3"/>
+                    <w:start w:val="single" w:space="0" w:color="D3D3D3"/>
+                    <w:end w:val="single" w:space="0" w:color="D3D3D3"/>
+                  </w:tcBorders>
+                </w:tcPr>
+                <w:p>
+                  <w:pPr>
+                    <w:spacing w:before="0" w:after="60"/>
+                    <w:keepNext/>
+                    <w:jc w:val="center"/>
+                  </w:pPr>
+                  <w:r>
+                    <w:rPr>
+                      <w:rFonts w:ascii="Calibri" w:hAnsi="Calibri"/>
+                      <w:sz w:val="20"/>
+                    </w:rPr>
+                    <w:t xml:space="default">Tweedie</w:t>
+                  </w:r>
+                </w:p>
+              </w:tc>
+              <w:tc>
+                <w:tcPr>
+                  <w:tcBorders>
+                    <w:top w:val="single" w:space="0" w:color="D3D3D3"/>
+                    <w:bottom w:val="single" w:space="0" w:color="D3D3D3"/>
+                    <w:start w:val="single" w:space="0" w:color="D3D3D3"/>
+                    <w:end w:val="single" w:space="0" w:color="D3D3D3"/>
+                  </w:tcBorders>
+                </w:tcPr>
+                <w:p>
+                  <w:pPr>
+                    <w:spacing w:before="0" w:after="60"/>
+                    <w:keepNext/>
+                    <w:jc w:val="start"/>
+                  </w:pPr>
+                  <w:r>
+                    <w:rPr>
+                      <w:rFonts w:ascii="Calibri" w:hAnsi="Calibri"/>
+                      <w:sz w:val="20"/>
+                    </w:rPr>
+                    <w:t xml:space="default">Farmer (1|farmer)</w:t>
+                  </w:r>
+                </w:p>
+              </w:tc>
+              <w:tc>
+                <w:tcPr>
+                  <w:tcBorders>
+                    <w:top w:val="single" w:space="0" w:color="D3D3D3"/>
+                    <w:bottom w:val="single" w:space="0" w:color="D3D3D3"/>
+                    <w:start w:val="single" w:space="0" w:color="D3D3D3"/>
+                    <w:end w:val="single" w:space="0" w:color="D3D3D3"/>
+                  </w:tcBorders>
+                </w:tcPr>
+                <w:p>
+                  <w:pPr>
+                    <w:spacing w:before="0" w:after="60"/>
+                    <w:keepNext/>
+                    <w:jc w:val="center"/>
+                  </w:pPr>
+                  <w:r>
+                    <w:rPr>
+                      <w:rFonts w:ascii="Calibri" w:hAnsi="Calibri"/>
+                      <w:sz w:val="20"/>
+                    </w:rPr>
+                    <w:t xml:space="default">457</w:t>
+                  </w:r>
+                </w:p>
+              </w:tc>
+            </w:tr>
+            <w:tr>
+              <w:trPr>
+                <w:cantSplit/>
+              </w:trPr>
+              <w:tc>
+                <w:tcPr>
+                  <w:tcBorders>
+                    <w:top w:val="single" w:space="0" w:color="D3D3D3"/>
+                    <w:bottom w:val="single" w:space="0" w:color="D3D3D3"/>
+                    <w:start w:val="single" w:space="0" w:color="D3D3D3"/>
+                    <w:end w:val="single" w:space="0" w:color="D3D3D3"/>
+                  </w:tcBorders>
+                </w:tcPr>
+                <w:p>
+                  <w:pPr>
+                    <w:spacing w:before="0" w:after="60"/>
+                    <w:keepNext/>
+                    <w:jc w:val="start"/>
+                  </w:pPr>
+                  <w:r>
+                    <w:rPr>
+                      <w:rFonts w:ascii="Calibri" w:hAnsi="Calibri"/>
+                      <w:sz w:val="20"/>
+                    </w:rPr>
+                    <w:t xml:space="default">Damage Mission 3</w:t>
+                  </w:r>
+                </w:p>
+              </w:tc>
+              <w:tc>
+                <w:tcPr>
+                  <w:tcBorders>
+                    <w:top w:val="single" w:space="0" w:color="D3D3D3"/>
+                    <w:bottom w:val="single" w:space="0" w:color="D3D3D3"/>
+                    <w:start w:val="single" w:space="0" w:color="D3D3D3"/>
+                    <w:end w:val="single" w:space="0" w:color="D3D3D3"/>
+                  </w:tcBorders>
+                </w:tcPr>
+                <w:p>
+                  <w:pPr>
+                    <w:spacing w:before="0" w:after="60"/>
+                    <w:keepNext/>
+                    <w:jc w:val="start"/>
+                  </w:pPr>
+                  <w:r>
+                    <w:rPr>
+                      <w:rFonts w:ascii="Calibri" w:hAnsi="Calibri"/>
+                      <w:sz w:val="20"/>
+                    </w:rPr>
+                    <w:t xml:space="default">Damage percent</w:t>
+                  </w:r>
+                </w:p>
+              </w:tc>
+              <w:tc>
+                <w:tcPr>
+                  <w:tcBorders>
+                    <w:top w:val="single" w:space="0" w:color="D3D3D3"/>
+                    <w:bottom w:val="single" w:space="0" w:color="D3D3D3"/>
+                    <w:start w:val="single" w:space="0" w:color="D3D3D3"/>
+                    <w:end w:val="single" w:space="0" w:color="D3D3D3"/>
+                  </w:tcBorders>
+                </w:tcPr>
+                <w:p>
+                  <w:pPr>
+                    <w:spacing w:before="0" w:after="60"/>
+                    <w:keepNext/>
+                    <w:jc w:val="center"/>
+                  </w:pPr>
+                  <w:r>
+                    <w:rPr>
+                      <w:rFonts w:ascii="Calibri" w:hAnsi="Calibri"/>
+                      <w:sz w:val="20"/>
+                    </w:rPr>
+                    <w:t xml:space="default">Tweedie</w:t>
+                  </w:r>
+                </w:p>
+              </w:tc>
+              <w:tc>
+                <w:tcPr>
+                  <w:tcBorders>
+                    <w:top w:val="single" w:space="0" w:color="D3D3D3"/>
+                    <w:bottom w:val="single" w:space="0" w:color="D3D3D3"/>
+                    <w:start w:val="single" w:space="0" w:color="D3D3D3"/>
+                    <w:end w:val="single" w:space="0" w:color="D3D3D3"/>
+                  </w:tcBorders>
+                </w:tcPr>
+                <w:p>
+                  <w:pPr>
+                    <w:spacing w:before="0" w:after="60"/>
+                    <w:keepNext/>
+                    <w:jc w:val="start"/>
+                  </w:pPr>
+                  <w:r>
+                    <w:rPr>
+                      <w:rFonts w:ascii="Calibri" w:hAnsi="Calibri"/>
+                      <w:sz w:val="20"/>
+                    </w:rPr>
+                    <w:t xml:space="default">Farmer (1|farmer)</w:t>
+                  </w:r>
+                </w:p>
+              </w:tc>
+              <w:tc>
+                <w:tcPr>
+                  <w:tcBorders>
+                    <w:top w:val="single" w:space="0" w:color="D3D3D3"/>
+                    <w:bottom w:val="single" w:space="0" w:color="D3D3D3"/>
+                    <w:start w:val="single" w:space="0" w:color="D3D3D3"/>
+                    <w:end w:val="single" w:space="0" w:color="D3D3D3"/>
+                  </w:tcBorders>
+                </w:tcPr>
+                <w:p>
+                  <w:pPr>
+                    <w:spacing w:before="0" w:after="60"/>
+                    <w:keepNext/>
+                    <w:jc w:val="center"/>
+                  </w:pPr>
+                  <w:r>
+                    <w:rPr>
+                      <w:rFonts w:ascii="Calibri" w:hAnsi="Calibri"/>
+                      <w:sz w:val="20"/>
+                    </w:rPr>
+                    <w:t xml:space="default">375</w:t>
+                  </w:r>
+                </w:p>
+              </w:tc>
+            </w:tr>
+            <w:tr>
+              <w:trPr>
+                <w:cantSplit/>
+              </w:trPr>
+              <w:tc>
+                <w:tcPr>
+                  <w:tcBorders>
+                    <w:top w:val="single" w:space="0" w:color="D3D3D3"/>
+                    <w:bottom w:val="single" w:space="0" w:color="D3D3D3"/>
+                    <w:start w:val="single" w:space="0" w:color="D3D3D3"/>
+                    <w:end w:val="single" w:space="0" w:color="D3D3D3"/>
+                  </w:tcBorders>
+                </w:tcPr>
+                <w:p>
+                  <w:pPr>
+                    <w:spacing w:before="0" w:after="60"/>
+                    <w:keepNext/>
+                    <w:jc w:val="start"/>
+                  </w:pPr>
+                  <w:r>
+                    <w:rPr>
+                      <w:rFonts w:ascii="Calibri" w:hAnsi="Calibri"/>
+                      <w:sz w:val="20"/>
+                    </w:rPr>
+                    <w:t xml:space="default">Millet Yield</w:t>
+                  </w:r>
+                </w:p>
+              </w:tc>
+              <w:tc>
+                <w:tcPr>
+                  <w:tcBorders>
+                    <w:top w:val="single" w:space="0" w:color="D3D3D3"/>
+                    <w:bottom w:val="single" w:space="0" w:color="D3D3D3"/>
+                    <w:start w:val="single" w:space="0" w:color="D3D3D3"/>
+                    <w:end w:val="single" w:space="0" w:color="D3D3D3"/>
+                  </w:tcBorders>
+                </w:tcPr>
+                <w:p>
+                  <w:pPr>
+                    <w:spacing w:before="0" w:after="60"/>
+                    <w:keepNext/>
+                    <w:jc w:val="start"/>
+                  </w:pPr>
+                  <w:r>
+                    <w:rPr>
+                      <w:rFonts w:ascii="Calibri" w:hAnsi="Calibri"/>
+                      <w:sz w:val="20"/>
+                    </w:rPr>
+                    <w:t xml:space="default">Yield (kg/ha)</w:t>
+                  </w:r>
+                </w:p>
+              </w:tc>
+              <w:tc>
+                <w:tcPr>
+                  <w:tcBorders>
+                    <w:top w:val="single" w:space="0" w:color="D3D3D3"/>
+                    <w:bottom w:val="single" w:space="0" w:color="D3D3D3"/>
+                    <w:start w:val="single" w:space="0" w:color="D3D3D3"/>
+                    <w:end w:val="single" w:space="0" w:color="D3D3D3"/>
+                  </w:tcBorders>
+                </w:tcPr>
+                <w:p>
+                  <w:pPr>
+                    <w:spacing w:before="0" w:after="60"/>
+                    <w:keepNext/>
+                    <w:jc w:val="center"/>
+                  </w:pPr>
+                  <w:r>
+                    <w:rPr>
+                      <w:rFonts w:ascii="Calibri" w:hAnsi="Calibri"/>
+                      <w:sz w:val="20"/>
+                    </w:rPr>
+                    <w:t xml:space="default">Tweedie</w:t>
+                  </w:r>
+                </w:p>
+              </w:tc>
+              <w:tc>
+                <w:tcPr>
+                  <w:tcBorders>
+                    <w:top w:val="single" w:space="0" w:color="D3D3D3"/>
+                    <w:bottom w:val="single" w:space="0" w:color="D3D3D3"/>
+                    <w:start w:val="single" w:space="0" w:color="D3D3D3"/>
+                    <w:end w:val="single" w:space="0" w:color="D3D3D3"/>
+                  </w:tcBorders>
+                </w:tcPr>
+                <w:p>
+                  <w:pPr>
+                    <w:spacing w:before="0" w:after="60"/>
+                    <w:keepNext/>
+                    <w:jc w:val="start"/>
+                  </w:pPr>
+                  <w:r>
+                    <w:rPr>
+                      <w:rFonts w:ascii="Calibri" w:hAnsi="Calibri"/>
+                      <w:sz w:val="20"/>
+                    </w:rPr>
+                    <w:t xml:space="default">Farmer (1|farmer)</w:t>
+                  </w:r>
+                </w:p>
+              </w:tc>
+              <w:tc>
+                <w:tcPr>
+                  <w:tcBorders>
+                    <w:top w:val="single" w:space="0" w:color="D3D3D3"/>
+                    <w:bottom w:val="single" w:space="0" w:color="D3D3D3"/>
+                    <w:start w:val="single" w:space="0" w:color="D3D3D3"/>
+                    <w:end w:val="single" w:space="0" w:color="D3D3D3"/>
+                  </w:tcBorders>
+                </w:tcPr>
+                <w:p>
+                  <w:pPr>
+                    <w:spacing w:before="0" w:after="60"/>
+                    <w:keepNext/>
+                    <w:jc w:val="center"/>
+                  </w:pPr>
+                  <w:r>
+                    <w:rPr>
+                      <w:rFonts w:ascii="Calibri" w:hAnsi="Calibri"/>
+                      <w:sz w:val="20"/>
+                    </w:rPr>
+                    <w:t xml:space="default">338</w:t>
+                  </w:r>
+                </w:p>
+              </w:tc>
+            </w:tr>
+            <w:tr>
+              <w:trPr>
+                <w:cantSplit/>
+              </w:trPr>
+              <w:tc>
+                <w:tcPr>
+                  <w:tcBorders>
+                    <w:top w:val="single" w:space="0" w:color="D3D3D3"/>
+                    <w:bottom w:val="single" w:space="0" w:color="D3D3D3"/>
+                    <w:start w:val="single" w:space="0" w:color="D3D3D3"/>
+                    <w:end w:val="single" w:space="0" w:color="D3D3D3"/>
+                  </w:tcBorders>
+                </w:tcPr>
+                <w:p>
+                  <w:pPr>
+                    <w:spacing w:before="0" w:after="60"/>
+                    <w:keepNext/>
+                    <w:jc w:val="start"/>
+                  </w:pPr>
+                  <w:r>
+                    <w:rPr>
+                      <w:rFonts w:ascii="Calibri" w:hAnsi="Calibri"/>
+                      <w:sz w:val="20"/>
+                    </w:rPr>
+                    <w:t xml:space="default">Ground Cover Mediation</w:t>
+                  </w:r>
+                </w:p>
+              </w:tc>
+              <w:tc>
+                <w:tcPr>
+                  <w:tcBorders>
+                    <w:top w:val="single" w:space="0" w:color="D3D3D3"/>
+                    <w:bottom w:val="single" w:space="0" w:color="D3D3D3"/>
+                    <w:start w:val="single" w:space="0" w:color="D3D3D3"/>
+                    <w:end w:val="single" w:space="0" w:color="D3D3D3"/>
+                  </w:tcBorders>
+                </w:tcPr>
+                <w:p>
+                  <w:pPr>
+                    <w:spacing w:before="0" w:after="60"/>
+                    <w:keepNext/>
+                    <w:jc w:val="start"/>
+                  </w:pPr>
+                  <w:r>
+                    <w:rPr>
+                      <w:rFonts w:ascii="Calibri" w:hAnsi="Calibri"/>
+                      <w:sz w:val="20"/>
+                    </w:rPr>
+                    <w:t xml:space="default">Grasshopper count</w:t>
+                  </w:r>
+                </w:p>
+              </w:tc>
+              <w:tc>
+                <w:tcPr>
+                  <w:tcBorders>
+                    <w:top w:val="single" w:space="0" w:color="D3D3D3"/>
+                    <w:bottom w:val="single" w:space="0" w:color="D3D3D3"/>
+                    <w:start w:val="single" w:space="0" w:color="D3D3D3"/>
+                    <w:end w:val="single" w:space="0" w:color="D3D3D3"/>
+                  </w:tcBorders>
+                </w:tcPr>
+                <w:p>
+                  <w:pPr>
+                    <w:spacing w:before="0" w:after="60"/>
+                    <w:keepNext/>
+                    <w:jc w:val="center"/>
+                  </w:pPr>
+                  <w:r>
+                    <w:rPr>
+                      <w:rFonts w:ascii="Calibri" w:hAnsi="Calibri"/>
+                      <w:sz w:val="20"/>
+                    </w:rPr>
+                    <w:t xml:space="default">Tweedie</w:t>
+                  </w:r>
+                </w:p>
+              </w:tc>
+              <w:tc>
+                <w:tcPr>
+                  <w:tcBorders>
+                    <w:top w:val="single" w:space="0" w:color="D3D3D3"/>
+                    <w:bottom w:val="single" w:space="0" w:color="D3D3D3"/>
+                    <w:start w:val="single" w:space="0" w:color="D3D3D3"/>
+                    <w:end w:val="single" w:space="0" w:color="D3D3D3"/>
+                  </w:tcBorders>
+                </w:tcPr>
+                <w:p>
+                  <w:pPr>
+                    <w:spacing w:before="0" w:after="60"/>
+                    <w:keepNext/>
+                    <w:jc w:val="start"/>
+                  </w:pPr>
+                  <w:r>
+                    <w:rPr>
+                      <w:rFonts w:ascii="Calibri" w:hAnsi="Calibri"/>
+                      <w:sz w:val="20"/>
+                    </w:rPr>
+                    <w:t xml:space="default">Farmer s(farmer, bs='re')</w:t>
+                  </w:r>
+                </w:p>
+              </w:tc>
+              <w:tc>
+                <w:tcPr>
+                  <w:tcBorders>
+                    <w:top w:val="single" w:space="0" w:color="D3D3D3"/>
+                    <w:bottom w:val="single" w:space="0" w:color="D3D3D3"/>
+                    <w:start w:val="single" w:space="0" w:color="D3D3D3"/>
+                    <w:end w:val="single" w:space="0" w:color="D3D3D3"/>
+                  </w:tcBorders>
+                </w:tcPr>
+                <w:p>
+                  <w:pPr>
+                    <w:spacing w:before="0" w:after="60"/>
+                    <w:keepNext/>
+                    <w:jc w:val="center"/>
+                  </w:pPr>
+                  <w:r>
+                    <w:rPr>
+                      <w:rFonts w:ascii="Calibri" w:hAnsi="Calibri"/>
+                      <w:sz w:val="20"/>
+                    </w:rPr>
+                    <w:t xml:space="default">1,268</w:t>
+                  </w:r>
+                </w:p>
+              </w:tc>
+            </w:tr>
+            <w:tr>
+              <w:trPr>
+                <w:cantSplit/>
+              </w:trPr>
+              <w:tc>
+                <w:tcPr>
+                  <w:tcBorders>
+                    <w:top w:val="single" w:space="0" w:color="D3D3D3"/>
+                    <w:bottom w:val="single" w:space="0" w:color="D3D3D3"/>
+                    <w:start w:val="single" w:space="0" w:color="D3D3D3"/>
+                    <w:end w:val="single" w:space="0" w:color="D3D3D3"/>
+                  </w:tcBorders>
+                </w:tcPr>
+                <w:p>
+                  <w:pPr>
+                    <w:spacing w:before="0" w:after="60"/>
+                    <w:keepNext/>
+                    <w:jc w:val="start"/>
+                  </w:pPr>
+                  <w:r>
+                    <w:rPr>
+                      <w:rFonts w:ascii="Calibri" w:hAnsi="Calibri"/>
+                      <w:sz w:val="20"/>
+                    </w:rPr>
+                    <w:t xml:space="default">Ground Cover × Fertilizer</w:t>
+                  </w:r>
+                </w:p>
+              </w:tc>
+              <w:tc>
+                <w:tcPr>
+                  <w:tcBorders>
+                    <w:top w:val="single" w:space="0" w:color="D3D3D3"/>
+                    <w:bottom w:val="single" w:space="0" w:color="D3D3D3"/>
+                    <w:start w:val="single" w:space="0" w:color="D3D3D3"/>
+                    <w:end w:val="single" w:space="0" w:color="D3D3D3"/>
+                  </w:tcBorders>
+                </w:tcPr>
+                <w:p>
+                  <w:pPr>
+                    <w:spacing w:before="0" w:after="60"/>
+                    <w:keepNext/>
+                    <w:jc w:val="start"/>
+                  </w:pPr>
+                  <w:r>
+                    <w:rPr>
+                      <w:rFonts w:ascii="Calibri" w:hAnsi="Calibri"/>
+                      <w:sz w:val="20"/>
+                    </w:rPr>
+                    <w:t xml:space="default">Ground cover percent</w:t>
+                  </w:r>
+                </w:p>
+              </w:tc>
+              <w:tc>
+                <w:tcPr>
+                  <w:tcBorders>
+                    <w:top w:val="single" w:space="0" w:color="D3D3D3"/>
+                    <w:bottom w:val="single" w:space="0" w:color="D3D3D3"/>
+                    <w:start w:val="single" w:space="0" w:color="D3D3D3"/>
+                    <w:end w:val="single" w:space="0" w:color="D3D3D3"/>
+                  </w:tcBorders>
+                </w:tcPr>
+                <w:p>
+                  <w:pPr>
+                    <w:spacing w:before="0" w:after="60"/>
+                    <w:keepNext/>
+                    <w:jc w:val="center"/>
+                  </w:pPr>
+                  <w:r>
+                    <w:rPr>
+                      <w:rFonts w:ascii="Calibri" w:hAnsi="Calibri"/>
+                      <w:sz w:val="20"/>
+                    </w:rPr>
+                    <w:t xml:space="default">Gaussian</w:t>
+                  </w:r>
+                </w:p>
+              </w:tc>
+              <w:tc>
+                <w:tcPr>
+                  <w:tcBorders>
+                    <w:top w:val="single" w:space="0" w:color="D3D3D3"/>
+                    <w:bottom w:val="single" w:space="0" w:color="D3D3D3"/>
+                    <w:start w:val="single" w:space="0" w:color="D3D3D3"/>
+                    <w:end w:val="single" w:space="0" w:color="D3D3D3"/>
+                  </w:tcBorders>
+                </w:tcPr>
+                <w:p>
+                  <w:pPr>
+                    <w:spacing w:before="0" w:after="60"/>
+                    <w:keepNext/>
+                    <w:jc w:val="start"/>
+                  </w:pPr>
+                  <w:r>
+                    <w:rPr>
+                      <w:rFonts w:ascii="Calibri" w:hAnsi="Calibri"/>
+                      <w:sz w:val="20"/>
+                    </w:rPr>
+                    <w:t xml:space="default">Farmer (1|farmer)</w:t>
+                  </w:r>
+                </w:p>
+              </w:tc>
+              <w:tc>
+                <w:tcPr>
+                  <w:tcBorders>
+                    <w:top w:val="single" w:space="0" w:color="D3D3D3"/>
+                    <w:bottom w:val="single" w:space="0" w:color="D3D3D3"/>
+                    <w:start w:val="single" w:space="0" w:color="D3D3D3"/>
+                    <w:end w:val="single" w:space="0" w:color="D3D3D3"/>
+                  </w:tcBorders>
+                </w:tcPr>
+                <w:p>
+                  <w:pPr>
+                    <w:spacing w:before="0" w:after="60"/>
+                    <w:keepNext/>
+                    <w:jc w:val="center"/>
+                  </w:pPr>
+                  <w:r>
+                    <w:rPr>
+                      <w:rFonts w:ascii="Calibri" w:hAnsi="Calibri"/>
+                      <w:sz w:val="20"/>
+                    </w:rPr>
+                    <w:t xml:space="default">1,268</w:t>
+                  </w:r>
+                </w:p>
+              </w:tc>
+            </w:tr>
+            <w:tr>
+              <w:trPr>
+                <w:cantSplit/>
+              </w:trPr>
+              <w:tc>
+                <w:tcPr>
+                  <w:tcBorders>
+                    <w:top w:val="single" w:space="0" w:color="D3D3D3"/>
+                    <w:bottom w:val="single" w:space="0" w:color="D3D3D3"/>
+                    <w:start w:val="single" w:space="0" w:color="D3D3D3"/>
+                    <w:end w:val="single" w:space="0" w:color="D3D3D3"/>
+                  </w:tcBorders>
+                </w:tcPr>
+                <w:p>
+                  <w:pPr>
+                    <w:spacing w:before="0" w:after="60"/>
+                    <w:keepNext/>
+                    <w:jc w:val="start"/>
+                  </w:pPr>
+                  <w:r>
+                    <w:rPr>
+                      <w:rFonts w:ascii="Calibri" w:hAnsi="Calibri"/>
+                      <w:sz w:val="20"/>
+                    </w:rPr>
+                    <w:t xml:space="default">Temperature Effects</w:t>
+                  </w:r>
+                </w:p>
+              </w:tc>
+              <w:tc>
+                <w:tcPr>
+                  <w:tcBorders>
+                    <w:top w:val="single" w:space="0" w:color="D3D3D3"/>
+                    <w:bottom w:val="single" w:space="0" w:color="D3D3D3"/>
+                    <w:start w:val="single" w:space="0" w:color="D3D3D3"/>
+                    <w:end w:val="single" w:space="0" w:color="D3D3D3"/>
+                  </w:tcBorders>
+                </w:tcPr>
+                <w:p>
+                  <w:pPr>
+                    <w:spacing w:before="0" w:after="60"/>
+                    <w:keepNext/>
+                    <w:jc w:val="start"/>
+                  </w:pPr>
+                  <w:r>
+                    <w:rPr>
+                      <w:rFonts w:ascii="Calibri" w:hAnsi="Calibri"/>
+                      <w:sz w:val="20"/>
+                    </w:rPr>
+                    <w:t xml:space="default">Grasshopper count</w:t>
+                  </w:r>
+                </w:p>
+              </w:tc>
+              <w:tc>
+                <w:tcPr>
+                  <w:tcBorders>
+                    <w:top w:val="single" w:space="0" w:color="D3D3D3"/>
+                    <w:bottom w:val="single" w:space="0" w:color="D3D3D3"/>
+                    <w:start w:val="single" w:space="0" w:color="D3D3D3"/>
+                    <w:end w:val="single" w:space="0" w:color="D3D3D3"/>
+                  </w:tcBorders>
+                </w:tcPr>
+                <w:p>
+                  <w:pPr>
+                    <w:spacing w:before="0" w:after="60"/>
+                    <w:keepNext/>
+                    <w:jc w:val="center"/>
+                  </w:pPr>
+                  <w:r>
+                    <w:rPr>
+                      <w:rFonts w:ascii="Calibri" w:hAnsi="Calibri"/>
+                      <w:sz w:val="20"/>
+                    </w:rPr>
+                    <w:t xml:space="default">Tweedie</w:t>
+                  </w:r>
+                </w:p>
+              </w:tc>
+              <w:tc>
+                <w:tcPr>
+                  <w:tcBorders>
+                    <w:top w:val="single" w:space="0" w:color="D3D3D3"/>
+                    <w:bottom w:val="single" w:space="0" w:color="D3D3D3"/>
+                    <w:start w:val="single" w:space="0" w:color="D3D3D3"/>
+                    <w:end w:val="single" w:space="0" w:color="D3D3D3"/>
+                  </w:tcBorders>
+                </w:tcPr>
+                <w:p>
+                  <w:pPr>
+                    <w:spacing w:before="0" w:after="60"/>
+                    <w:keepNext/>
+                    <w:jc w:val="start"/>
+                  </w:pPr>
+                  <w:r>
+                    <w:rPr>
+                      <w:rFonts w:ascii="Calibri" w:hAnsi="Calibri"/>
+                      <w:sz w:val="20"/>
+                    </w:rPr>
+                    <w:t xml:space="default">Region s(region, bs='re'); Farmer s(farmer, bs='re'); Mission s(mission_number, bs='re')</w:t>
+                  </w:r>
+                </w:p>
+              </w:tc>
+              <w:tc>
+                <w:tcPr>
+                  <w:tcBorders>
+                    <w:top w:val="single" w:space="0" w:color="D3D3D3"/>
+                    <w:bottom w:val="single" w:space="0" w:color="D3D3D3"/>
+                    <w:start w:val="single" w:space="0" w:color="D3D3D3"/>
+                    <w:end w:val="single" w:space="0" w:color="D3D3D3"/>
+                  </w:tcBorders>
+                </w:tcPr>
+                <w:p>
+                  <w:pPr>
+                    <w:spacing w:before="0" w:after="60"/>
+                    <w:keepNext/>
+                    <w:jc w:val="center"/>
+                  </w:pPr>
+                  <w:r>
+                    <w:rPr>
+                      <w:rFonts w:ascii="Calibri" w:hAnsi="Calibri"/>
+                      <w:sz w:val="20"/>
+                    </w:rPr>
+                    <w:t xml:space="default">624</w:t>
+                  </w:r>
+                </w:p>
+              </w:tc>
+            </w:tr>
+            <w:tr>
+              <w:trPr>
+                <w:cantSplit/>
+              </w:trPr>
+              <w:tc>
+                <w:tcPr>
+                  <w:gridSpan w:val="5"/>
+                </w:tcPr>
+                <w:p>
+                  <w:pPr>
+                    <w:spacing w:before="0" w:after="60"/>
+                    <w:keepNext/>
+                  </w:pPr>
+                  <w:r>
+                    <w:rPr>
+                      <w:b w:val="true"/>
+                      <w:rFonts w:ascii="Calibri" w:hAnsi="Calibri"/>
+                      <w:sz w:val="20"/>
+                    </w:rPr>
+                    <w:t xml:space="preserve">Note:</w:t>
+                  </w:r>
+                  <w:r>
+                    <w:rPr>
+                      <w:rFonts w:ascii="Calibri" w:hAnsi="Calibri"/>
+                      <w:sz w:val="20"/>
+                    </w:rPr>
+                    <w:t xml:space="preserve"> All models include fixed effects for fertilizer treatment and region (and their interaction where applicable). Density models used separate analyses for each mission. GAM models used smooth terms s() with re (random effect) basis for random effects; GLMM models used standard random intercept notation (1|farmer).</w:t>
+                  </w:r>
+                </w:p>
+              </w:tc>
+            </w:tr>
+          </w:tbl>
+          <w:bookmarkEnd w:id="94"/>
+        </w:tc>
+      </w:tr>
+    </w:tbl>
+    <w:bookmarkStart w:id="122" w:name="refs"/>
+    <w:bookmarkStart w:id="96" w:name="ref-brooks2017glmmtmb"/>
     <w:p>
       <w:pPr>
         <w:pStyle w:val="Bibliography"/>
@@ -46106,7 +47609,7 @@
       <w:r>
         <w:t xml:space="preserve"> </w:t>
       </w:r>
-      <w:hyperlink r:id="rId93">
+      <w:hyperlink r:id="rId95">
         <w:r>
           <w:rPr>
             <w:rStyle w:val="Hyperlink"/>
@@ -46118,8 +47621,8 @@
         <w:t xml:space="preserve">.</w:t>
       </w:r>
     </w:p>
-    <w:bookmarkEnd w:id="94"/>
-    <w:bookmarkStart w:id="96" w:name="ref-funk2015climate"/>
+    <w:bookmarkEnd w:id="96"/>
+    <w:bookmarkStart w:id="98" w:name="ref-funk2015climate"/>
     <w:p>
       <w:pPr>
         <w:pStyle w:val="Bibliography"/>
@@ -46152,7 +47655,7 @@
       <w:r>
         <w:t xml:space="preserve"> </w:t>
       </w:r>
-      <w:hyperlink r:id="rId95">
+      <w:hyperlink r:id="rId97">
         <w:r>
           <w:rPr>
             <w:rStyle w:val="Hyperlink"/>
@@ -46164,8 +47667,8 @@
         <w:t xml:space="preserve">.</w:t>
       </w:r>
     </w:p>
-    <w:bookmarkEnd w:id="96"/>
-    <w:bookmarkStart w:id="98" w:name="ref-gorelick2017google"/>
+    <w:bookmarkEnd w:id="98"/>
+    <w:bookmarkStart w:id="100" w:name="ref-gorelick2017google"/>
     <w:p>
       <w:pPr>
         <w:pStyle w:val="Bibliography"/>
@@ -46198,7 +47701,7 @@
       <w:r>
         <w:t xml:space="preserve"> </w:t>
       </w:r>
-      <w:hyperlink r:id="rId97">
+      <w:hyperlink r:id="rId99">
         <w:r>
           <w:rPr>
             <w:rStyle w:val="Hyperlink"/>
@@ -46210,8 +47713,8 @@
         <w:t xml:space="preserve">.</w:t>
       </w:r>
     </w:p>
-    <w:bookmarkEnd w:id="98"/>
-    <w:bookmarkStart w:id="100" w:name="ref-hartig2024dharma"/>
+    <w:bookmarkEnd w:id="100"/>
+    <w:bookmarkStart w:id="102" w:name="ref-hartig2024dharma"/>
     <w:p>
       <w:pPr>
         <w:pStyle w:val="Bibliography"/>
@@ -46235,7 +47738,7 @@
       <w:r>
         <w:t xml:space="preserve"> </w:t>
       </w:r>
-      <w:hyperlink r:id="rId99">
+      <w:hyperlink r:id="rId101">
         <w:r>
           <w:rPr>
             <w:rStyle w:val="Hyperlink"/>
@@ -46247,8 +47750,8 @@
         <w:t xml:space="preserve">.</w:t>
       </w:r>
     </w:p>
-    <w:bookmarkEnd w:id="100"/>
-    <w:bookmarkStart w:id="102" w:name="ref-hernangomez2023tidyterra"/>
+    <w:bookmarkEnd w:id="102"/>
+    <w:bookmarkStart w:id="104" w:name="ref-hernangomez2023tidyterra"/>
     <w:p>
       <w:pPr>
         <w:pStyle w:val="Bibliography"/>
@@ -46281,7 +47784,7 @@
       <w:r>
         <w:t xml:space="preserve"> </w:t>
       </w:r>
-      <w:hyperlink r:id="rId101">
+      <w:hyperlink r:id="rId103">
         <w:r>
           <w:rPr>
             <w:rStyle w:val="Hyperlink"/>
@@ -46293,8 +47796,8 @@
         <w:t xml:space="preserve">.</w:t>
       </w:r>
     </w:p>
-    <w:bookmarkEnd w:id="102"/>
-    <w:bookmarkStart w:id="104" w:name="ref-hijmans2025terra"/>
+    <w:bookmarkEnd w:id="104"/>
+    <w:bookmarkStart w:id="106" w:name="ref-hijmans2025terra"/>
     <w:p>
       <w:pPr>
         <w:pStyle w:val="Bibliography"/>
@@ -46318,7 +47821,7 @@
       <w:r>
         <w:t xml:space="preserve"> </w:t>
       </w:r>
-      <w:hyperlink r:id="rId103">
+      <w:hyperlink r:id="rId105">
         <w:r>
           <w:rPr>
             <w:rStyle w:val="Hyperlink"/>
@@ -46330,8 +47833,8 @@
         <w:t xml:space="preserve">.</w:t>
       </w:r>
     </w:p>
-    <w:bookmarkEnd w:id="104"/>
-    <w:bookmarkStart w:id="106" w:name="ref-lenth2025emmeans"/>
+    <w:bookmarkEnd w:id="106"/>
+    <w:bookmarkStart w:id="108" w:name="ref-lenth2025emmeans"/>
     <w:p>
       <w:pPr>
         <w:pStyle w:val="Bibliography"/>
@@ -46355,7 +47858,7 @@
       <w:r>
         <w:t xml:space="preserve"> </w:t>
       </w:r>
-      <w:hyperlink r:id="rId105">
+      <w:hyperlink r:id="rId107">
         <w:r>
           <w:rPr>
             <w:rStyle w:val="Hyperlink"/>
@@ -46367,8 +47870,8 @@
         <w:t xml:space="preserve">.</w:t>
       </w:r>
     </w:p>
-    <w:bookmarkEnd w:id="106"/>
-    <w:bookmarkStart w:id="108" w:name="ref-massicotte2025rnaturalearth"/>
+    <w:bookmarkEnd w:id="108"/>
+    <w:bookmarkStart w:id="110" w:name="ref-massicotte2025rnaturalearth"/>
     <w:p>
       <w:pPr>
         <w:pStyle w:val="Bibliography"/>
@@ -46392,7 +47895,7 @@
       <w:r>
         <w:t xml:space="preserve"> </w:t>
       </w:r>
-      <w:hyperlink r:id="rId107">
+      <w:hyperlink r:id="rId109">
         <w:r>
           <w:rPr>
             <w:rStyle w:val="Hyperlink"/>
@@ -46404,8 +47907,8 @@
         <w:t xml:space="preserve">.</w:t>
       </w:r>
     </w:p>
-    <w:bookmarkEnd w:id="108"/>
-    <w:bookmarkStart w:id="110" w:name="ref-mcgillycuddy2025parsimoniously"/>
+    <w:bookmarkEnd w:id="110"/>
+    <w:bookmarkStart w:id="112" w:name="ref-mcgillycuddy2025parsimoniously"/>
     <w:p>
       <w:pPr>
         <w:pStyle w:val="Bibliography"/>
@@ -46438,7 +47941,7 @@
       <w:r>
         <w:t xml:space="preserve"> </w:t>
       </w:r>
-      <w:hyperlink r:id="rId109">
+      <w:hyperlink r:id="rId111">
         <w:r>
           <w:rPr>
             <w:rStyle w:val="Hyperlink"/>
@@ -46450,8 +47953,8 @@
         <w:t xml:space="preserve">.</w:t>
       </w:r>
     </w:p>
-    <w:bookmarkEnd w:id="110"/>
-    <w:bookmarkStart w:id="112" w:name="ref-simpson2024gratia"/>
+    <w:bookmarkEnd w:id="112"/>
+    <w:bookmarkStart w:id="114" w:name="ref-simpson2024gratia"/>
     <w:p>
       <w:pPr>
         <w:pStyle w:val="Bibliography"/>
@@ -46484,7 +47987,7 @@
       <w:r>
         <w:t xml:space="preserve"> </w:t>
       </w:r>
-      <w:hyperlink r:id="rId111">
+      <w:hyperlink r:id="rId113">
         <w:r>
           <w:rPr>
             <w:rStyle w:val="Hyperlink"/>
@@ -46496,8 +47999,8 @@
         <w:t xml:space="preserve">.</w:t>
       </w:r>
     </w:p>
-    <w:bookmarkEnd w:id="112"/>
-    <w:bookmarkStart w:id="114" w:name="ref-wickham2016ggplot2"/>
+    <w:bookmarkEnd w:id="114"/>
+    <w:bookmarkStart w:id="116" w:name="ref-wickham2016ggplot2"/>
     <w:p>
       <w:pPr>
         <w:pStyle w:val="Bibliography"/>
@@ -46521,7 +48024,7 @@
       <w:r>
         <w:t xml:space="preserve"> </w:t>
       </w:r>
-      <w:hyperlink r:id="rId113">
+      <w:hyperlink r:id="rId115">
         <w:r>
           <w:rPr>
             <w:rStyle w:val="Hyperlink"/>
@@ -46533,8 +48036,8 @@
         <w:t xml:space="preserve">.</w:t>
       </w:r>
     </w:p>
-    <w:bookmarkEnd w:id="114"/>
-    <w:bookmarkStart w:id="116" w:name="ref-wickham2019tidyverse"/>
+    <w:bookmarkEnd w:id="116"/>
+    <w:bookmarkStart w:id="118" w:name="ref-wickham2019tidyverse"/>
     <w:p>
       <w:pPr>
         <w:pStyle w:val="Bibliography"/>
@@ -46567,7 +48070,7 @@
       <w:r>
         <w:t xml:space="preserve"> </w:t>
       </w:r>
-      <w:hyperlink r:id="rId115">
+      <w:hyperlink r:id="rId117">
         <w:r>
           <w:rPr>
             <w:rStyle w:val="Hyperlink"/>
@@ -46579,8 +48082,8 @@
         <w:t xml:space="preserve">.</w:t>
       </w:r>
     </w:p>
-    <w:bookmarkEnd w:id="116"/>
-    <w:bookmarkStart w:id="117" w:name="ref-wood2004stable"/>
+    <w:bookmarkEnd w:id="118"/>
+    <w:bookmarkStart w:id="119" w:name="ref-wood2004stable"/>
     <w:p>
       <w:pPr>
         <w:pStyle w:val="Bibliography"/>
@@ -46611,8 +48114,8 @@
         <w:t xml:space="preserve">99 (467): 673–86.</w:t>
       </w:r>
     </w:p>
-    <w:bookmarkEnd w:id="117"/>
-    <w:bookmarkStart w:id="118" w:name="ref-wood2011fast"/>
+    <w:bookmarkEnd w:id="119"/>
+    <w:bookmarkStart w:id="120" w:name="ref-wood2011fast"/>
     <w:p>
       <w:pPr>
         <w:pStyle w:val="Bibliography"/>
@@ -46643,8 +48146,8 @@
         <w:t xml:space="preserve">73 (1): 3–36.</w:t>
       </w:r>
     </w:p>
-    <w:bookmarkEnd w:id="118"/>
-    <w:bookmarkStart w:id="119" w:name="ref-wood2017generalized"/>
+    <w:bookmarkEnd w:id="120"/>
+    <w:bookmarkStart w:id="121" w:name="ref-wood2017generalized"/>
     <w:p>
       <w:pPr>
         <w:pStyle w:val="Bibliography"/>
@@ -46666,10 +48169,10 @@
         <w:t xml:space="preserve">. 2nd ed. Chapman; Hall/CRC.</w:t>
       </w:r>
     </w:p>
-    <w:bookmarkEnd w:id="119"/>
-    <w:bookmarkEnd w:id="120"/>
     <w:bookmarkEnd w:id="121"/>
     <w:bookmarkEnd w:id="122"/>
+    <w:bookmarkEnd w:id="123"/>
+    <w:bookmarkEnd w:id="124"/>
     <w:sectPr>
       <w:footnotePr>
         <w:numRestart w:val="eachSect"/>

--- a/R/analysis/manuscript_methods_results.docx
+++ b/R/analysis/manuscript_methods_results.docx
@@ -33,7 +33,7 @@
         <w:pStyle w:val="Date"/>
       </w:pPr>
       <w:r>
-        <w:t xml:space="preserve">2026-09-03</w:t>
+        <w:t xml:space="preserve">2026-09-04</w:t>
       </w:r>
     </w:p>
     <w:sdt>

--- a/R/analysis/manuscript_methods_results.docx
+++ b/R/analysis/manuscript_methods_results.docx
@@ -33,7 +33,7 @@
         <w:pStyle w:val="Date"/>
       </w:pPr>
       <w:r>
-        <w:t xml:space="preserve">2026-09-04</w:t>
+        <w:t xml:space="preserve">2026-09-05</w:t>
       </w:r>
     </w:p>
     <w:sdt>
